--- a/deliverables/重庆市九龙坡区城市更新十五五实施方案_报名及采购文件获取操作指引.docx
+++ b/deliverables/重庆市九龙坡区城市更新十五五实施方案_报名及采购文件获取操作指引.docx
@@ -38,7 +38,7 @@
     </w:p>
     <w:p>
       <w:pPr>
-        <w:spacing w:before="0" w:after="80" w:line="288" w:lineRule="auto"/>
+        <w:spacing w:before="0" w:after="40" w:line="288" w:lineRule="auto"/>
         <w:jc w:val="center"/>
         <w:keepLines/>
         <w:keepNext/>
@@ -48,9 +48,26 @@
           <w:rFonts w:ascii="黑体" w:hAnsi="黑体" w:eastAsia="黑体" w:cs="黑体"/>
           <w:b/>
           <w:color w:val="222222"/>
-          <w:sz w:val="30"/>
+          <w:sz w:val="32"/>
         </w:rPr>
-        <w:t>重庆大学设计总院报名及采购文件获取操作指引</w:t>
+        <w:t>联合投标工作方案</w:t>
+      </w:r>
+    </w:p>
+    <w:p>
+      <w:pPr>
+        <w:spacing w:before="0" w:after="80" w:line="288" w:lineRule="auto"/>
+        <w:jc w:val="center"/>
+        <w:keepLines/>
+        <w:keepNext/>
+      </w:pPr>
+      <w:r>
+        <w:rPr>
+          <w:rFonts w:ascii="宋体" w:hAnsi="宋体" w:eastAsia="宋体" w:cs="宋体"/>
+          <w:b w:val="0"/>
+          <w:color w:val="595959"/>
+          <w:sz w:val="24"/>
+        </w:rPr>
+        <w:t>报名、分工、技术方案框架及时间安排</w:t>
       </w:r>
     </w:p>
     <w:p>
@@ -134,7 +151,7 @@
                 <w:color w:val="222222"/>
                 <w:sz w:val="22"/>
               </w:rPr>
-              <w:t>采购文件获取截止时间为2026年9月18日18:00。须完成重庆政府采购网网上报名且审核通过，方视为合法获取采购文件；公告网页所附文件仅供阅览，不能替代正式报名。</w:t>
+              <w:t>采购文件获取截止：2026年9月18日18:00。响应文件递交截止及磋商时间：2026年9月23日14:30。须在重庆政府采购网完成网上报名且审核通过，方视为合法获取采购文件；公告网页所附文件仅供阅览，不能替代正式报名。</w:t>
             </w:r>
           </w:p>
         </w:tc>
@@ -710,7 +727,7 @@
                 <w:color w:val="222222"/>
                 <w:sz w:val="22"/>
               </w:rPr>
-              <w:t>接受</w:t>
+              <w:t>接受。联合体资格细则以磋商文件附件为准。</w:t>
             </w:r>
           </w:p>
         </w:tc>
@@ -798,7 +815,7 @@
           <w:color w:val="1F4E79"/>
           <w:sz w:val="28"/>
         </w:rPr>
-        <w:t>二、报名主体</w:t>
+        <w:t>二、合作基础与报名主体</w:t>
       </w:r>
     </w:p>
     <w:p>
@@ -807,7 +824,6 @@
         <w:ind w:firstLine="420"/>
         <w:jc w:val="both"/>
         <w:keepLines/>
-        <w:keepNext/>
       </w:pPr>
       <w:r>
         <w:rPr>
@@ -815,7 +831,7 @@
           <w:b w:val="0"/>
           <w:sz w:val="24"/>
         </w:rPr>
-        <w:t>现阶段由重庆大学设计总院完成项目报名及正式采购文件获取。报名主体如下：</w:t>
+        <w:t>重庆大学建筑规划设计研究总院有限公司官方资料显示，其具备城乡规划编制甲级资质，并同时具有建筑、市政、工程咨询等资质，与本项目核心资质门槛及重庆本地执行要求相匹配。现阶段由该院完成项目报名及正式采购文件获取。</w:t>
       </w:r>
     </w:p>
     <w:tbl>
@@ -983,7 +999,7 @@
           <w:b w:val="0"/>
           <w:sz w:val="24"/>
         </w:rPr>
-        <w:t>“复旦大学住房政策研究中心”能否作为独立联合体成员，须按磋商文件中的联合体资格条款确认。若研究中心不具备独立供应商主体资格，可按下列方式处理：联合体成员为复旦大学，实施研究团队为复旦大学住房政策研究中心。最终主体名称以磋商文件要求及采购代理机构确认口径为准。</w:t>
+        <w:t>时间较紧：9月18日18:00前须完成合法获取采购文件，9月23日14:30前递交响应文件。本项目接受联合体，但联合体具体资格要求以磋商文件附件为准。</w:t>
       </w:r>
     </w:p>
     <w:p>
@@ -1003,7 +1019,2723 @@
           <w:color w:val="1F4E79"/>
           <w:sz w:val="28"/>
         </w:rPr>
-        <w:t>三、报名操作流程</w:t>
+        <w:t>三、联合投标结构</w:t>
+      </w:r>
+    </w:p>
+    <w:p>
+      <w:pPr>
+        <w:spacing w:before="0" w:after="80" w:line="317" w:lineRule="auto"/>
+        <w:ind w:firstLine="420"/>
+        <w:jc w:val="both"/>
+        <w:keepLines/>
+        <w:keepNext/>
+      </w:pPr>
+      <w:r>
+        <w:rPr>
+          <w:rFonts w:ascii="宋体" w:hAnsi="宋体" w:eastAsia="宋体" w:cs="宋体"/>
+          <w:b w:val="0"/>
+          <w:sz w:val="24"/>
+        </w:rPr>
+        <w:t>拟按下列结构推进联合投标：</w:t>
+      </w:r>
+    </w:p>
+    <w:tbl>
+      <w:tblPr>
+        <w:tblW w:type="dxa" w:w="9072"/>
+        <w:jc w:val="center"/>
+        <w:tblLayout w:type="fixed"/>
+        <w:tblLook w:firstColumn="1" w:firstRow="1" w:lastColumn="0" w:lastRow="0" w:noHBand="0" w:noVBand="1" w:val="04A0"/>
+        <w:tblBorders>
+          <w:top w:val="single" w:sz="4" w:space="0" w:color="8FA4BC"/>
+          <w:left w:val="single" w:sz="4" w:space="0" w:color="8FA4BC"/>
+          <w:bottom w:val="single" w:sz="4" w:space="0" w:color="8FA4BC"/>
+          <w:right w:val="single" w:sz="4" w:space="0" w:color="8FA4BC"/>
+          <w:insideH w:val="single" w:sz="4" w:space="0" w:color="8FA4BC"/>
+          <w:insideV w:val="single" w:sz="4" w:space="0" w:color="8FA4BC"/>
+        </w:tblBorders>
+      </w:tblPr>
+      <w:tblGrid>
+        <w:gridCol w:w="2381"/>
+        <w:gridCol w:w="6690"/>
+      </w:tblGrid>
+      <w:tr>
+        <w:trPr>
+          <w:cantSplit/>
+        </w:trPr>
+        <w:tc>
+          <w:tcPr>
+            <w:tcW w:type="dxa" w:w="2381"/>
+            <w:vAlign w:val="center"/>
+            <w:tcMar>
+              <w:top w:w="50" w:type="dxa"/>
+              <w:left w:w="70" w:type="dxa"/>
+              <w:bottom w:w="50" w:type="dxa"/>
+              <w:right w:w="70" w:type="dxa"/>
+            </w:tcMar>
+            <w:shd w:val="clear" w:color="auto" w:fill="E7EEF5"/>
+          </w:tcPr>
+          <w:p>
+            <w:pPr>
+              <w:spacing w:before="0" w:after="0" w:line="288" w:lineRule="auto"/>
+              <w:jc w:val="center"/>
+              <w:keepLines/>
+              <w:keepNext/>
+            </w:pPr>
+            <w:r/>
+            <w:r>
+              <w:rPr>
+                <w:rFonts w:ascii="黑体" w:hAnsi="黑体" w:eastAsia="黑体" w:cs="黑体"/>
+                <w:b/>
+                <w:color w:val="1F4E79"/>
+                <w:sz w:val="21"/>
+              </w:rPr>
+              <w:t>牵头方</w:t>
+            </w:r>
+          </w:p>
+        </w:tc>
+        <w:tc>
+          <w:tcPr>
+            <w:tcW w:type="dxa" w:w="6690"/>
+            <w:vAlign w:val="center"/>
+            <w:tcMar>
+              <w:top w:w="50" w:type="dxa"/>
+              <w:left w:w="70" w:type="dxa"/>
+              <w:bottom w:w="50" w:type="dxa"/>
+              <w:right w:w="70" w:type="dxa"/>
+            </w:tcMar>
+            <w:shd w:val="clear" w:color="auto" w:fill="FFFFFF"/>
+          </w:tcPr>
+          <w:p>
+            <w:pPr>
+              <w:spacing w:before="0" w:after="0" w:line="288" w:lineRule="auto"/>
+              <w:jc w:val="left"/>
+              <w:keepLines/>
+              <w:keepNext/>
+            </w:pPr>
+            <w:r/>
+            <w:r>
+              <w:rPr>
+                <w:rFonts w:ascii="宋体" w:hAnsi="宋体" w:eastAsia="宋体" w:cs="宋体"/>
+                <w:b/>
+                <w:color w:val="C00000"/>
+                <w:sz w:val="22"/>
+              </w:rPr>
+              <w:t>重庆大学建筑规划设计研究总院有限公司</w:t>
+            </w:r>
+          </w:p>
+        </w:tc>
+      </w:tr>
+      <w:tr>
+        <w:trPr>
+          <w:cantSplit/>
+        </w:trPr>
+        <w:tc>
+          <w:tcPr>
+            <w:tcW w:type="dxa" w:w="2381"/>
+            <w:vAlign w:val="center"/>
+            <w:tcMar>
+              <w:top w:w="50" w:type="dxa"/>
+              <w:left w:w="70" w:type="dxa"/>
+              <w:bottom w:w="50" w:type="dxa"/>
+              <w:right w:w="70" w:type="dxa"/>
+            </w:tcMar>
+            <w:shd w:val="clear" w:color="auto" w:fill="E7EEF5"/>
+          </w:tcPr>
+          <w:p>
+            <w:pPr>
+              <w:spacing w:before="0" w:after="0" w:line="288" w:lineRule="auto"/>
+              <w:jc w:val="center"/>
+              <w:keepLines/>
+            </w:pPr>
+            <w:r/>
+            <w:r>
+              <w:rPr>
+                <w:rFonts w:ascii="黑体" w:hAnsi="黑体" w:eastAsia="黑体" w:cs="黑体"/>
+                <w:b/>
+                <w:color w:val="1F4E79"/>
+                <w:sz w:val="21"/>
+              </w:rPr>
+              <w:t>联合体研究方 / 智库方</w:t>
+            </w:r>
+          </w:p>
+        </w:tc>
+        <w:tc>
+          <w:tcPr>
+            <w:tcW w:type="dxa" w:w="6690"/>
+            <w:vAlign w:val="center"/>
+            <w:tcMar>
+              <w:top w:w="50" w:type="dxa"/>
+              <w:left w:w="70" w:type="dxa"/>
+              <w:bottom w:w="50" w:type="dxa"/>
+              <w:right w:w="70" w:type="dxa"/>
+            </w:tcMar>
+            <w:shd w:val="clear" w:color="auto" w:fill="F7F9FC"/>
+          </w:tcPr>
+          <w:p>
+            <w:pPr>
+              <w:spacing w:before="0" w:after="0" w:line="288" w:lineRule="auto"/>
+              <w:jc w:val="left"/>
+              <w:keepLines/>
+            </w:pPr>
+            <w:r/>
+            <w:r>
+              <w:rPr>
+                <w:rFonts w:ascii="宋体" w:hAnsi="宋体" w:eastAsia="宋体" w:cs="宋体"/>
+                <w:b w:val="0"/>
+                <w:color w:val="222222"/>
+                <w:sz w:val="22"/>
+              </w:rPr>
+              <w:t>复旦大学一侧（主体名称待核）</w:t>
+            </w:r>
+          </w:p>
+        </w:tc>
+      </w:tr>
+    </w:tbl>
+    <w:p>
+      <w:pPr>
+        <w:spacing w:before="120" w:after="80" w:line="317" w:lineRule="auto"/>
+        <w:ind w:firstLine="420"/>
+        <w:jc w:val="both"/>
+        <w:keepLines/>
+      </w:pPr>
+      <w:r>
+        <w:rPr>
+          <w:rFonts w:ascii="宋体" w:hAnsi="宋体" w:eastAsia="宋体" w:cs="宋体"/>
+          <w:b w:val="0"/>
+          <w:sz w:val="24"/>
+        </w:rPr>
+        <w:t>重庆大学设计总院负责甲级规划资质、重庆本地基础、规划技术、空间方案、电子投标和商务组织；复旦一侧负责城市更新战略、住房政策、政策机制、全国案例、“十五五”实施逻辑、评估机制及智库成果。</w:t>
+      </w:r>
+    </w:p>
+    <w:p>
+      <w:pPr>
+        <w:spacing w:before="160" w:after="60" w:line="300" w:lineRule="auto"/>
+        <w:jc w:val="left"/>
+        <w:keepLines/>
+        <w:keepNext/>
+      </w:pPr>
+      <w:r>
+        <w:rPr>
+          <w:rFonts w:ascii="黑体" w:hAnsi="黑体" w:eastAsia="黑体" w:cs="黑体"/>
+          <w:b/>
+          <w:color w:val="1F4E79"/>
+          <w:sz w:val="24"/>
+        </w:rPr>
+        <w:t>须当日核清的主体资格问题</w:t>
+      </w:r>
+    </w:p>
+    <w:p>
+      <w:pPr>
+        <w:spacing w:before="0" w:after="80" w:line="317" w:lineRule="auto"/>
+        <w:ind w:firstLine="420"/>
+        <w:jc w:val="both"/>
+        <w:keepLines/>
+      </w:pPr>
+      <w:r>
+        <w:rPr>
+          <w:rFonts w:ascii="宋体" w:hAnsi="宋体" w:eastAsia="宋体" w:cs="宋体"/>
+          <w:b w:val="0"/>
+          <w:sz w:val="24"/>
+        </w:rPr>
+        <w:t>“复旦大学住房政策研究中心”能否作为联合体成员签署采购合同，须对照磋商文件确认。若研究中心不是独立法人、不具备独立政府采购供应商资格，正式联合体成员应写“复旦大学”，不宜单独写“复旦大学住房政策研究中心”。研究中心可在项目团队和成果署名中体现，例如：</w:t>
+      </w:r>
+    </w:p>
+    <w:tbl>
+      <w:tblPr>
+        <w:tblW w:type="dxa" w:w="9072"/>
+        <w:jc w:val="center"/>
+        <w:tblLayout w:type="fixed"/>
+        <w:tblLook w:firstColumn="1" w:firstRow="1" w:lastColumn="0" w:lastRow="0" w:noHBand="0" w:noVBand="1" w:val="04A0"/>
+        <w:tblBorders>
+          <w:top w:val="single" w:sz="4" w:space="0" w:color="8FA4BC"/>
+          <w:left w:val="single" w:sz="4" w:space="0" w:color="8FA4BC"/>
+          <w:bottom w:val="single" w:sz="4" w:space="0" w:color="8FA4BC"/>
+          <w:right w:val="single" w:sz="4" w:space="0" w:color="8FA4BC"/>
+          <w:insideH w:val="single" w:sz="4" w:space="0" w:color="8FA4BC"/>
+          <w:insideV w:val="single" w:sz="4" w:space="0" w:color="8FA4BC"/>
+        </w:tblBorders>
+      </w:tblPr>
+      <w:tblGrid>
+        <w:gridCol w:w="2381"/>
+        <w:gridCol w:w="6690"/>
+      </w:tblGrid>
+      <w:tr>
+        <w:trPr>
+          <w:cantSplit/>
+        </w:trPr>
+        <w:tc>
+          <w:tcPr>
+            <w:tcW w:type="dxa" w:w="2381"/>
+            <w:vAlign w:val="center"/>
+            <w:tcMar>
+              <w:top w:w="50" w:type="dxa"/>
+              <w:left w:w="70" w:type="dxa"/>
+              <w:bottom w:w="50" w:type="dxa"/>
+              <w:right w:w="70" w:type="dxa"/>
+            </w:tcMar>
+            <w:shd w:val="clear" w:color="auto" w:fill="E7EEF5"/>
+          </w:tcPr>
+          <w:p>
+            <w:pPr>
+              <w:spacing w:before="0" w:after="0" w:line="288" w:lineRule="auto"/>
+              <w:jc w:val="center"/>
+              <w:keepLines/>
+              <w:keepNext/>
+            </w:pPr>
+            <w:r/>
+            <w:r>
+              <w:rPr>
+                <w:rFonts w:ascii="黑体" w:hAnsi="黑体" w:eastAsia="黑体" w:cs="黑体"/>
+                <w:b/>
+                <w:color w:val="1F4E79"/>
+                <w:sz w:val="21"/>
+              </w:rPr>
+              <w:t>联合体成员</w:t>
+            </w:r>
+          </w:p>
+        </w:tc>
+        <w:tc>
+          <w:tcPr>
+            <w:tcW w:type="dxa" w:w="6690"/>
+            <w:vAlign w:val="center"/>
+            <w:tcMar>
+              <w:top w:w="50" w:type="dxa"/>
+              <w:left w:w="70" w:type="dxa"/>
+              <w:bottom w:w="50" w:type="dxa"/>
+              <w:right w:w="70" w:type="dxa"/>
+            </w:tcMar>
+            <w:shd w:val="clear" w:color="auto" w:fill="FFFFFF"/>
+          </w:tcPr>
+          <w:p>
+            <w:pPr>
+              <w:spacing w:before="0" w:after="0" w:line="288" w:lineRule="auto"/>
+              <w:jc w:val="left"/>
+              <w:keepLines/>
+              <w:keepNext/>
+            </w:pPr>
+            <w:r/>
+            <w:r>
+              <w:rPr>
+                <w:rFonts w:ascii="宋体" w:hAnsi="宋体" w:eastAsia="宋体" w:cs="宋体"/>
+                <w:b/>
+                <w:color w:val="C00000"/>
+                <w:sz w:val="22"/>
+              </w:rPr>
+              <w:t>复旦大学</w:t>
+            </w:r>
+          </w:p>
+        </w:tc>
+      </w:tr>
+      <w:tr>
+        <w:trPr>
+          <w:cantSplit/>
+        </w:trPr>
+        <w:tc>
+          <w:tcPr>
+            <w:tcW w:type="dxa" w:w="2381"/>
+            <w:vAlign w:val="center"/>
+            <w:tcMar>
+              <w:top w:w="50" w:type="dxa"/>
+              <w:left w:w="70" w:type="dxa"/>
+              <w:bottom w:w="50" w:type="dxa"/>
+              <w:right w:w="70" w:type="dxa"/>
+            </w:tcMar>
+            <w:shd w:val="clear" w:color="auto" w:fill="E7EEF5"/>
+          </w:tcPr>
+          <w:p>
+            <w:pPr>
+              <w:spacing w:before="0" w:after="0" w:line="288" w:lineRule="auto"/>
+              <w:jc w:val="center"/>
+              <w:keepLines/>
+            </w:pPr>
+            <w:r/>
+            <w:r>
+              <w:rPr>
+                <w:rFonts w:ascii="黑体" w:hAnsi="黑体" w:eastAsia="黑体" w:cs="黑体"/>
+                <w:b/>
+                <w:color w:val="1F4E79"/>
+                <w:sz w:val="21"/>
+              </w:rPr>
+              <w:t>项目实施团队</w:t>
+            </w:r>
+          </w:p>
+        </w:tc>
+        <w:tc>
+          <w:tcPr>
+            <w:tcW w:type="dxa" w:w="6690"/>
+            <w:vAlign w:val="center"/>
+            <w:tcMar>
+              <w:top w:w="50" w:type="dxa"/>
+              <w:left w:w="70" w:type="dxa"/>
+              <w:bottom w:w="50" w:type="dxa"/>
+              <w:right w:w="70" w:type="dxa"/>
+            </w:tcMar>
+            <w:shd w:val="clear" w:color="auto" w:fill="F7F9FC"/>
+          </w:tcPr>
+          <w:p>
+            <w:pPr>
+              <w:spacing w:before="0" w:after="0" w:line="288" w:lineRule="auto"/>
+              <w:jc w:val="left"/>
+              <w:keepLines/>
+            </w:pPr>
+            <w:r/>
+            <w:r>
+              <w:rPr>
+                <w:rFonts w:ascii="宋体" w:hAnsi="宋体" w:eastAsia="宋体" w:cs="宋体"/>
+                <w:b w:val="0"/>
+                <w:color w:val="222222"/>
+                <w:sz w:val="22"/>
+              </w:rPr>
+              <w:t>复旦大学住房政策研究中心</w:t>
+            </w:r>
+          </w:p>
+        </w:tc>
+      </w:tr>
+    </w:tbl>
+    <w:p>
+      <w:pPr>
+        <w:spacing w:before="120" w:after="80" w:line="317" w:lineRule="auto"/>
+        <w:ind w:firstLine="420"/>
+        <w:jc w:val="both"/>
+        <w:keepLines/>
+      </w:pPr>
+      <w:r>
+        <w:rPr>
+          <w:rFonts w:ascii="宋体" w:hAnsi="宋体" w:eastAsia="宋体" w:cs="宋体"/>
+          <w:b w:val="0"/>
+          <w:sz w:val="24"/>
+        </w:rPr>
+        <w:t>请重庆大学设计总院商务人员对照磋商文件确认，必要时当日电话询问采购代理机构（023-63024313）。联合体资格细则以采购文件附件为准。最终主体名称以磋商文件要求及代理机构确认口径为准。</w:t>
+      </w:r>
+    </w:p>
+    <w:p>
+      <w:pPr>
+        <w:spacing w:before="200" w:after="120" w:line="300" w:lineRule="auto"/>
+        <w:jc w:val="left"/>
+        <w:keepLines/>
+        <w:keepNext/>
+        <w:pBdr>
+          <w:bottom w:val="single" w:sz="12" w:space="3" w:color="1F4E79"/>
+        </w:pBdr>
+      </w:pPr>
+      <w:r>
+        <w:rPr>
+          <w:rFonts w:ascii="黑体" w:hAnsi="黑体" w:eastAsia="黑体" w:cs="黑体"/>
+          <w:b/>
+          <w:color w:val="1F4E79"/>
+          <w:sz w:val="28"/>
+        </w:rPr>
+        <w:t>四、双方工作分工</w:t>
+      </w:r>
+    </w:p>
+    <w:p>
+      <w:pPr>
+        <w:spacing w:before="0" w:after="80" w:line="317" w:lineRule="auto"/>
+        <w:ind w:firstLine="420"/>
+        <w:jc w:val="both"/>
+        <w:keepLines/>
+        <w:keepNext/>
+      </w:pPr>
+      <w:r>
+        <w:rPr>
+          <w:rFonts w:ascii="宋体" w:hAnsi="宋体" w:eastAsia="宋体" w:cs="宋体"/>
+          <w:b w:val="0"/>
+          <w:sz w:val="24"/>
+        </w:rPr>
+        <w:t>复旦一侧不承担规划制图主责，定位为战略、政策与智库研究，与重庆大学设计总院的规划技术能力形成互补。</w:t>
+      </w:r>
+    </w:p>
+    <w:tbl>
+      <w:tblPr>
+        <w:tblW w:type="dxa" w:w="9072"/>
+        <w:jc w:val="center"/>
+        <w:tblLayout w:type="fixed"/>
+        <w:tblLook w:firstColumn="1" w:firstRow="1" w:lastColumn="0" w:lastRow="0" w:noHBand="0" w:noVBand="1" w:val="04A0"/>
+        <w:tblBorders>
+          <w:top w:val="single" w:sz="4" w:space="0" w:color="8FA4BC"/>
+          <w:left w:val="single" w:sz="4" w:space="0" w:color="8FA4BC"/>
+          <w:bottom w:val="single" w:sz="4" w:space="0" w:color="8FA4BC"/>
+          <w:right w:val="single" w:sz="4" w:space="0" w:color="8FA4BC"/>
+          <w:insideH w:val="single" w:sz="4" w:space="0" w:color="8FA4BC"/>
+          <w:insideV w:val="single" w:sz="4" w:space="0" w:color="8FA4BC"/>
+        </w:tblBorders>
+      </w:tblPr>
+      <w:tblGrid>
+        <w:gridCol w:w="3061"/>
+        <w:gridCol w:w="1814"/>
+        <w:gridCol w:w="2268"/>
+        <w:gridCol w:w="1927"/>
+      </w:tblGrid>
+      <w:tr>
+        <w:trPr>
+          <w:tblHeader/>
+          <w:cantSplit/>
+        </w:trPr>
+        <w:tc>
+          <w:tcPr>
+            <w:tcW w:type="dxa" w:w="3061"/>
+            <w:vAlign w:val="center"/>
+            <w:tcMar>
+              <w:top w:w="36" w:type="dxa"/>
+              <w:left w:w="50" w:type="dxa"/>
+              <w:bottom w:w="36" w:type="dxa"/>
+              <w:right w:w="50" w:type="dxa"/>
+            </w:tcMar>
+            <w:shd w:val="clear" w:color="auto" w:fill="1F4E79"/>
+          </w:tcPr>
+          <w:p>
+            <w:pPr>
+              <w:spacing w:before="0" w:after="0" w:line="288" w:lineRule="auto"/>
+              <w:jc w:val="center"/>
+              <w:keepLines/>
+            </w:pPr>
+            <w:r/>
+            <w:r>
+              <w:rPr>
+                <w:rFonts w:ascii="黑体" w:hAnsi="黑体" w:eastAsia="黑体" w:cs="黑体"/>
+                <w:b/>
+                <w:color w:val="FFFFFF"/>
+                <w:sz w:val="19"/>
+              </w:rPr>
+              <w:t>工作模块</w:t>
+            </w:r>
+          </w:p>
+        </w:tc>
+        <w:tc>
+          <w:tcPr>
+            <w:tcW w:type="dxa" w:w="1814"/>
+            <w:vAlign w:val="center"/>
+            <w:tcMar>
+              <w:top w:w="36" w:type="dxa"/>
+              <w:left w:w="50" w:type="dxa"/>
+              <w:bottom w:w="36" w:type="dxa"/>
+              <w:right w:w="50" w:type="dxa"/>
+            </w:tcMar>
+            <w:shd w:val="clear" w:color="auto" w:fill="1F4E79"/>
+          </w:tcPr>
+          <w:p>
+            <w:pPr>
+              <w:spacing w:before="0" w:after="0" w:line="288" w:lineRule="auto"/>
+              <w:jc w:val="center"/>
+              <w:keepLines/>
+            </w:pPr>
+            <w:r/>
+            <w:r>
+              <w:rPr>
+                <w:rFonts w:ascii="黑体" w:hAnsi="黑体" w:eastAsia="黑体" w:cs="黑体"/>
+                <w:b/>
+                <w:color w:val="FFFFFF"/>
+                <w:sz w:val="19"/>
+              </w:rPr>
+              <w:t>重大总院</w:t>
+            </w:r>
+          </w:p>
+        </w:tc>
+        <w:tc>
+          <w:tcPr>
+            <w:tcW w:type="dxa" w:w="2268"/>
+            <w:vAlign w:val="center"/>
+            <w:tcMar>
+              <w:top w:w="36" w:type="dxa"/>
+              <w:left w:w="50" w:type="dxa"/>
+              <w:bottom w:w="36" w:type="dxa"/>
+              <w:right w:w="50" w:type="dxa"/>
+            </w:tcMar>
+            <w:shd w:val="clear" w:color="auto" w:fill="1F4E79"/>
+          </w:tcPr>
+          <w:p>
+            <w:pPr>
+              <w:spacing w:before="0" w:after="0" w:line="288" w:lineRule="auto"/>
+              <w:jc w:val="center"/>
+              <w:keepLines/>
+            </w:pPr>
+            <w:r/>
+            <w:r>
+              <w:rPr>
+                <w:rFonts w:ascii="黑体" w:hAnsi="黑体" w:eastAsia="黑体" w:cs="黑体"/>
+                <w:b/>
+                <w:color w:val="FFFFFF"/>
+                <w:sz w:val="19"/>
+              </w:rPr>
+              <w:t>复旦中心</w:t>
+            </w:r>
+          </w:p>
+        </w:tc>
+        <w:tc>
+          <w:tcPr>
+            <w:tcW w:type="dxa" w:w="1927"/>
+            <w:vAlign w:val="center"/>
+            <w:tcMar>
+              <w:top w:w="36" w:type="dxa"/>
+              <w:left w:w="50" w:type="dxa"/>
+              <w:bottom w:w="36" w:type="dxa"/>
+              <w:right w:w="50" w:type="dxa"/>
+            </w:tcMar>
+            <w:shd w:val="clear" w:color="auto" w:fill="1F4E79"/>
+          </w:tcPr>
+          <w:p>
+            <w:pPr>
+              <w:spacing w:before="0" w:after="0" w:line="288" w:lineRule="auto"/>
+              <w:jc w:val="center"/>
+              <w:keepLines/>
+            </w:pPr>
+            <w:r/>
+            <w:r>
+              <w:rPr>
+                <w:rFonts w:ascii="黑体" w:hAnsi="黑体" w:eastAsia="黑体" w:cs="黑体"/>
+                <w:b/>
+                <w:color w:val="FFFFFF"/>
+                <w:sz w:val="19"/>
+              </w:rPr>
+              <w:t>牵头</w:t>
+            </w:r>
+          </w:p>
+        </w:tc>
+      </w:tr>
+      <w:tr>
+        <w:trPr>
+          <w:cantSplit/>
+        </w:trPr>
+        <w:tc>
+          <w:tcPr>
+            <w:tcW w:type="dxa" w:w="3061"/>
+            <w:vAlign w:val="center"/>
+            <w:tcMar>
+              <w:top w:w="36" w:type="dxa"/>
+              <w:left w:w="50" w:type="dxa"/>
+              <w:bottom w:w="36" w:type="dxa"/>
+              <w:right w:w="50" w:type="dxa"/>
+            </w:tcMar>
+            <w:shd w:val="clear" w:color="auto" w:fill="FFFFFF"/>
+          </w:tcPr>
+          <w:p>
+            <w:pPr>
+              <w:spacing w:before="0" w:after="0" w:line="288" w:lineRule="auto"/>
+              <w:jc w:val="left"/>
+              <w:keepLines/>
+            </w:pPr>
+            <w:r/>
+            <w:r>
+              <w:rPr>
+                <w:rFonts w:ascii="宋体" w:hAnsi="宋体" w:eastAsia="宋体" w:cs="宋体"/>
+                <w:b w:val="0"/>
+                <w:color w:val="222222"/>
+                <w:sz w:val="19"/>
+              </w:rPr>
+              <w:t>政府采购报名</w:t>
+            </w:r>
+          </w:p>
+        </w:tc>
+        <w:tc>
+          <w:tcPr>
+            <w:tcW w:type="dxa" w:w="1814"/>
+            <w:vAlign w:val="center"/>
+            <w:tcMar>
+              <w:top w:w="36" w:type="dxa"/>
+              <w:left w:w="50" w:type="dxa"/>
+              <w:bottom w:w="36" w:type="dxa"/>
+              <w:right w:w="50" w:type="dxa"/>
+            </w:tcMar>
+            <w:shd w:val="clear" w:color="auto" w:fill="FFFFFF"/>
+          </w:tcPr>
+          <w:p>
+            <w:pPr>
+              <w:spacing w:before="0" w:after="0" w:line="288" w:lineRule="auto"/>
+              <w:jc w:val="center"/>
+              <w:keepLines/>
+            </w:pPr>
+            <w:r/>
+            <w:r>
+              <w:rPr>
+                <w:rFonts w:ascii="宋体" w:hAnsi="宋体" w:eastAsia="宋体" w:cs="宋体"/>
+                <w:b w:val="0"/>
+                <w:color w:val="222222"/>
+                <w:sz w:val="19"/>
+              </w:rPr>
+              <w:t>★★★★★</w:t>
+            </w:r>
+          </w:p>
+        </w:tc>
+        <w:tc>
+          <w:tcPr>
+            <w:tcW w:type="dxa" w:w="2268"/>
+            <w:vAlign w:val="center"/>
+            <w:tcMar>
+              <w:top w:w="36" w:type="dxa"/>
+              <w:left w:w="50" w:type="dxa"/>
+              <w:bottom w:w="36" w:type="dxa"/>
+              <w:right w:w="50" w:type="dxa"/>
+            </w:tcMar>
+            <w:shd w:val="clear" w:color="auto" w:fill="FFFFFF"/>
+          </w:tcPr>
+          <w:p>
+            <w:pPr>
+              <w:spacing w:before="0" w:after="0" w:line="288" w:lineRule="auto"/>
+              <w:jc w:val="center"/>
+              <w:keepLines/>
+            </w:pPr>
+            <w:r/>
+            <w:r>
+              <w:rPr>
+                <w:rFonts w:ascii="宋体" w:hAnsi="宋体" w:eastAsia="宋体" w:cs="宋体"/>
+                <w:b w:val="0"/>
+                <w:color w:val="222222"/>
+                <w:sz w:val="19"/>
+              </w:rPr>
+              <w:t>配合</w:t>
+            </w:r>
+          </w:p>
+        </w:tc>
+        <w:tc>
+          <w:tcPr>
+            <w:tcW w:type="dxa" w:w="1927"/>
+            <w:vAlign w:val="center"/>
+            <w:tcMar>
+              <w:top w:w="36" w:type="dxa"/>
+              <w:left w:w="50" w:type="dxa"/>
+              <w:bottom w:w="36" w:type="dxa"/>
+              <w:right w:w="50" w:type="dxa"/>
+            </w:tcMar>
+            <w:shd w:val="clear" w:color="auto" w:fill="FFFFFF"/>
+          </w:tcPr>
+          <w:p>
+            <w:pPr>
+              <w:spacing w:before="0" w:after="0" w:line="288" w:lineRule="auto"/>
+              <w:jc w:val="center"/>
+              <w:keepLines/>
+            </w:pPr>
+            <w:r/>
+            <w:r>
+              <w:rPr>
+                <w:rFonts w:ascii="宋体" w:hAnsi="宋体" w:eastAsia="宋体" w:cs="宋体"/>
+                <w:b w:val="0"/>
+                <w:color w:val="222222"/>
+                <w:sz w:val="19"/>
+              </w:rPr>
+              <w:t>重大总院</w:t>
+            </w:r>
+          </w:p>
+        </w:tc>
+      </w:tr>
+      <w:tr>
+        <w:trPr>
+          <w:cantSplit/>
+        </w:trPr>
+        <w:tc>
+          <w:tcPr>
+            <w:tcW w:type="dxa" w:w="3061"/>
+            <w:vAlign w:val="center"/>
+            <w:tcMar>
+              <w:top w:w="36" w:type="dxa"/>
+              <w:left w:w="50" w:type="dxa"/>
+              <w:bottom w:w="36" w:type="dxa"/>
+              <w:right w:w="50" w:type="dxa"/>
+            </w:tcMar>
+            <w:shd w:val="clear" w:color="auto" w:fill="F7F9FC"/>
+          </w:tcPr>
+          <w:p>
+            <w:pPr>
+              <w:spacing w:before="0" w:after="0" w:line="288" w:lineRule="auto"/>
+              <w:jc w:val="left"/>
+              <w:keepLines/>
+            </w:pPr>
+            <w:r/>
+            <w:r>
+              <w:rPr>
+                <w:rFonts w:ascii="宋体" w:hAnsi="宋体" w:eastAsia="宋体" w:cs="宋体"/>
+                <w:b w:val="0"/>
+                <w:color w:val="222222"/>
+                <w:sz w:val="19"/>
+              </w:rPr>
+              <w:t>重庆采购网注册 / CA</w:t>
+            </w:r>
+          </w:p>
+        </w:tc>
+        <w:tc>
+          <w:tcPr>
+            <w:tcW w:type="dxa" w:w="1814"/>
+            <w:vAlign w:val="center"/>
+            <w:tcMar>
+              <w:top w:w="36" w:type="dxa"/>
+              <w:left w:w="50" w:type="dxa"/>
+              <w:bottom w:w="36" w:type="dxa"/>
+              <w:right w:w="50" w:type="dxa"/>
+            </w:tcMar>
+            <w:shd w:val="clear" w:color="auto" w:fill="F7F9FC"/>
+          </w:tcPr>
+          <w:p>
+            <w:pPr>
+              <w:spacing w:before="0" w:after="0" w:line="288" w:lineRule="auto"/>
+              <w:jc w:val="center"/>
+              <w:keepLines/>
+            </w:pPr>
+            <w:r/>
+            <w:r>
+              <w:rPr>
+                <w:rFonts w:ascii="宋体" w:hAnsi="宋体" w:eastAsia="宋体" w:cs="宋体"/>
+                <w:b w:val="0"/>
+                <w:color w:val="222222"/>
+                <w:sz w:val="19"/>
+              </w:rPr>
+              <w:t>★★★★★</w:t>
+            </w:r>
+          </w:p>
+        </w:tc>
+        <w:tc>
+          <w:tcPr>
+            <w:tcW w:type="dxa" w:w="2268"/>
+            <w:vAlign w:val="center"/>
+            <w:tcMar>
+              <w:top w:w="36" w:type="dxa"/>
+              <w:left w:w="50" w:type="dxa"/>
+              <w:bottom w:w="36" w:type="dxa"/>
+              <w:right w:w="50" w:type="dxa"/>
+            </w:tcMar>
+            <w:shd w:val="clear" w:color="auto" w:fill="F7F9FC"/>
+          </w:tcPr>
+          <w:p>
+            <w:pPr>
+              <w:spacing w:before="0" w:after="0" w:line="288" w:lineRule="auto"/>
+              <w:jc w:val="center"/>
+              <w:keepLines/>
+            </w:pPr>
+            <w:r/>
+            <w:r>
+              <w:rPr>
+                <w:rFonts w:ascii="宋体" w:hAnsi="宋体" w:eastAsia="宋体" w:cs="宋体"/>
+                <w:b w:val="0"/>
+                <w:color w:val="222222"/>
+                <w:sz w:val="19"/>
+              </w:rPr>
+              <w:t>核主体资格</w:t>
+            </w:r>
+          </w:p>
+        </w:tc>
+        <w:tc>
+          <w:tcPr>
+            <w:tcW w:type="dxa" w:w="1927"/>
+            <w:vAlign w:val="center"/>
+            <w:tcMar>
+              <w:top w:w="36" w:type="dxa"/>
+              <w:left w:w="50" w:type="dxa"/>
+              <w:bottom w:w="36" w:type="dxa"/>
+              <w:right w:w="50" w:type="dxa"/>
+            </w:tcMar>
+            <w:shd w:val="clear" w:color="auto" w:fill="F7F9FC"/>
+          </w:tcPr>
+          <w:p>
+            <w:pPr>
+              <w:spacing w:before="0" w:after="0" w:line="288" w:lineRule="auto"/>
+              <w:jc w:val="center"/>
+              <w:keepLines/>
+            </w:pPr>
+            <w:r/>
+            <w:r>
+              <w:rPr>
+                <w:rFonts w:ascii="宋体" w:hAnsi="宋体" w:eastAsia="宋体" w:cs="宋体"/>
+                <w:b w:val="0"/>
+                <w:color w:val="222222"/>
+                <w:sz w:val="19"/>
+              </w:rPr>
+              <w:t>重大总院</w:t>
+            </w:r>
+          </w:p>
+        </w:tc>
+      </w:tr>
+      <w:tr>
+        <w:trPr>
+          <w:cantSplit/>
+        </w:trPr>
+        <w:tc>
+          <w:tcPr>
+            <w:tcW w:type="dxa" w:w="3061"/>
+            <w:vAlign w:val="center"/>
+            <w:tcMar>
+              <w:top w:w="36" w:type="dxa"/>
+              <w:left w:w="50" w:type="dxa"/>
+              <w:bottom w:w="36" w:type="dxa"/>
+              <w:right w:w="50" w:type="dxa"/>
+            </w:tcMar>
+            <w:shd w:val="clear" w:color="auto" w:fill="FFFFFF"/>
+          </w:tcPr>
+          <w:p>
+            <w:pPr>
+              <w:spacing w:before="0" w:after="0" w:line="288" w:lineRule="auto"/>
+              <w:jc w:val="left"/>
+              <w:keepLines/>
+            </w:pPr>
+            <w:r/>
+            <w:r>
+              <w:rPr>
+                <w:rFonts w:ascii="宋体" w:hAnsi="宋体" w:eastAsia="宋体" w:cs="宋体"/>
+                <w:b w:val="0"/>
+                <w:color w:val="222222"/>
+                <w:sz w:val="19"/>
+              </w:rPr>
+              <w:t>联合体协议</w:t>
+            </w:r>
+          </w:p>
+        </w:tc>
+        <w:tc>
+          <w:tcPr>
+            <w:tcW w:type="dxa" w:w="1814"/>
+            <w:vAlign w:val="center"/>
+            <w:tcMar>
+              <w:top w:w="36" w:type="dxa"/>
+              <w:left w:w="50" w:type="dxa"/>
+              <w:bottom w:w="36" w:type="dxa"/>
+              <w:right w:w="50" w:type="dxa"/>
+            </w:tcMar>
+            <w:shd w:val="clear" w:color="auto" w:fill="FFFFFF"/>
+          </w:tcPr>
+          <w:p>
+            <w:pPr>
+              <w:spacing w:before="0" w:after="0" w:line="288" w:lineRule="auto"/>
+              <w:jc w:val="center"/>
+              <w:keepLines/>
+            </w:pPr>
+            <w:r/>
+            <w:r>
+              <w:rPr>
+                <w:rFonts w:ascii="宋体" w:hAnsi="宋体" w:eastAsia="宋体" w:cs="宋体"/>
+                <w:b w:val="0"/>
+                <w:color w:val="222222"/>
+                <w:sz w:val="19"/>
+              </w:rPr>
+              <w:t>起草</w:t>
+            </w:r>
+          </w:p>
+        </w:tc>
+        <w:tc>
+          <w:tcPr>
+            <w:tcW w:type="dxa" w:w="2268"/>
+            <w:vAlign w:val="center"/>
+            <w:tcMar>
+              <w:top w:w="36" w:type="dxa"/>
+              <w:left w:w="50" w:type="dxa"/>
+              <w:bottom w:w="36" w:type="dxa"/>
+              <w:right w:w="50" w:type="dxa"/>
+            </w:tcMar>
+            <w:shd w:val="clear" w:color="auto" w:fill="FFFFFF"/>
+          </w:tcPr>
+          <w:p>
+            <w:pPr>
+              <w:spacing w:before="0" w:after="0" w:line="288" w:lineRule="auto"/>
+              <w:jc w:val="center"/>
+              <w:keepLines/>
+            </w:pPr>
+            <w:r/>
+            <w:r>
+              <w:rPr>
+                <w:rFonts w:ascii="宋体" w:hAnsi="宋体" w:eastAsia="宋体" w:cs="宋体"/>
+                <w:b w:val="0"/>
+                <w:color w:val="222222"/>
+                <w:sz w:val="19"/>
+              </w:rPr>
+              <w:t>审核、盖章</w:t>
+            </w:r>
+          </w:p>
+        </w:tc>
+        <w:tc>
+          <w:tcPr>
+            <w:tcW w:type="dxa" w:w="1927"/>
+            <w:vAlign w:val="center"/>
+            <w:tcMar>
+              <w:top w:w="36" w:type="dxa"/>
+              <w:left w:w="50" w:type="dxa"/>
+              <w:bottom w:w="36" w:type="dxa"/>
+              <w:right w:w="50" w:type="dxa"/>
+            </w:tcMar>
+            <w:shd w:val="clear" w:color="auto" w:fill="FFFFFF"/>
+          </w:tcPr>
+          <w:p>
+            <w:pPr>
+              <w:spacing w:before="0" w:after="0" w:line="288" w:lineRule="auto"/>
+              <w:jc w:val="center"/>
+              <w:keepLines/>
+            </w:pPr>
+            <w:r/>
+            <w:r>
+              <w:rPr>
+                <w:rFonts w:ascii="宋体" w:hAnsi="宋体" w:eastAsia="宋体" w:cs="宋体"/>
+                <w:b w:val="0"/>
+                <w:color w:val="222222"/>
+                <w:sz w:val="19"/>
+              </w:rPr>
+              <w:t>重大总院</w:t>
+            </w:r>
+          </w:p>
+        </w:tc>
+      </w:tr>
+      <w:tr>
+        <w:trPr>
+          <w:cantSplit/>
+        </w:trPr>
+        <w:tc>
+          <w:tcPr>
+            <w:tcW w:type="dxa" w:w="3061"/>
+            <w:vAlign w:val="center"/>
+            <w:tcMar>
+              <w:top w:w="36" w:type="dxa"/>
+              <w:left w:w="50" w:type="dxa"/>
+              <w:bottom w:w="36" w:type="dxa"/>
+              <w:right w:w="50" w:type="dxa"/>
+            </w:tcMar>
+            <w:shd w:val="clear" w:color="auto" w:fill="F7F9FC"/>
+          </w:tcPr>
+          <w:p>
+            <w:pPr>
+              <w:spacing w:before="0" w:after="0" w:line="288" w:lineRule="auto"/>
+              <w:jc w:val="left"/>
+              <w:keepLines/>
+            </w:pPr>
+            <w:r/>
+            <w:r>
+              <w:rPr>
+                <w:rFonts w:ascii="宋体" w:hAnsi="宋体" w:eastAsia="宋体" w:cs="宋体"/>
+                <w:b w:val="0"/>
+                <w:color w:val="222222"/>
+                <w:sz w:val="19"/>
+              </w:rPr>
+              <w:t>甲级规划资质</w:t>
+            </w:r>
+          </w:p>
+        </w:tc>
+        <w:tc>
+          <w:tcPr>
+            <w:tcW w:type="dxa" w:w="1814"/>
+            <w:vAlign w:val="center"/>
+            <w:tcMar>
+              <w:top w:w="36" w:type="dxa"/>
+              <w:left w:w="50" w:type="dxa"/>
+              <w:bottom w:w="36" w:type="dxa"/>
+              <w:right w:w="50" w:type="dxa"/>
+            </w:tcMar>
+            <w:shd w:val="clear" w:color="auto" w:fill="F7F9FC"/>
+          </w:tcPr>
+          <w:p>
+            <w:pPr>
+              <w:spacing w:before="0" w:after="0" w:line="288" w:lineRule="auto"/>
+              <w:jc w:val="center"/>
+              <w:keepLines/>
+            </w:pPr>
+            <w:r/>
+            <w:r>
+              <w:rPr>
+                <w:rFonts w:ascii="宋体" w:hAnsi="宋体" w:eastAsia="宋体" w:cs="宋体"/>
+                <w:b w:val="0"/>
+                <w:color w:val="222222"/>
+                <w:sz w:val="19"/>
+              </w:rPr>
+              <w:t>提供</w:t>
+            </w:r>
+          </w:p>
+        </w:tc>
+        <w:tc>
+          <w:tcPr>
+            <w:tcW w:type="dxa" w:w="2268"/>
+            <w:vAlign w:val="center"/>
+            <w:tcMar>
+              <w:top w:w="36" w:type="dxa"/>
+              <w:left w:w="50" w:type="dxa"/>
+              <w:bottom w:w="36" w:type="dxa"/>
+              <w:right w:w="50" w:type="dxa"/>
+            </w:tcMar>
+            <w:shd w:val="clear" w:color="auto" w:fill="F7F9FC"/>
+          </w:tcPr>
+          <w:p>
+            <w:pPr>
+              <w:spacing w:before="0" w:after="0" w:line="288" w:lineRule="auto"/>
+              <w:jc w:val="center"/>
+              <w:keepLines/>
+            </w:pPr>
+            <w:r/>
+            <w:r>
+              <w:rPr>
+                <w:rFonts w:ascii="宋体" w:hAnsi="宋体" w:eastAsia="宋体" w:cs="宋体"/>
+                <w:b w:val="0"/>
+                <w:color w:val="222222"/>
+                <w:sz w:val="19"/>
+              </w:rPr>
+              <w:t>—</w:t>
+            </w:r>
+          </w:p>
+        </w:tc>
+        <w:tc>
+          <w:tcPr>
+            <w:tcW w:type="dxa" w:w="1927"/>
+            <w:vAlign w:val="center"/>
+            <w:tcMar>
+              <w:top w:w="36" w:type="dxa"/>
+              <w:left w:w="50" w:type="dxa"/>
+              <w:bottom w:w="36" w:type="dxa"/>
+              <w:right w:w="50" w:type="dxa"/>
+            </w:tcMar>
+            <w:shd w:val="clear" w:color="auto" w:fill="F7F9FC"/>
+          </w:tcPr>
+          <w:p>
+            <w:pPr>
+              <w:spacing w:before="0" w:after="0" w:line="288" w:lineRule="auto"/>
+              <w:jc w:val="center"/>
+              <w:keepLines/>
+            </w:pPr>
+            <w:r/>
+            <w:r>
+              <w:rPr>
+                <w:rFonts w:ascii="宋体" w:hAnsi="宋体" w:eastAsia="宋体" w:cs="宋体"/>
+                <w:b w:val="0"/>
+                <w:color w:val="222222"/>
+                <w:sz w:val="19"/>
+              </w:rPr>
+              <w:t>重大总院</w:t>
+            </w:r>
+          </w:p>
+        </w:tc>
+      </w:tr>
+      <w:tr>
+        <w:trPr>
+          <w:cantSplit/>
+        </w:trPr>
+        <w:tc>
+          <w:tcPr>
+            <w:tcW w:type="dxa" w:w="3061"/>
+            <w:vAlign w:val="center"/>
+            <w:tcMar>
+              <w:top w:w="36" w:type="dxa"/>
+              <w:left w:w="50" w:type="dxa"/>
+              <w:bottom w:w="36" w:type="dxa"/>
+              <w:right w:w="50" w:type="dxa"/>
+            </w:tcMar>
+            <w:shd w:val="clear" w:color="auto" w:fill="FFFFFF"/>
+          </w:tcPr>
+          <w:p>
+            <w:pPr>
+              <w:spacing w:before="0" w:after="0" w:line="288" w:lineRule="auto"/>
+              <w:jc w:val="left"/>
+              <w:keepLines/>
+            </w:pPr>
+            <w:r/>
+            <w:r>
+              <w:rPr>
+                <w:rFonts w:ascii="宋体" w:hAnsi="宋体" w:eastAsia="宋体" w:cs="宋体"/>
+                <w:b w:val="0"/>
+                <w:color w:val="222222"/>
+                <w:sz w:val="19"/>
+              </w:rPr>
+              <w:t>商务标总体组织</w:t>
+            </w:r>
+          </w:p>
+        </w:tc>
+        <w:tc>
+          <w:tcPr>
+            <w:tcW w:type="dxa" w:w="1814"/>
+            <w:vAlign w:val="center"/>
+            <w:tcMar>
+              <w:top w:w="36" w:type="dxa"/>
+              <w:left w:w="50" w:type="dxa"/>
+              <w:bottom w:w="36" w:type="dxa"/>
+              <w:right w:w="50" w:type="dxa"/>
+            </w:tcMar>
+            <w:shd w:val="clear" w:color="auto" w:fill="FFFFFF"/>
+          </w:tcPr>
+          <w:p>
+            <w:pPr>
+              <w:spacing w:before="0" w:after="0" w:line="288" w:lineRule="auto"/>
+              <w:jc w:val="center"/>
+              <w:keepLines/>
+            </w:pPr>
+            <w:r/>
+            <w:r>
+              <w:rPr>
+                <w:rFonts w:ascii="宋体" w:hAnsi="宋体" w:eastAsia="宋体" w:cs="宋体"/>
+                <w:b w:val="0"/>
+                <w:color w:val="222222"/>
+                <w:sz w:val="19"/>
+              </w:rPr>
+              <w:t>★★★★★</w:t>
+            </w:r>
+          </w:p>
+        </w:tc>
+        <w:tc>
+          <w:tcPr>
+            <w:tcW w:type="dxa" w:w="2268"/>
+            <w:vAlign w:val="center"/>
+            <w:tcMar>
+              <w:top w:w="36" w:type="dxa"/>
+              <w:left w:w="50" w:type="dxa"/>
+              <w:bottom w:w="36" w:type="dxa"/>
+              <w:right w:w="50" w:type="dxa"/>
+            </w:tcMar>
+            <w:shd w:val="clear" w:color="auto" w:fill="FFFFFF"/>
+          </w:tcPr>
+          <w:p>
+            <w:pPr>
+              <w:spacing w:before="0" w:after="0" w:line="288" w:lineRule="auto"/>
+              <w:jc w:val="center"/>
+              <w:keepLines/>
+            </w:pPr>
+            <w:r/>
+            <w:r>
+              <w:rPr>
+                <w:rFonts w:ascii="宋体" w:hAnsi="宋体" w:eastAsia="宋体" w:cs="宋体"/>
+                <w:b w:val="0"/>
+                <w:color w:val="222222"/>
+                <w:sz w:val="19"/>
+              </w:rPr>
+              <w:t>提供本方材料</w:t>
+            </w:r>
+          </w:p>
+        </w:tc>
+        <w:tc>
+          <w:tcPr>
+            <w:tcW w:type="dxa" w:w="1927"/>
+            <w:vAlign w:val="center"/>
+            <w:tcMar>
+              <w:top w:w="36" w:type="dxa"/>
+              <w:left w:w="50" w:type="dxa"/>
+              <w:bottom w:w="36" w:type="dxa"/>
+              <w:right w:w="50" w:type="dxa"/>
+            </w:tcMar>
+            <w:shd w:val="clear" w:color="auto" w:fill="FFFFFF"/>
+          </w:tcPr>
+          <w:p>
+            <w:pPr>
+              <w:spacing w:before="0" w:after="0" w:line="288" w:lineRule="auto"/>
+              <w:jc w:val="center"/>
+              <w:keepLines/>
+            </w:pPr>
+            <w:r/>
+            <w:r>
+              <w:rPr>
+                <w:rFonts w:ascii="宋体" w:hAnsi="宋体" w:eastAsia="宋体" w:cs="宋体"/>
+                <w:b w:val="0"/>
+                <w:color w:val="222222"/>
+                <w:sz w:val="19"/>
+              </w:rPr>
+              <w:t>重大总院</w:t>
+            </w:r>
+          </w:p>
+        </w:tc>
+      </w:tr>
+      <w:tr>
+        <w:trPr>
+          <w:cantSplit/>
+        </w:trPr>
+        <w:tc>
+          <w:tcPr>
+            <w:tcW w:type="dxa" w:w="3061"/>
+            <w:vAlign w:val="center"/>
+            <w:tcMar>
+              <w:top w:w="36" w:type="dxa"/>
+              <w:left w:w="50" w:type="dxa"/>
+              <w:bottom w:w="36" w:type="dxa"/>
+              <w:right w:w="50" w:type="dxa"/>
+            </w:tcMar>
+            <w:shd w:val="clear" w:color="auto" w:fill="F7F9FC"/>
+          </w:tcPr>
+          <w:p>
+            <w:pPr>
+              <w:spacing w:before="0" w:after="0" w:line="288" w:lineRule="auto"/>
+              <w:jc w:val="left"/>
+              <w:keepLines/>
+            </w:pPr>
+            <w:r/>
+            <w:r>
+              <w:rPr>
+                <w:rFonts w:ascii="宋体" w:hAnsi="宋体" w:eastAsia="宋体" w:cs="宋体"/>
+                <w:b w:val="0"/>
+                <w:color w:val="222222"/>
+                <w:sz w:val="19"/>
+              </w:rPr>
+              <w:t>重庆 / 九龙坡现状研究</w:t>
+            </w:r>
+          </w:p>
+        </w:tc>
+        <w:tc>
+          <w:tcPr>
+            <w:tcW w:type="dxa" w:w="1814"/>
+            <w:vAlign w:val="center"/>
+            <w:tcMar>
+              <w:top w:w="36" w:type="dxa"/>
+              <w:left w:w="50" w:type="dxa"/>
+              <w:bottom w:w="36" w:type="dxa"/>
+              <w:right w:w="50" w:type="dxa"/>
+            </w:tcMar>
+            <w:shd w:val="clear" w:color="auto" w:fill="F7F9FC"/>
+          </w:tcPr>
+          <w:p>
+            <w:pPr>
+              <w:spacing w:before="0" w:after="0" w:line="288" w:lineRule="auto"/>
+              <w:jc w:val="center"/>
+              <w:keepLines/>
+            </w:pPr>
+            <w:r/>
+            <w:r>
+              <w:rPr>
+                <w:rFonts w:ascii="宋体" w:hAnsi="宋体" w:eastAsia="宋体" w:cs="宋体"/>
+                <w:b w:val="0"/>
+                <w:color w:val="222222"/>
+                <w:sz w:val="19"/>
+              </w:rPr>
+              <w:t>★★★★★</w:t>
+            </w:r>
+          </w:p>
+        </w:tc>
+        <w:tc>
+          <w:tcPr>
+            <w:tcW w:type="dxa" w:w="2268"/>
+            <w:vAlign w:val="center"/>
+            <w:tcMar>
+              <w:top w:w="36" w:type="dxa"/>
+              <w:left w:w="50" w:type="dxa"/>
+              <w:bottom w:w="36" w:type="dxa"/>
+              <w:right w:w="50" w:type="dxa"/>
+            </w:tcMar>
+            <w:shd w:val="clear" w:color="auto" w:fill="F7F9FC"/>
+          </w:tcPr>
+          <w:p>
+            <w:pPr>
+              <w:spacing w:before="0" w:after="0" w:line="288" w:lineRule="auto"/>
+              <w:jc w:val="center"/>
+              <w:keepLines/>
+            </w:pPr>
+            <w:r/>
+            <w:r>
+              <w:rPr>
+                <w:rFonts w:ascii="宋体" w:hAnsi="宋体" w:eastAsia="宋体" w:cs="宋体"/>
+                <w:b w:val="0"/>
+                <w:color w:val="222222"/>
+                <w:sz w:val="19"/>
+              </w:rPr>
+              <w:t>★★★</w:t>
+            </w:r>
+          </w:p>
+        </w:tc>
+        <w:tc>
+          <w:tcPr>
+            <w:tcW w:type="dxa" w:w="1927"/>
+            <w:vAlign w:val="center"/>
+            <w:tcMar>
+              <w:top w:w="36" w:type="dxa"/>
+              <w:left w:w="50" w:type="dxa"/>
+              <w:bottom w:w="36" w:type="dxa"/>
+              <w:right w:w="50" w:type="dxa"/>
+            </w:tcMar>
+            <w:shd w:val="clear" w:color="auto" w:fill="F7F9FC"/>
+          </w:tcPr>
+          <w:p>
+            <w:pPr>
+              <w:spacing w:before="0" w:after="0" w:line="288" w:lineRule="auto"/>
+              <w:jc w:val="center"/>
+              <w:keepLines/>
+            </w:pPr>
+            <w:r/>
+            <w:r>
+              <w:rPr>
+                <w:rFonts w:ascii="宋体" w:hAnsi="宋体" w:eastAsia="宋体" w:cs="宋体"/>
+                <w:b w:val="0"/>
+                <w:color w:val="222222"/>
+                <w:sz w:val="19"/>
+              </w:rPr>
+              <w:t>重大总院</w:t>
+            </w:r>
+          </w:p>
+        </w:tc>
+      </w:tr>
+      <w:tr>
+        <w:trPr>
+          <w:cantSplit/>
+        </w:trPr>
+        <w:tc>
+          <w:tcPr>
+            <w:tcW w:type="dxa" w:w="3061"/>
+            <w:vAlign w:val="center"/>
+            <w:tcMar>
+              <w:top w:w="36" w:type="dxa"/>
+              <w:left w:w="50" w:type="dxa"/>
+              <w:bottom w:w="36" w:type="dxa"/>
+              <w:right w:w="50" w:type="dxa"/>
+            </w:tcMar>
+            <w:shd w:val="clear" w:color="auto" w:fill="FFFFFF"/>
+          </w:tcPr>
+          <w:p>
+            <w:pPr>
+              <w:spacing w:before="0" w:after="0" w:line="288" w:lineRule="auto"/>
+              <w:jc w:val="left"/>
+              <w:keepLines/>
+            </w:pPr>
+            <w:r/>
+            <w:r>
+              <w:rPr>
+                <w:rFonts w:ascii="宋体" w:hAnsi="宋体" w:eastAsia="宋体" w:cs="宋体"/>
+                <w:b w:val="0"/>
+                <w:color w:val="222222"/>
+                <w:sz w:val="19"/>
+              </w:rPr>
+              <w:t>城市更新空间规划</w:t>
+            </w:r>
+          </w:p>
+        </w:tc>
+        <w:tc>
+          <w:tcPr>
+            <w:tcW w:type="dxa" w:w="1814"/>
+            <w:vAlign w:val="center"/>
+            <w:tcMar>
+              <w:top w:w="36" w:type="dxa"/>
+              <w:left w:w="50" w:type="dxa"/>
+              <w:bottom w:w="36" w:type="dxa"/>
+              <w:right w:w="50" w:type="dxa"/>
+            </w:tcMar>
+            <w:shd w:val="clear" w:color="auto" w:fill="FFFFFF"/>
+          </w:tcPr>
+          <w:p>
+            <w:pPr>
+              <w:spacing w:before="0" w:after="0" w:line="288" w:lineRule="auto"/>
+              <w:jc w:val="center"/>
+              <w:keepLines/>
+            </w:pPr>
+            <w:r/>
+            <w:r>
+              <w:rPr>
+                <w:rFonts w:ascii="宋体" w:hAnsi="宋体" w:eastAsia="宋体" w:cs="宋体"/>
+                <w:b w:val="0"/>
+                <w:color w:val="222222"/>
+                <w:sz w:val="19"/>
+              </w:rPr>
+              <w:t>★★★★★</w:t>
+            </w:r>
+          </w:p>
+        </w:tc>
+        <w:tc>
+          <w:tcPr>
+            <w:tcW w:type="dxa" w:w="2268"/>
+            <w:vAlign w:val="center"/>
+            <w:tcMar>
+              <w:top w:w="36" w:type="dxa"/>
+              <w:left w:w="50" w:type="dxa"/>
+              <w:bottom w:w="36" w:type="dxa"/>
+              <w:right w:w="50" w:type="dxa"/>
+            </w:tcMar>
+            <w:shd w:val="clear" w:color="auto" w:fill="FFFFFF"/>
+          </w:tcPr>
+          <w:p>
+            <w:pPr>
+              <w:spacing w:before="0" w:after="0" w:line="288" w:lineRule="auto"/>
+              <w:jc w:val="center"/>
+              <w:keepLines/>
+            </w:pPr>
+            <w:r/>
+            <w:r>
+              <w:rPr>
+                <w:rFonts w:ascii="宋体" w:hAnsi="宋体" w:eastAsia="宋体" w:cs="宋体"/>
+                <w:b w:val="0"/>
+                <w:color w:val="222222"/>
+                <w:sz w:val="19"/>
+              </w:rPr>
+              <w:t>★★</w:t>
+            </w:r>
+          </w:p>
+        </w:tc>
+        <w:tc>
+          <w:tcPr>
+            <w:tcW w:type="dxa" w:w="1927"/>
+            <w:vAlign w:val="center"/>
+            <w:tcMar>
+              <w:top w:w="36" w:type="dxa"/>
+              <w:left w:w="50" w:type="dxa"/>
+              <w:bottom w:w="36" w:type="dxa"/>
+              <w:right w:w="50" w:type="dxa"/>
+            </w:tcMar>
+            <w:shd w:val="clear" w:color="auto" w:fill="FFFFFF"/>
+          </w:tcPr>
+          <w:p>
+            <w:pPr>
+              <w:spacing w:before="0" w:after="0" w:line="288" w:lineRule="auto"/>
+              <w:jc w:val="center"/>
+              <w:keepLines/>
+            </w:pPr>
+            <w:r/>
+            <w:r>
+              <w:rPr>
+                <w:rFonts w:ascii="宋体" w:hAnsi="宋体" w:eastAsia="宋体" w:cs="宋体"/>
+                <w:b w:val="0"/>
+                <w:color w:val="222222"/>
+                <w:sz w:val="19"/>
+              </w:rPr>
+              <w:t>重大总院</w:t>
+            </w:r>
+          </w:p>
+        </w:tc>
+      </w:tr>
+      <w:tr>
+        <w:trPr>
+          <w:cantSplit/>
+        </w:trPr>
+        <w:tc>
+          <w:tcPr>
+            <w:tcW w:type="dxa" w:w="3061"/>
+            <w:vAlign w:val="center"/>
+            <w:tcMar>
+              <w:top w:w="36" w:type="dxa"/>
+              <w:left w:w="50" w:type="dxa"/>
+              <w:bottom w:w="36" w:type="dxa"/>
+              <w:right w:w="50" w:type="dxa"/>
+            </w:tcMar>
+            <w:shd w:val="clear" w:color="auto" w:fill="F7F9FC"/>
+          </w:tcPr>
+          <w:p>
+            <w:pPr>
+              <w:spacing w:before="0" w:after="0" w:line="288" w:lineRule="auto"/>
+              <w:jc w:val="left"/>
+              <w:keepLines/>
+            </w:pPr>
+            <w:r/>
+            <w:r>
+              <w:rPr>
+                <w:rFonts w:ascii="宋体" w:hAnsi="宋体" w:eastAsia="宋体" w:cs="宋体"/>
+                <w:b w:val="0"/>
+                <w:color w:val="222222"/>
+                <w:sz w:val="19"/>
+              </w:rPr>
+              <w:t>更新项目梳理 / 空间布局</w:t>
+            </w:r>
+          </w:p>
+        </w:tc>
+        <w:tc>
+          <w:tcPr>
+            <w:tcW w:type="dxa" w:w="1814"/>
+            <w:vAlign w:val="center"/>
+            <w:tcMar>
+              <w:top w:w="36" w:type="dxa"/>
+              <w:left w:w="50" w:type="dxa"/>
+              <w:bottom w:w="36" w:type="dxa"/>
+              <w:right w:w="50" w:type="dxa"/>
+            </w:tcMar>
+            <w:shd w:val="clear" w:color="auto" w:fill="F7F9FC"/>
+          </w:tcPr>
+          <w:p>
+            <w:pPr>
+              <w:spacing w:before="0" w:after="0" w:line="288" w:lineRule="auto"/>
+              <w:jc w:val="center"/>
+              <w:keepLines/>
+            </w:pPr>
+            <w:r/>
+            <w:r>
+              <w:rPr>
+                <w:rFonts w:ascii="宋体" w:hAnsi="宋体" w:eastAsia="宋体" w:cs="宋体"/>
+                <w:b w:val="0"/>
+                <w:color w:val="222222"/>
+                <w:sz w:val="19"/>
+              </w:rPr>
+              <w:t>★★★★★</w:t>
+            </w:r>
+          </w:p>
+        </w:tc>
+        <w:tc>
+          <w:tcPr>
+            <w:tcW w:type="dxa" w:w="2268"/>
+            <w:vAlign w:val="center"/>
+            <w:tcMar>
+              <w:top w:w="36" w:type="dxa"/>
+              <w:left w:w="50" w:type="dxa"/>
+              <w:bottom w:w="36" w:type="dxa"/>
+              <w:right w:w="50" w:type="dxa"/>
+            </w:tcMar>
+            <w:shd w:val="clear" w:color="auto" w:fill="F7F9FC"/>
+          </w:tcPr>
+          <w:p>
+            <w:pPr>
+              <w:spacing w:before="0" w:after="0" w:line="288" w:lineRule="auto"/>
+              <w:jc w:val="center"/>
+              <w:keepLines/>
+            </w:pPr>
+            <w:r/>
+            <w:r>
+              <w:rPr>
+                <w:rFonts w:ascii="宋体" w:hAnsi="宋体" w:eastAsia="宋体" w:cs="宋体"/>
+                <w:b w:val="0"/>
+                <w:color w:val="222222"/>
+                <w:sz w:val="19"/>
+              </w:rPr>
+              <w:t>★★★</w:t>
+            </w:r>
+          </w:p>
+        </w:tc>
+        <w:tc>
+          <w:tcPr>
+            <w:tcW w:type="dxa" w:w="1927"/>
+            <w:vAlign w:val="center"/>
+            <w:tcMar>
+              <w:top w:w="36" w:type="dxa"/>
+              <w:left w:w="50" w:type="dxa"/>
+              <w:bottom w:w="36" w:type="dxa"/>
+              <w:right w:w="50" w:type="dxa"/>
+            </w:tcMar>
+            <w:shd w:val="clear" w:color="auto" w:fill="F7F9FC"/>
+          </w:tcPr>
+          <w:p>
+            <w:pPr>
+              <w:spacing w:before="0" w:after="0" w:line="288" w:lineRule="auto"/>
+              <w:jc w:val="center"/>
+              <w:keepLines/>
+            </w:pPr>
+            <w:r/>
+            <w:r>
+              <w:rPr>
+                <w:rFonts w:ascii="宋体" w:hAnsi="宋体" w:eastAsia="宋体" w:cs="宋体"/>
+                <w:b w:val="0"/>
+                <w:color w:val="222222"/>
+                <w:sz w:val="19"/>
+              </w:rPr>
+              <w:t>重大总院</w:t>
+            </w:r>
+          </w:p>
+        </w:tc>
+      </w:tr>
+      <w:tr>
+        <w:trPr>
+          <w:cantSplit/>
+        </w:trPr>
+        <w:tc>
+          <w:tcPr>
+            <w:tcW w:type="dxa" w:w="3061"/>
+            <w:vAlign w:val="center"/>
+            <w:tcMar>
+              <w:top w:w="36" w:type="dxa"/>
+              <w:left w:w="50" w:type="dxa"/>
+              <w:bottom w:w="36" w:type="dxa"/>
+              <w:right w:w="50" w:type="dxa"/>
+            </w:tcMar>
+            <w:shd w:val="clear" w:color="auto" w:fill="FFFFFF"/>
+          </w:tcPr>
+          <w:p>
+            <w:pPr>
+              <w:spacing w:before="0" w:after="0" w:line="288" w:lineRule="auto"/>
+              <w:jc w:val="left"/>
+              <w:keepLines/>
+            </w:pPr>
+            <w:r/>
+            <w:r>
+              <w:rPr>
+                <w:rFonts w:ascii="宋体" w:hAnsi="宋体" w:eastAsia="宋体" w:cs="宋体"/>
+                <w:b w:val="0"/>
+                <w:color w:val="222222"/>
+                <w:sz w:val="19"/>
+              </w:rPr>
+              <w:t>“十五五”战略判断</w:t>
+            </w:r>
+          </w:p>
+        </w:tc>
+        <w:tc>
+          <w:tcPr>
+            <w:tcW w:type="dxa" w:w="1814"/>
+            <w:vAlign w:val="center"/>
+            <w:tcMar>
+              <w:top w:w="36" w:type="dxa"/>
+              <w:left w:w="50" w:type="dxa"/>
+              <w:bottom w:w="36" w:type="dxa"/>
+              <w:right w:w="50" w:type="dxa"/>
+            </w:tcMar>
+            <w:shd w:val="clear" w:color="auto" w:fill="FFFFFF"/>
+          </w:tcPr>
+          <w:p>
+            <w:pPr>
+              <w:spacing w:before="0" w:after="0" w:line="288" w:lineRule="auto"/>
+              <w:jc w:val="center"/>
+              <w:keepLines/>
+            </w:pPr>
+            <w:r/>
+            <w:r>
+              <w:rPr>
+                <w:rFonts w:ascii="宋体" w:hAnsi="宋体" w:eastAsia="宋体" w:cs="宋体"/>
+                <w:b w:val="0"/>
+                <w:color w:val="222222"/>
+                <w:sz w:val="19"/>
+              </w:rPr>
+              <w:t>★★★★</w:t>
+            </w:r>
+          </w:p>
+        </w:tc>
+        <w:tc>
+          <w:tcPr>
+            <w:tcW w:type="dxa" w:w="2268"/>
+            <w:vAlign w:val="center"/>
+            <w:tcMar>
+              <w:top w:w="36" w:type="dxa"/>
+              <w:left w:w="50" w:type="dxa"/>
+              <w:bottom w:w="36" w:type="dxa"/>
+              <w:right w:w="50" w:type="dxa"/>
+            </w:tcMar>
+            <w:shd w:val="clear" w:color="auto" w:fill="FFFFFF"/>
+          </w:tcPr>
+          <w:p>
+            <w:pPr>
+              <w:spacing w:before="0" w:after="0" w:line="288" w:lineRule="auto"/>
+              <w:jc w:val="center"/>
+              <w:keepLines/>
+            </w:pPr>
+            <w:r/>
+            <w:r>
+              <w:rPr>
+                <w:rFonts w:ascii="宋体" w:hAnsi="宋体" w:eastAsia="宋体" w:cs="宋体"/>
+                <w:b w:val="0"/>
+                <w:color w:val="222222"/>
+                <w:sz w:val="19"/>
+              </w:rPr>
+              <w:t>★★★★★</w:t>
+            </w:r>
+          </w:p>
+        </w:tc>
+        <w:tc>
+          <w:tcPr>
+            <w:tcW w:type="dxa" w:w="1927"/>
+            <w:vAlign w:val="center"/>
+            <w:tcMar>
+              <w:top w:w="36" w:type="dxa"/>
+              <w:left w:w="50" w:type="dxa"/>
+              <w:bottom w:w="36" w:type="dxa"/>
+              <w:right w:w="50" w:type="dxa"/>
+            </w:tcMar>
+            <w:shd w:val="clear" w:color="auto" w:fill="FFFFFF"/>
+          </w:tcPr>
+          <w:p>
+            <w:pPr>
+              <w:spacing w:before="0" w:after="0" w:line="288" w:lineRule="auto"/>
+              <w:jc w:val="center"/>
+              <w:keepLines/>
+            </w:pPr>
+            <w:r/>
+            <w:r>
+              <w:rPr>
+                <w:rFonts w:ascii="宋体" w:hAnsi="宋体" w:eastAsia="宋体" w:cs="宋体"/>
+                <w:b w:val="0"/>
+                <w:color w:val="222222"/>
+                <w:sz w:val="19"/>
+              </w:rPr>
+              <w:t>双方</w:t>
+            </w:r>
+          </w:p>
+        </w:tc>
+      </w:tr>
+      <w:tr>
+        <w:trPr>
+          <w:cantSplit/>
+        </w:trPr>
+        <w:tc>
+          <w:tcPr>
+            <w:tcW w:type="dxa" w:w="3061"/>
+            <w:vAlign w:val="center"/>
+            <w:tcMar>
+              <w:top w:w="36" w:type="dxa"/>
+              <w:left w:w="50" w:type="dxa"/>
+              <w:bottom w:w="36" w:type="dxa"/>
+              <w:right w:w="50" w:type="dxa"/>
+            </w:tcMar>
+            <w:shd w:val="clear" w:color="auto" w:fill="F7F9FC"/>
+          </w:tcPr>
+          <w:p>
+            <w:pPr>
+              <w:spacing w:before="0" w:after="0" w:line="288" w:lineRule="auto"/>
+              <w:jc w:val="left"/>
+              <w:keepLines/>
+            </w:pPr>
+            <w:r/>
+            <w:r>
+              <w:rPr>
+                <w:rFonts w:ascii="宋体" w:hAnsi="宋体" w:eastAsia="宋体" w:cs="宋体"/>
+                <w:b w:val="0"/>
+                <w:color w:val="222222"/>
+                <w:sz w:val="19"/>
+              </w:rPr>
+              <w:t>城市更新政策机制</w:t>
+            </w:r>
+          </w:p>
+        </w:tc>
+        <w:tc>
+          <w:tcPr>
+            <w:tcW w:type="dxa" w:w="1814"/>
+            <w:vAlign w:val="center"/>
+            <w:tcMar>
+              <w:top w:w="36" w:type="dxa"/>
+              <w:left w:w="50" w:type="dxa"/>
+              <w:bottom w:w="36" w:type="dxa"/>
+              <w:right w:w="50" w:type="dxa"/>
+            </w:tcMar>
+            <w:shd w:val="clear" w:color="auto" w:fill="F7F9FC"/>
+          </w:tcPr>
+          <w:p>
+            <w:pPr>
+              <w:spacing w:before="0" w:after="0" w:line="288" w:lineRule="auto"/>
+              <w:jc w:val="center"/>
+              <w:keepLines/>
+            </w:pPr>
+            <w:r/>
+            <w:r>
+              <w:rPr>
+                <w:rFonts w:ascii="宋体" w:hAnsi="宋体" w:eastAsia="宋体" w:cs="宋体"/>
+                <w:b w:val="0"/>
+                <w:color w:val="222222"/>
+                <w:sz w:val="19"/>
+              </w:rPr>
+              <w:t>★★★</w:t>
+            </w:r>
+          </w:p>
+        </w:tc>
+        <w:tc>
+          <w:tcPr>
+            <w:tcW w:type="dxa" w:w="2268"/>
+            <w:vAlign w:val="center"/>
+            <w:tcMar>
+              <w:top w:w="36" w:type="dxa"/>
+              <w:left w:w="50" w:type="dxa"/>
+              <w:bottom w:w="36" w:type="dxa"/>
+              <w:right w:w="50" w:type="dxa"/>
+            </w:tcMar>
+            <w:shd w:val="clear" w:color="auto" w:fill="F7F9FC"/>
+          </w:tcPr>
+          <w:p>
+            <w:pPr>
+              <w:spacing w:before="0" w:after="0" w:line="288" w:lineRule="auto"/>
+              <w:jc w:val="center"/>
+              <w:keepLines/>
+            </w:pPr>
+            <w:r/>
+            <w:r>
+              <w:rPr>
+                <w:rFonts w:ascii="宋体" w:hAnsi="宋体" w:eastAsia="宋体" w:cs="宋体"/>
+                <w:b w:val="0"/>
+                <w:color w:val="222222"/>
+                <w:sz w:val="19"/>
+              </w:rPr>
+              <w:t>★★★★★</w:t>
+            </w:r>
+          </w:p>
+        </w:tc>
+        <w:tc>
+          <w:tcPr>
+            <w:tcW w:type="dxa" w:w="1927"/>
+            <w:vAlign w:val="center"/>
+            <w:tcMar>
+              <w:top w:w="36" w:type="dxa"/>
+              <w:left w:w="50" w:type="dxa"/>
+              <w:bottom w:w="36" w:type="dxa"/>
+              <w:right w:w="50" w:type="dxa"/>
+            </w:tcMar>
+            <w:shd w:val="clear" w:color="auto" w:fill="F7F9FC"/>
+          </w:tcPr>
+          <w:p>
+            <w:pPr>
+              <w:spacing w:before="0" w:after="0" w:line="288" w:lineRule="auto"/>
+              <w:jc w:val="center"/>
+              <w:keepLines/>
+            </w:pPr>
+            <w:r/>
+            <w:r>
+              <w:rPr>
+                <w:rFonts w:ascii="宋体" w:hAnsi="宋体" w:eastAsia="宋体" w:cs="宋体"/>
+                <w:b/>
+                <w:color w:val="1F4E79"/>
+                <w:sz w:val="19"/>
+              </w:rPr>
+              <w:t>复旦</w:t>
+            </w:r>
+          </w:p>
+        </w:tc>
+      </w:tr>
+      <w:tr>
+        <w:trPr>
+          <w:cantSplit/>
+        </w:trPr>
+        <w:tc>
+          <w:tcPr>
+            <w:tcW w:type="dxa" w:w="3061"/>
+            <w:vAlign w:val="center"/>
+            <w:tcMar>
+              <w:top w:w="36" w:type="dxa"/>
+              <w:left w:w="50" w:type="dxa"/>
+              <w:bottom w:w="36" w:type="dxa"/>
+              <w:right w:w="50" w:type="dxa"/>
+            </w:tcMar>
+            <w:shd w:val="clear" w:color="auto" w:fill="FFFFFF"/>
+          </w:tcPr>
+          <w:p>
+            <w:pPr>
+              <w:spacing w:before="0" w:after="0" w:line="288" w:lineRule="auto"/>
+              <w:jc w:val="left"/>
+              <w:keepLines/>
+            </w:pPr>
+            <w:r/>
+            <w:r>
+              <w:rPr>
+                <w:rFonts w:ascii="宋体" w:hAnsi="宋体" w:eastAsia="宋体" w:cs="宋体"/>
+                <w:b w:val="0"/>
+                <w:color w:val="222222"/>
+                <w:sz w:val="19"/>
+              </w:rPr>
+              <w:t>住房与房地产专题</w:t>
+            </w:r>
+          </w:p>
+        </w:tc>
+        <w:tc>
+          <w:tcPr>
+            <w:tcW w:type="dxa" w:w="1814"/>
+            <w:vAlign w:val="center"/>
+            <w:tcMar>
+              <w:top w:w="36" w:type="dxa"/>
+              <w:left w:w="50" w:type="dxa"/>
+              <w:bottom w:w="36" w:type="dxa"/>
+              <w:right w:w="50" w:type="dxa"/>
+            </w:tcMar>
+            <w:shd w:val="clear" w:color="auto" w:fill="FFFFFF"/>
+          </w:tcPr>
+          <w:p>
+            <w:pPr>
+              <w:spacing w:before="0" w:after="0" w:line="288" w:lineRule="auto"/>
+              <w:jc w:val="center"/>
+              <w:keepLines/>
+            </w:pPr>
+            <w:r/>
+            <w:r>
+              <w:rPr>
+                <w:rFonts w:ascii="宋体" w:hAnsi="宋体" w:eastAsia="宋体" w:cs="宋体"/>
+                <w:b w:val="0"/>
+                <w:color w:val="222222"/>
+                <w:sz w:val="19"/>
+              </w:rPr>
+              <w:t>★★★</w:t>
+            </w:r>
+          </w:p>
+        </w:tc>
+        <w:tc>
+          <w:tcPr>
+            <w:tcW w:type="dxa" w:w="2268"/>
+            <w:vAlign w:val="center"/>
+            <w:tcMar>
+              <w:top w:w="36" w:type="dxa"/>
+              <w:left w:w="50" w:type="dxa"/>
+              <w:bottom w:w="36" w:type="dxa"/>
+              <w:right w:w="50" w:type="dxa"/>
+            </w:tcMar>
+            <w:shd w:val="clear" w:color="auto" w:fill="FFFFFF"/>
+          </w:tcPr>
+          <w:p>
+            <w:pPr>
+              <w:spacing w:before="0" w:after="0" w:line="288" w:lineRule="auto"/>
+              <w:jc w:val="center"/>
+              <w:keepLines/>
+            </w:pPr>
+            <w:r/>
+            <w:r>
+              <w:rPr>
+                <w:rFonts w:ascii="宋体" w:hAnsi="宋体" w:eastAsia="宋体" w:cs="宋体"/>
+                <w:b w:val="0"/>
+                <w:color w:val="222222"/>
+                <w:sz w:val="19"/>
+              </w:rPr>
+              <w:t>★★★★★</w:t>
+            </w:r>
+          </w:p>
+        </w:tc>
+        <w:tc>
+          <w:tcPr>
+            <w:tcW w:type="dxa" w:w="1927"/>
+            <w:vAlign w:val="center"/>
+            <w:tcMar>
+              <w:top w:w="36" w:type="dxa"/>
+              <w:left w:w="50" w:type="dxa"/>
+              <w:bottom w:w="36" w:type="dxa"/>
+              <w:right w:w="50" w:type="dxa"/>
+            </w:tcMar>
+            <w:shd w:val="clear" w:color="auto" w:fill="FFFFFF"/>
+          </w:tcPr>
+          <w:p>
+            <w:pPr>
+              <w:spacing w:before="0" w:after="0" w:line="288" w:lineRule="auto"/>
+              <w:jc w:val="center"/>
+              <w:keepLines/>
+            </w:pPr>
+            <w:r/>
+            <w:r>
+              <w:rPr>
+                <w:rFonts w:ascii="宋体" w:hAnsi="宋体" w:eastAsia="宋体" w:cs="宋体"/>
+                <w:b/>
+                <w:color w:val="1F4E79"/>
+                <w:sz w:val="19"/>
+              </w:rPr>
+              <w:t>复旦</w:t>
+            </w:r>
+          </w:p>
+        </w:tc>
+      </w:tr>
+      <w:tr>
+        <w:trPr>
+          <w:cantSplit/>
+        </w:trPr>
+        <w:tc>
+          <w:tcPr>
+            <w:tcW w:type="dxa" w:w="3061"/>
+            <w:vAlign w:val="center"/>
+            <w:tcMar>
+              <w:top w:w="36" w:type="dxa"/>
+              <w:left w:w="50" w:type="dxa"/>
+              <w:bottom w:w="36" w:type="dxa"/>
+              <w:right w:w="50" w:type="dxa"/>
+            </w:tcMar>
+            <w:shd w:val="clear" w:color="auto" w:fill="F7F9FC"/>
+          </w:tcPr>
+          <w:p>
+            <w:pPr>
+              <w:spacing w:before="0" w:after="0" w:line="288" w:lineRule="auto"/>
+              <w:jc w:val="left"/>
+              <w:keepLines/>
+            </w:pPr>
+            <w:r/>
+            <w:r>
+              <w:rPr>
+                <w:rFonts w:ascii="宋体" w:hAnsi="宋体" w:eastAsia="宋体" w:cs="宋体"/>
+                <w:b w:val="0"/>
+                <w:color w:val="222222"/>
+                <w:sz w:val="19"/>
+              </w:rPr>
+              <w:t>全国案例比较</w:t>
+            </w:r>
+          </w:p>
+        </w:tc>
+        <w:tc>
+          <w:tcPr>
+            <w:tcW w:type="dxa" w:w="1814"/>
+            <w:vAlign w:val="center"/>
+            <w:tcMar>
+              <w:top w:w="36" w:type="dxa"/>
+              <w:left w:w="50" w:type="dxa"/>
+              <w:bottom w:w="36" w:type="dxa"/>
+              <w:right w:w="50" w:type="dxa"/>
+            </w:tcMar>
+            <w:shd w:val="clear" w:color="auto" w:fill="F7F9FC"/>
+          </w:tcPr>
+          <w:p>
+            <w:pPr>
+              <w:spacing w:before="0" w:after="0" w:line="288" w:lineRule="auto"/>
+              <w:jc w:val="center"/>
+              <w:keepLines/>
+            </w:pPr>
+            <w:r/>
+            <w:r>
+              <w:rPr>
+                <w:rFonts w:ascii="宋体" w:hAnsi="宋体" w:eastAsia="宋体" w:cs="宋体"/>
+                <w:b w:val="0"/>
+                <w:color w:val="222222"/>
+                <w:sz w:val="19"/>
+              </w:rPr>
+              <w:t>★★★</w:t>
+            </w:r>
+          </w:p>
+        </w:tc>
+        <w:tc>
+          <w:tcPr>
+            <w:tcW w:type="dxa" w:w="2268"/>
+            <w:vAlign w:val="center"/>
+            <w:tcMar>
+              <w:top w:w="36" w:type="dxa"/>
+              <w:left w:w="50" w:type="dxa"/>
+              <w:bottom w:w="36" w:type="dxa"/>
+              <w:right w:w="50" w:type="dxa"/>
+            </w:tcMar>
+            <w:shd w:val="clear" w:color="auto" w:fill="F7F9FC"/>
+          </w:tcPr>
+          <w:p>
+            <w:pPr>
+              <w:spacing w:before="0" w:after="0" w:line="288" w:lineRule="auto"/>
+              <w:jc w:val="center"/>
+              <w:keepLines/>
+            </w:pPr>
+            <w:r/>
+            <w:r>
+              <w:rPr>
+                <w:rFonts w:ascii="宋体" w:hAnsi="宋体" w:eastAsia="宋体" w:cs="宋体"/>
+                <w:b w:val="0"/>
+                <w:color w:val="222222"/>
+                <w:sz w:val="19"/>
+              </w:rPr>
+              <w:t>★★★★★</w:t>
+            </w:r>
+          </w:p>
+        </w:tc>
+        <w:tc>
+          <w:tcPr>
+            <w:tcW w:type="dxa" w:w="1927"/>
+            <w:vAlign w:val="center"/>
+            <w:tcMar>
+              <w:top w:w="36" w:type="dxa"/>
+              <w:left w:w="50" w:type="dxa"/>
+              <w:bottom w:w="36" w:type="dxa"/>
+              <w:right w:w="50" w:type="dxa"/>
+            </w:tcMar>
+            <w:shd w:val="clear" w:color="auto" w:fill="F7F9FC"/>
+          </w:tcPr>
+          <w:p>
+            <w:pPr>
+              <w:spacing w:before="0" w:after="0" w:line="288" w:lineRule="auto"/>
+              <w:jc w:val="center"/>
+              <w:keepLines/>
+            </w:pPr>
+            <w:r/>
+            <w:r>
+              <w:rPr>
+                <w:rFonts w:ascii="宋体" w:hAnsi="宋体" w:eastAsia="宋体" w:cs="宋体"/>
+                <w:b/>
+                <w:color w:val="1F4E79"/>
+                <w:sz w:val="19"/>
+              </w:rPr>
+              <w:t>复旦</w:t>
+            </w:r>
+          </w:p>
+        </w:tc>
+      </w:tr>
+      <w:tr>
+        <w:trPr>
+          <w:cantSplit/>
+        </w:trPr>
+        <w:tc>
+          <w:tcPr>
+            <w:tcW w:type="dxa" w:w="3061"/>
+            <w:vAlign w:val="center"/>
+            <w:tcMar>
+              <w:top w:w="36" w:type="dxa"/>
+              <w:left w:w="50" w:type="dxa"/>
+              <w:bottom w:w="36" w:type="dxa"/>
+              <w:right w:w="50" w:type="dxa"/>
+            </w:tcMar>
+            <w:shd w:val="clear" w:color="auto" w:fill="FFFFFF"/>
+          </w:tcPr>
+          <w:p>
+            <w:pPr>
+              <w:spacing w:before="0" w:after="0" w:line="288" w:lineRule="auto"/>
+              <w:jc w:val="left"/>
+              <w:keepLines/>
+            </w:pPr>
+            <w:r/>
+            <w:r>
+              <w:rPr>
+                <w:rFonts w:ascii="宋体" w:hAnsi="宋体" w:eastAsia="宋体" w:cs="宋体"/>
+                <w:b w:val="0"/>
+                <w:color w:val="222222"/>
+                <w:sz w:val="19"/>
+              </w:rPr>
+              <w:t>城市更新实施机制</w:t>
+            </w:r>
+          </w:p>
+        </w:tc>
+        <w:tc>
+          <w:tcPr>
+            <w:tcW w:type="dxa" w:w="1814"/>
+            <w:vAlign w:val="center"/>
+            <w:tcMar>
+              <w:top w:w="36" w:type="dxa"/>
+              <w:left w:w="50" w:type="dxa"/>
+              <w:bottom w:w="36" w:type="dxa"/>
+              <w:right w:w="50" w:type="dxa"/>
+            </w:tcMar>
+            <w:shd w:val="clear" w:color="auto" w:fill="FFFFFF"/>
+          </w:tcPr>
+          <w:p>
+            <w:pPr>
+              <w:spacing w:before="0" w:after="0" w:line="288" w:lineRule="auto"/>
+              <w:jc w:val="center"/>
+              <w:keepLines/>
+            </w:pPr>
+            <w:r/>
+            <w:r>
+              <w:rPr>
+                <w:rFonts w:ascii="宋体" w:hAnsi="宋体" w:eastAsia="宋体" w:cs="宋体"/>
+                <w:b w:val="0"/>
+                <w:color w:val="222222"/>
+                <w:sz w:val="19"/>
+              </w:rPr>
+              <w:t>★★★★</w:t>
+            </w:r>
+          </w:p>
+        </w:tc>
+        <w:tc>
+          <w:tcPr>
+            <w:tcW w:type="dxa" w:w="2268"/>
+            <w:vAlign w:val="center"/>
+            <w:tcMar>
+              <w:top w:w="36" w:type="dxa"/>
+              <w:left w:w="50" w:type="dxa"/>
+              <w:bottom w:w="36" w:type="dxa"/>
+              <w:right w:w="50" w:type="dxa"/>
+            </w:tcMar>
+            <w:shd w:val="clear" w:color="auto" w:fill="FFFFFF"/>
+          </w:tcPr>
+          <w:p>
+            <w:pPr>
+              <w:spacing w:before="0" w:after="0" w:line="288" w:lineRule="auto"/>
+              <w:jc w:val="center"/>
+              <w:keepLines/>
+            </w:pPr>
+            <w:r/>
+            <w:r>
+              <w:rPr>
+                <w:rFonts w:ascii="宋体" w:hAnsi="宋体" w:eastAsia="宋体" w:cs="宋体"/>
+                <w:b w:val="0"/>
+                <w:color w:val="222222"/>
+                <w:sz w:val="19"/>
+              </w:rPr>
+              <w:t>★★★★★ 主笔</w:t>
+            </w:r>
+          </w:p>
+        </w:tc>
+        <w:tc>
+          <w:tcPr>
+            <w:tcW w:type="dxa" w:w="1927"/>
+            <w:vAlign w:val="center"/>
+            <w:tcMar>
+              <w:top w:w="36" w:type="dxa"/>
+              <w:left w:w="50" w:type="dxa"/>
+              <w:bottom w:w="36" w:type="dxa"/>
+              <w:right w:w="50" w:type="dxa"/>
+            </w:tcMar>
+            <w:shd w:val="clear" w:color="auto" w:fill="FFFFFF"/>
+          </w:tcPr>
+          <w:p>
+            <w:pPr>
+              <w:spacing w:before="0" w:after="0" w:line="288" w:lineRule="auto"/>
+              <w:jc w:val="center"/>
+              <w:keepLines/>
+            </w:pPr>
+            <w:r/>
+            <w:r>
+              <w:rPr>
+                <w:rFonts w:ascii="宋体" w:hAnsi="宋体" w:eastAsia="宋体" w:cs="宋体"/>
+                <w:b/>
+                <w:color w:val="1F4E79"/>
+                <w:sz w:val="19"/>
+              </w:rPr>
+              <w:t>复旦</w:t>
+            </w:r>
+          </w:p>
+        </w:tc>
+      </w:tr>
+      <w:tr>
+        <w:trPr>
+          <w:cantSplit/>
+        </w:trPr>
+        <w:tc>
+          <w:tcPr>
+            <w:tcW w:type="dxa" w:w="3061"/>
+            <w:vAlign w:val="center"/>
+            <w:tcMar>
+              <w:top w:w="36" w:type="dxa"/>
+              <w:left w:w="50" w:type="dxa"/>
+              <w:bottom w:w="36" w:type="dxa"/>
+              <w:right w:w="50" w:type="dxa"/>
+            </w:tcMar>
+            <w:shd w:val="clear" w:color="auto" w:fill="F7F9FC"/>
+          </w:tcPr>
+          <w:p>
+            <w:pPr>
+              <w:spacing w:before="0" w:after="0" w:line="288" w:lineRule="auto"/>
+              <w:jc w:val="left"/>
+              <w:keepLines/>
+            </w:pPr>
+            <w:r/>
+            <w:r>
+              <w:rPr>
+                <w:rFonts w:ascii="宋体" w:hAnsi="宋体" w:eastAsia="宋体" w:cs="宋体"/>
+                <w:b w:val="0"/>
+                <w:color w:val="222222"/>
+                <w:sz w:val="19"/>
+              </w:rPr>
+              <w:t>评估 / 监测指标体系</w:t>
+            </w:r>
+          </w:p>
+        </w:tc>
+        <w:tc>
+          <w:tcPr>
+            <w:tcW w:type="dxa" w:w="1814"/>
+            <w:vAlign w:val="center"/>
+            <w:tcMar>
+              <w:top w:w="36" w:type="dxa"/>
+              <w:left w:w="50" w:type="dxa"/>
+              <w:bottom w:w="36" w:type="dxa"/>
+              <w:right w:w="50" w:type="dxa"/>
+            </w:tcMar>
+            <w:shd w:val="clear" w:color="auto" w:fill="F7F9FC"/>
+          </w:tcPr>
+          <w:p>
+            <w:pPr>
+              <w:spacing w:before="0" w:after="0" w:line="288" w:lineRule="auto"/>
+              <w:jc w:val="center"/>
+              <w:keepLines/>
+            </w:pPr>
+            <w:r/>
+            <w:r>
+              <w:rPr>
+                <w:rFonts w:ascii="宋体" w:hAnsi="宋体" w:eastAsia="宋体" w:cs="宋体"/>
+                <w:b w:val="0"/>
+                <w:color w:val="222222"/>
+                <w:sz w:val="19"/>
+              </w:rPr>
+              <w:t>★★★</w:t>
+            </w:r>
+          </w:p>
+        </w:tc>
+        <w:tc>
+          <w:tcPr>
+            <w:tcW w:type="dxa" w:w="2268"/>
+            <w:vAlign w:val="center"/>
+            <w:tcMar>
+              <w:top w:w="36" w:type="dxa"/>
+              <w:left w:w="50" w:type="dxa"/>
+              <w:bottom w:w="36" w:type="dxa"/>
+              <w:right w:w="50" w:type="dxa"/>
+            </w:tcMar>
+            <w:shd w:val="clear" w:color="auto" w:fill="F7F9FC"/>
+          </w:tcPr>
+          <w:p>
+            <w:pPr>
+              <w:spacing w:before="0" w:after="0" w:line="288" w:lineRule="auto"/>
+              <w:jc w:val="center"/>
+              <w:keepLines/>
+            </w:pPr>
+            <w:r/>
+            <w:r>
+              <w:rPr>
+                <w:rFonts w:ascii="宋体" w:hAnsi="宋体" w:eastAsia="宋体" w:cs="宋体"/>
+                <w:b w:val="0"/>
+                <w:color w:val="222222"/>
+                <w:sz w:val="19"/>
+              </w:rPr>
+              <w:t>★★★★★ 主笔</w:t>
+            </w:r>
+          </w:p>
+        </w:tc>
+        <w:tc>
+          <w:tcPr>
+            <w:tcW w:type="dxa" w:w="1927"/>
+            <w:vAlign w:val="center"/>
+            <w:tcMar>
+              <w:top w:w="36" w:type="dxa"/>
+              <w:left w:w="50" w:type="dxa"/>
+              <w:bottom w:w="36" w:type="dxa"/>
+              <w:right w:w="50" w:type="dxa"/>
+            </w:tcMar>
+            <w:shd w:val="clear" w:color="auto" w:fill="F7F9FC"/>
+          </w:tcPr>
+          <w:p>
+            <w:pPr>
+              <w:spacing w:before="0" w:after="0" w:line="288" w:lineRule="auto"/>
+              <w:jc w:val="center"/>
+              <w:keepLines/>
+            </w:pPr>
+            <w:r/>
+            <w:r>
+              <w:rPr>
+                <w:rFonts w:ascii="宋体" w:hAnsi="宋体" w:eastAsia="宋体" w:cs="宋体"/>
+                <w:b/>
+                <w:color w:val="1F4E79"/>
+                <w:sz w:val="19"/>
+              </w:rPr>
+              <w:t>复旦</w:t>
+            </w:r>
+          </w:p>
+        </w:tc>
+      </w:tr>
+      <w:tr>
+        <w:trPr>
+          <w:cantSplit/>
+        </w:trPr>
+        <w:tc>
+          <w:tcPr>
+            <w:tcW w:type="dxa" w:w="3061"/>
+            <w:vAlign w:val="center"/>
+            <w:tcMar>
+              <w:top w:w="36" w:type="dxa"/>
+              <w:left w:w="50" w:type="dxa"/>
+              <w:bottom w:w="36" w:type="dxa"/>
+              <w:right w:w="50" w:type="dxa"/>
+            </w:tcMar>
+            <w:shd w:val="clear" w:color="auto" w:fill="FFFFFF"/>
+          </w:tcPr>
+          <w:p>
+            <w:pPr>
+              <w:spacing w:before="0" w:after="0" w:line="288" w:lineRule="auto"/>
+              <w:jc w:val="left"/>
+              <w:keepLines/>
+            </w:pPr>
+            <w:r/>
+            <w:r>
+              <w:rPr>
+                <w:rFonts w:ascii="宋体" w:hAnsi="宋体" w:eastAsia="宋体" w:cs="宋体"/>
+                <w:b w:val="0"/>
+                <w:color w:val="222222"/>
+                <w:sz w:val="19"/>
+              </w:rPr>
+              <w:t>投融资 / 政策工具研究</w:t>
+            </w:r>
+          </w:p>
+        </w:tc>
+        <w:tc>
+          <w:tcPr>
+            <w:tcW w:type="dxa" w:w="1814"/>
+            <w:vAlign w:val="center"/>
+            <w:tcMar>
+              <w:top w:w="36" w:type="dxa"/>
+              <w:left w:w="50" w:type="dxa"/>
+              <w:bottom w:w="36" w:type="dxa"/>
+              <w:right w:w="50" w:type="dxa"/>
+            </w:tcMar>
+            <w:shd w:val="clear" w:color="auto" w:fill="FFFFFF"/>
+          </w:tcPr>
+          <w:p>
+            <w:pPr>
+              <w:spacing w:before="0" w:after="0" w:line="288" w:lineRule="auto"/>
+              <w:jc w:val="center"/>
+              <w:keepLines/>
+            </w:pPr>
+            <w:r/>
+            <w:r>
+              <w:rPr>
+                <w:rFonts w:ascii="宋体" w:hAnsi="宋体" w:eastAsia="宋体" w:cs="宋体"/>
+                <w:b w:val="0"/>
+                <w:color w:val="222222"/>
+                <w:sz w:val="19"/>
+              </w:rPr>
+              <w:t>★★★★</w:t>
+            </w:r>
+          </w:p>
+        </w:tc>
+        <w:tc>
+          <w:tcPr>
+            <w:tcW w:type="dxa" w:w="2268"/>
+            <w:vAlign w:val="center"/>
+            <w:tcMar>
+              <w:top w:w="36" w:type="dxa"/>
+              <w:left w:w="50" w:type="dxa"/>
+              <w:bottom w:w="36" w:type="dxa"/>
+              <w:right w:w="50" w:type="dxa"/>
+            </w:tcMar>
+            <w:shd w:val="clear" w:color="auto" w:fill="FFFFFF"/>
+          </w:tcPr>
+          <w:p>
+            <w:pPr>
+              <w:spacing w:before="0" w:after="0" w:line="288" w:lineRule="auto"/>
+              <w:jc w:val="center"/>
+              <w:keepLines/>
+            </w:pPr>
+            <w:r/>
+            <w:r>
+              <w:rPr>
+                <w:rFonts w:ascii="宋体" w:hAnsi="宋体" w:eastAsia="宋体" w:cs="宋体"/>
+                <w:b w:val="0"/>
+                <w:color w:val="222222"/>
+                <w:sz w:val="19"/>
+              </w:rPr>
+              <w:t>★★★★</w:t>
+            </w:r>
+          </w:p>
+        </w:tc>
+        <w:tc>
+          <w:tcPr>
+            <w:tcW w:type="dxa" w:w="1927"/>
+            <w:vAlign w:val="center"/>
+            <w:tcMar>
+              <w:top w:w="36" w:type="dxa"/>
+              <w:left w:w="50" w:type="dxa"/>
+              <w:bottom w:w="36" w:type="dxa"/>
+              <w:right w:w="50" w:type="dxa"/>
+            </w:tcMar>
+            <w:shd w:val="clear" w:color="auto" w:fill="FFFFFF"/>
+          </w:tcPr>
+          <w:p>
+            <w:pPr>
+              <w:spacing w:before="0" w:after="0" w:line="288" w:lineRule="auto"/>
+              <w:jc w:val="center"/>
+              <w:keepLines/>
+            </w:pPr>
+            <w:r/>
+            <w:r>
+              <w:rPr>
+                <w:rFonts w:ascii="宋体" w:hAnsi="宋体" w:eastAsia="宋体" w:cs="宋体"/>
+                <w:b w:val="0"/>
+                <w:color w:val="222222"/>
+                <w:sz w:val="19"/>
+              </w:rPr>
+              <w:t>双方</w:t>
+            </w:r>
+          </w:p>
+        </w:tc>
+      </w:tr>
+      <w:tr>
+        <w:trPr>
+          <w:cantSplit/>
+        </w:trPr>
+        <w:tc>
+          <w:tcPr>
+            <w:tcW w:type="dxa" w:w="3061"/>
+            <w:vAlign w:val="center"/>
+            <w:tcMar>
+              <w:top w:w="36" w:type="dxa"/>
+              <w:left w:w="50" w:type="dxa"/>
+              <w:bottom w:w="36" w:type="dxa"/>
+              <w:right w:w="50" w:type="dxa"/>
+            </w:tcMar>
+            <w:shd w:val="clear" w:color="auto" w:fill="F7F9FC"/>
+          </w:tcPr>
+          <w:p>
+            <w:pPr>
+              <w:spacing w:before="0" w:after="0" w:line="288" w:lineRule="auto"/>
+              <w:jc w:val="left"/>
+              <w:keepLines/>
+            </w:pPr>
+            <w:r/>
+            <w:r>
+              <w:rPr>
+                <w:rFonts w:ascii="宋体" w:hAnsi="宋体" w:eastAsia="宋体" w:cs="宋体"/>
+                <w:b w:val="0"/>
+                <w:color w:val="222222"/>
+                <w:sz w:val="19"/>
+              </w:rPr>
+              <w:t>成果汇报 / PPT</w:t>
+            </w:r>
+          </w:p>
+        </w:tc>
+        <w:tc>
+          <w:tcPr>
+            <w:tcW w:type="dxa" w:w="1814"/>
+            <w:vAlign w:val="center"/>
+            <w:tcMar>
+              <w:top w:w="36" w:type="dxa"/>
+              <w:left w:w="50" w:type="dxa"/>
+              <w:bottom w:w="36" w:type="dxa"/>
+              <w:right w:w="50" w:type="dxa"/>
+            </w:tcMar>
+            <w:shd w:val="clear" w:color="auto" w:fill="F7F9FC"/>
+          </w:tcPr>
+          <w:p>
+            <w:pPr>
+              <w:spacing w:before="0" w:after="0" w:line="288" w:lineRule="auto"/>
+              <w:jc w:val="center"/>
+              <w:keepLines/>
+            </w:pPr>
+            <w:r/>
+            <w:r>
+              <w:rPr>
+                <w:rFonts w:ascii="宋体" w:hAnsi="宋体" w:eastAsia="宋体" w:cs="宋体"/>
+                <w:b w:val="0"/>
+                <w:color w:val="222222"/>
+                <w:sz w:val="19"/>
+              </w:rPr>
+              <w:t>★★★★</w:t>
+            </w:r>
+          </w:p>
+        </w:tc>
+        <w:tc>
+          <w:tcPr>
+            <w:tcW w:type="dxa" w:w="2268"/>
+            <w:vAlign w:val="center"/>
+            <w:tcMar>
+              <w:top w:w="36" w:type="dxa"/>
+              <w:left w:w="50" w:type="dxa"/>
+              <w:bottom w:w="36" w:type="dxa"/>
+              <w:right w:w="50" w:type="dxa"/>
+            </w:tcMar>
+            <w:shd w:val="clear" w:color="auto" w:fill="F7F9FC"/>
+          </w:tcPr>
+          <w:p>
+            <w:pPr>
+              <w:spacing w:before="0" w:after="0" w:line="288" w:lineRule="auto"/>
+              <w:jc w:val="center"/>
+              <w:keepLines/>
+            </w:pPr>
+            <w:r/>
+            <w:r>
+              <w:rPr>
+                <w:rFonts w:ascii="宋体" w:hAnsi="宋体" w:eastAsia="宋体" w:cs="宋体"/>
+                <w:b w:val="0"/>
+                <w:color w:val="222222"/>
+                <w:sz w:val="19"/>
+              </w:rPr>
+              <w:t>★★★★★</w:t>
+            </w:r>
+          </w:p>
+        </w:tc>
+        <w:tc>
+          <w:tcPr>
+            <w:tcW w:type="dxa" w:w="1927"/>
+            <w:vAlign w:val="center"/>
+            <w:tcMar>
+              <w:top w:w="36" w:type="dxa"/>
+              <w:left w:w="50" w:type="dxa"/>
+              <w:bottom w:w="36" w:type="dxa"/>
+              <w:right w:w="50" w:type="dxa"/>
+            </w:tcMar>
+            <w:shd w:val="clear" w:color="auto" w:fill="F7F9FC"/>
+          </w:tcPr>
+          <w:p>
+            <w:pPr>
+              <w:spacing w:before="0" w:after="0" w:line="288" w:lineRule="auto"/>
+              <w:jc w:val="center"/>
+              <w:keepLines/>
+            </w:pPr>
+            <w:r/>
+            <w:r>
+              <w:rPr>
+                <w:rFonts w:ascii="宋体" w:hAnsi="宋体" w:eastAsia="宋体" w:cs="宋体"/>
+                <w:b w:val="0"/>
+                <w:color w:val="222222"/>
+                <w:sz w:val="19"/>
+              </w:rPr>
+              <w:t>双方</w:t>
+            </w:r>
+          </w:p>
+        </w:tc>
+      </w:tr>
+      <w:tr>
+        <w:trPr>
+          <w:cantSplit/>
+        </w:trPr>
+        <w:tc>
+          <w:tcPr>
+            <w:tcW w:type="dxa" w:w="3061"/>
+            <w:vAlign w:val="center"/>
+            <w:tcMar>
+              <w:top w:w="36" w:type="dxa"/>
+              <w:left w:w="50" w:type="dxa"/>
+              <w:bottom w:w="36" w:type="dxa"/>
+              <w:right w:w="50" w:type="dxa"/>
+            </w:tcMar>
+            <w:shd w:val="clear" w:color="auto" w:fill="FFFFFF"/>
+          </w:tcPr>
+          <w:p>
+            <w:pPr>
+              <w:spacing w:before="0" w:after="0" w:line="288" w:lineRule="auto"/>
+              <w:jc w:val="left"/>
+              <w:keepLines/>
+            </w:pPr>
+            <w:r/>
+            <w:r>
+              <w:rPr>
+                <w:rFonts w:ascii="宋体" w:hAnsi="宋体" w:eastAsia="宋体" w:cs="宋体"/>
+                <w:b w:val="0"/>
+                <w:color w:val="222222"/>
+                <w:sz w:val="19"/>
+              </w:rPr>
+              <w:t>最终投标文件汇编上传</w:t>
+            </w:r>
+          </w:p>
+        </w:tc>
+        <w:tc>
+          <w:tcPr>
+            <w:tcW w:type="dxa" w:w="1814"/>
+            <w:vAlign w:val="center"/>
+            <w:tcMar>
+              <w:top w:w="36" w:type="dxa"/>
+              <w:left w:w="50" w:type="dxa"/>
+              <w:bottom w:w="36" w:type="dxa"/>
+              <w:right w:w="50" w:type="dxa"/>
+            </w:tcMar>
+            <w:shd w:val="clear" w:color="auto" w:fill="FFFFFF"/>
+          </w:tcPr>
+          <w:p>
+            <w:pPr>
+              <w:spacing w:before="0" w:after="0" w:line="288" w:lineRule="auto"/>
+              <w:jc w:val="center"/>
+              <w:keepLines/>
+            </w:pPr>
+            <w:r/>
+            <w:r>
+              <w:rPr>
+                <w:rFonts w:ascii="宋体" w:hAnsi="宋体" w:eastAsia="宋体" w:cs="宋体"/>
+                <w:b w:val="0"/>
+                <w:color w:val="222222"/>
+                <w:sz w:val="19"/>
+              </w:rPr>
+              <w:t>★★★★★</w:t>
+            </w:r>
+          </w:p>
+        </w:tc>
+        <w:tc>
+          <w:tcPr>
+            <w:tcW w:type="dxa" w:w="2268"/>
+            <w:vAlign w:val="center"/>
+            <w:tcMar>
+              <w:top w:w="36" w:type="dxa"/>
+              <w:left w:w="50" w:type="dxa"/>
+              <w:bottom w:w="36" w:type="dxa"/>
+              <w:right w:w="50" w:type="dxa"/>
+            </w:tcMar>
+            <w:shd w:val="clear" w:color="auto" w:fill="FFFFFF"/>
+          </w:tcPr>
+          <w:p>
+            <w:pPr>
+              <w:spacing w:before="0" w:after="0" w:line="288" w:lineRule="auto"/>
+              <w:jc w:val="center"/>
+              <w:keepLines/>
+            </w:pPr>
+            <w:r/>
+            <w:r>
+              <w:rPr>
+                <w:rFonts w:ascii="宋体" w:hAnsi="宋体" w:eastAsia="宋体" w:cs="宋体"/>
+                <w:b w:val="0"/>
+                <w:color w:val="222222"/>
+                <w:sz w:val="19"/>
+              </w:rPr>
+              <w:t>配合</w:t>
+            </w:r>
+          </w:p>
+        </w:tc>
+        <w:tc>
+          <w:tcPr>
+            <w:tcW w:type="dxa" w:w="1927"/>
+            <w:vAlign w:val="center"/>
+            <w:tcMar>
+              <w:top w:w="36" w:type="dxa"/>
+              <w:left w:w="50" w:type="dxa"/>
+              <w:bottom w:w="36" w:type="dxa"/>
+              <w:right w:w="50" w:type="dxa"/>
+            </w:tcMar>
+            <w:shd w:val="clear" w:color="auto" w:fill="FFFFFF"/>
+          </w:tcPr>
+          <w:p>
+            <w:pPr>
+              <w:spacing w:before="0" w:after="0" w:line="288" w:lineRule="auto"/>
+              <w:jc w:val="center"/>
+              <w:keepLines/>
+            </w:pPr>
+            <w:r/>
+            <w:r>
+              <w:rPr>
+                <w:rFonts w:ascii="宋体" w:hAnsi="宋体" w:eastAsia="宋体" w:cs="宋体"/>
+                <w:b w:val="0"/>
+                <w:color w:val="222222"/>
+                <w:sz w:val="19"/>
+              </w:rPr>
+              <w:t>重大总院</w:t>
+            </w:r>
+          </w:p>
+        </w:tc>
+      </w:tr>
+    </w:tbl>
+    <w:p>
+      <w:pPr>
+        <w:spacing w:before="200" w:after="120" w:line="300" w:lineRule="auto"/>
+        <w:jc w:val="left"/>
+        <w:keepLines/>
+        <w:keepNext/>
+        <w:pBdr>
+          <w:bottom w:val="single" w:sz="12" w:space="3" w:color="1F4E79"/>
+        </w:pBdr>
+      </w:pPr>
+      <w:r>
+        <w:rPr>
+          <w:rFonts w:ascii="黑体" w:hAnsi="黑体" w:eastAsia="黑体" w:cs="黑体"/>
+          <w:b/>
+          <w:color w:val="1F4E79"/>
+          <w:sz w:val="28"/>
+        </w:rPr>
+        <w:t>五、报名及采购文件获取</w:t>
       </w:r>
     </w:p>
     <w:p>
@@ -1578,22 +4310,19 @@
     </w:p>
     <w:p>
       <w:pPr>
-        <w:spacing w:before="200" w:after="120" w:line="300" w:lineRule="auto"/>
+        <w:spacing w:before="160" w:after="60" w:line="300" w:lineRule="auto"/>
         <w:jc w:val="left"/>
         <w:keepLines/>
         <w:keepNext/>
-        <w:pBdr>
-          <w:bottom w:val="single" w:sz="12" w:space="3" w:color="1F4E79"/>
-        </w:pBdr>
       </w:pPr>
       <w:r>
         <w:rPr>
           <w:rFonts w:ascii="黑体" w:hAnsi="黑体" w:eastAsia="黑体" w:cs="黑体"/>
           <w:b/>
           <w:color w:val="1F4E79"/>
-          <w:sz w:val="28"/>
+          <w:sz w:val="24"/>
         </w:rPr>
-        <w:t>四、报名完成核对</w:t>
+        <w:t>（六）报名完成核对</w:t>
       </w:r>
     </w:p>
     <w:p>
@@ -2237,7 +4966,7 @@
           <w:color w:val="1F4E79"/>
           <w:sz w:val="28"/>
         </w:rPr>
-        <w:t>五、联合体报名处理</w:t>
+        <w:t>六、联合体报名处理</w:t>
       </w:r>
     </w:p>
     <w:p>
@@ -2855,7 +5584,7 @@
                 <w:color w:val="222222"/>
                 <w:sz w:val="22"/>
               </w:rPr>
-              <w:t>本项目拟由具有城乡规划甲级资质的重庆大学建筑规划设计研究总院作为牵头方，与复旦大学相关研究主体组成联合体。请确认电子标书获取阶段，是仅由联合体牵头方报名获取，还是联合体各方均需完成供应商注册及报名？</w:t>
+              <w:t>本项目拟由具有城乡规划甲级资质的重庆大学建筑规划设计研究总院作为牵头方，与复旦大学相关研究主体组成联合体。请确认电子标书获取阶段，是仅由联合体牵头方报名获取，还是联合体各方均需完成供应商注册及报名？另请确认：复旦大学住房政策研究中心能否作为独立联合体成员，或须以复旦大学作为联合体成员、研究中心作为实施团队？</w:t>
             </w:r>
           </w:p>
         </w:tc>
@@ -2894,7 +5623,7 @@
           <w:color w:val="1F4E79"/>
           <w:sz w:val="28"/>
         </w:rPr>
-        <w:t>六、报名后工作安排</w:t>
+        <w:t>七、今日须完成的四项工作</w:t>
       </w:r>
     </w:p>
     <w:p>
@@ -2910,7 +5639,356 @@
           <w:b w:val="0"/>
           <w:sz w:val="24"/>
         </w:rPr>
-        <w:t>报名及文件获取完成后，重庆大学设计总院须第一时间将完整正式磋商文件及附件发送复旦项目组。双方对照磋商文件，梳理资格审查表、商务评分表、人员评分表、类似项目业绩评分、技术评分标准、联合体要求和报价评分规则，并据此确定联合体主体结构、双方工作范围、项目负责人和核心专家、重庆大学设计总院提供的业绩、复旦提供的研究业绩及专家资源、联合体协议和技术方案分工。</w:t>
+        <w:t>现阶段先把投标资格和评分规则核清，再展开技术方案撰写。</w:t>
+      </w:r>
+    </w:p>
+    <w:p>
+      <w:pPr>
+        <w:spacing w:before="160" w:after="60" w:line="300" w:lineRule="auto"/>
+        <w:jc w:val="left"/>
+        <w:keepLines/>
+        <w:keepNext/>
+      </w:pPr>
+      <w:r>
+        <w:rPr>
+          <w:rFonts w:ascii="黑体" w:hAnsi="黑体" w:eastAsia="黑体" w:cs="黑体"/>
+          <w:b/>
+          <w:color w:val="1F4E79"/>
+          <w:sz w:val="24"/>
+        </w:rPr>
+        <w:t>（一）重庆大学设计总院完成正式报名</w:t>
+      </w:r>
+    </w:p>
+    <w:p>
+      <w:pPr>
+        <w:spacing w:before="0" w:after="80" w:line="317" w:lineRule="auto"/>
+        <w:ind w:firstLine="420"/>
+        <w:jc w:val="both"/>
+        <w:keepLines/>
+      </w:pPr>
+      <w:r>
+        <w:rPr>
+          <w:rFonts w:ascii="宋体" w:hAnsi="宋体" w:eastAsia="宋体" w:cs="宋体"/>
+          <w:b w:val="0"/>
+          <w:sz w:val="24"/>
+        </w:rPr>
+        <w:t>采购公告要求：只有在重庆市政府采购网完成网上报名并审核通过，才视为合法获取采购文件；公告网页附件仅供阅览。获取文件截止为9月18日18:00。请当日确认：重庆政府采购网账号 → CA → 报名 → 下载正式磋商文件 → 下载最新澄清文件。此项优先办理。</w:t>
+      </w:r>
+    </w:p>
+    <w:p>
+      <w:pPr>
+        <w:spacing w:before="160" w:after="60" w:line="300" w:lineRule="auto"/>
+        <w:jc w:val="left"/>
+        <w:keepLines/>
+        <w:keepNext/>
+      </w:pPr>
+      <w:r>
+        <w:rPr>
+          <w:rFonts w:ascii="黑体" w:hAnsi="黑体" w:eastAsia="黑体" w:cs="黑体"/>
+          <w:b/>
+          <w:color w:val="1F4E79"/>
+          <w:sz w:val="24"/>
+        </w:rPr>
+        <w:t>（二）双方拆解正式磋商文件</w:t>
+      </w:r>
+    </w:p>
+    <w:p>
+      <w:pPr>
+        <w:spacing w:before="0" w:after="80" w:line="317" w:lineRule="auto"/>
+        <w:ind w:firstLine="420"/>
+        <w:jc w:val="both"/>
+        <w:keepLines/>
+      </w:pPr>
+      <w:r>
+        <w:rPr>
+          <w:rFonts w:ascii="宋体" w:hAnsi="宋体" w:eastAsia="宋体" w:cs="宋体"/>
+          <w:b w:val="0"/>
+          <w:sz w:val="24"/>
+        </w:rPr>
+        <w:t>拿到完整磋商文件后，先拆五张表：资格表、评分表、业绩表、人员评分表、技术评分表。重点核对：联合体双方业绩是否均可计分。若规定联合体任一成员业绩均可计分，则复旦大学相关城市更新、住房政策、规划研究业绩可计入商务评分；若只计算牵头方业绩，则商务分须主要依靠重庆大学设计总院，联合体结构亦须相应调整。</w:t>
+      </w:r>
+    </w:p>
+    <w:p>
+      <w:pPr>
+        <w:spacing w:before="160" w:after="60" w:line="300" w:lineRule="auto"/>
+        <w:jc w:val="left"/>
+        <w:keepLines/>
+        <w:keepNext/>
+      </w:pPr>
+      <w:r>
+        <w:rPr>
+          <w:rFonts w:ascii="黑体" w:hAnsi="黑体" w:eastAsia="黑体" w:cs="黑体"/>
+          <w:b/>
+          <w:color w:val="1F4E79"/>
+          <w:sz w:val="24"/>
+        </w:rPr>
+        <w:t>（三）交换投标资产包</w:t>
+      </w:r>
+    </w:p>
+    <w:p>
+      <w:pPr>
+        <w:spacing w:before="0" w:after="80" w:line="317" w:lineRule="auto"/>
+        <w:ind w:firstLine="420"/>
+        <w:jc w:val="both"/>
+        <w:keepLines/>
+        <w:keepNext/>
+      </w:pPr>
+      <w:r>
+        <w:rPr>
+          <w:rFonts w:ascii="宋体" w:hAnsi="宋体" w:eastAsia="宋体" w:cs="宋体"/>
+          <w:b w:val="0"/>
+          <w:sz w:val="24"/>
+        </w:rPr>
+        <w:t>材料以评分能用上的为限，形成可直接调用的投标素材，不必堆砌长篇介绍。</w:t>
+      </w:r>
+    </w:p>
+    <w:tbl>
+      <w:tblPr>
+        <w:tblW w:type="dxa" w:w="9072"/>
+        <w:jc w:val="center"/>
+        <w:tblLayout w:type="fixed"/>
+        <w:tblLook w:firstColumn="1" w:firstRow="1" w:lastColumn="0" w:lastRow="0" w:noHBand="0" w:noVBand="1" w:val="04A0"/>
+        <w:tblBorders>
+          <w:top w:val="single" w:sz="4" w:space="0" w:color="8FA4BC"/>
+          <w:left w:val="single" w:sz="4" w:space="0" w:color="8FA4BC"/>
+          <w:bottom w:val="single" w:sz="4" w:space="0" w:color="8FA4BC"/>
+          <w:right w:val="single" w:sz="4" w:space="0" w:color="8FA4BC"/>
+          <w:insideH w:val="single" w:sz="4" w:space="0" w:color="8FA4BC"/>
+          <w:insideV w:val="single" w:sz="4" w:space="0" w:color="8FA4BC"/>
+        </w:tblBorders>
+      </w:tblPr>
+      <w:tblGrid>
+        <w:gridCol w:w="2041"/>
+        <w:gridCol w:w="7030"/>
+      </w:tblGrid>
+      <w:tr>
+        <w:trPr>
+          <w:tblHeader/>
+          <w:cantSplit/>
+        </w:trPr>
+        <w:tc>
+          <w:tcPr>
+            <w:tcW w:type="dxa" w:w="2041"/>
+            <w:vAlign w:val="center"/>
+            <w:tcMar>
+              <w:top w:w="50" w:type="dxa"/>
+              <w:left w:w="70" w:type="dxa"/>
+              <w:bottom w:w="50" w:type="dxa"/>
+              <w:right w:w="70" w:type="dxa"/>
+            </w:tcMar>
+            <w:shd w:val="clear" w:color="auto" w:fill="1F4E79"/>
+          </w:tcPr>
+          <w:p>
+            <w:pPr>
+              <w:spacing w:before="0" w:after="0" w:line="288" w:lineRule="auto"/>
+              <w:jc w:val="center"/>
+              <w:keepLines/>
+            </w:pPr>
+            <w:r/>
+            <w:r>
+              <w:rPr>
+                <w:rFonts w:ascii="黑体" w:hAnsi="黑体" w:eastAsia="黑体" w:cs="黑体"/>
+                <w:b/>
+                <w:color w:val="FFFFFF"/>
+                <w:sz w:val="21"/>
+              </w:rPr>
+              <w:t>提供方</w:t>
+            </w:r>
+          </w:p>
+        </w:tc>
+        <w:tc>
+          <w:tcPr>
+            <w:tcW w:type="dxa" w:w="7030"/>
+            <w:vAlign w:val="center"/>
+            <w:tcMar>
+              <w:top w:w="50" w:type="dxa"/>
+              <w:left w:w="70" w:type="dxa"/>
+              <w:bottom w:w="50" w:type="dxa"/>
+              <w:right w:w="70" w:type="dxa"/>
+            </w:tcMar>
+            <w:shd w:val="clear" w:color="auto" w:fill="1F4E79"/>
+          </w:tcPr>
+          <w:p>
+            <w:pPr>
+              <w:spacing w:before="0" w:after="0" w:line="288" w:lineRule="auto"/>
+              <w:jc w:val="center"/>
+              <w:keepLines/>
+            </w:pPr>
+            <w:r/>
+            <w:r>
+              <w:rPr>
+                <w:rFonts w:ascii="黑体" w:hAnsi="黑体" w:eastAsia="黑体" w:cs="黑体"/>
+                <w:b/>
+                <w:color w:val="FFFFFF"/>
+                <w:sz w:val="21"/>
+              </w:rPr>
+              <w:t>材料内容</w:t>
+            </w:r>
+          </w:p>
+        </w:tc>
+      </w:tr>
+      <w:tr>
+        <w:trPr>
+          <w:cantSplit/>
+        </w:trPr>
+        <w:tc>
+          <w:tcPr>
+            <w:tcW w:type="dxa" w:w="2041"/>
+            <w:vAlign w:val="center"/>
+            <w:tcMar>
+              <w:top w:w="50" w:type="dxa"/>
+              <w:left w:w="70" w:type="dxa"/>
+              <w:bottom w:w="50" w:type="dxa"/>
+              <w:right w:w="70" w:type="dxa"/>
+            </w:tcMar>
+            <w:shd w:val="clear" w:color="auto" w:fill="FFFFFF"/>
+          </w:tcPr>
+          <w:p>
+            <w:pPr>
+              <w:spacing w:before="0" w:after="0" w:line="288" w:lineRule="auto"/>
+              <w:jc w:val="left"/>
+              <w:keepLines/>
+            </w:pPr>
+            <w:r/>
+            <w:r>
+              <w:rPr>
+                <w:rFonts w:ascii="宋体" w:hAnsi="宋体" w:eastAsia="宋体" w:cs="宋体"/>
+                <w:b w:val="0"/>
+                <w:color w:val="222222"/>
+                <w:sz w:val="21"/>
+              </w:rPr>
+              <w:t>重庆大学设计总院</w:t>
+            </w:r>
+          </w:p>
+        </w:tc>
+        <w:tc>
+          <w:tcPr>
+            <w:tcW w:type="dxa" w:w="7030"/>
+            <w:vAlign w:val="center"/>
+            <w:tcMar>
+              <w:top w:w="50" w:type="dxa"/>
+              <w:left w:w="70" w:type="dxa"/>
+              <w:bottom w:w="50" w:type="dxa"/>
+              <w:right w:w="70" w:type="dxa"/>
+            </w:tcMar>
+            <w:shd w:val="clear" w:color="auto" w:fill="FFFFFF"/>
+          </w:tcPr>
+          <w:p>
+            <w:pPr>
+              <w:spacing w:before="0" w:after="0" w:line="288" w:lineRule="auto"/>
+              <w:jc w:val="left"/>
+              <w:keepLines/>
+            </w:pPr>
+            <w:r/>
+            <w:r>
+              <w:rPr>
+                <w:rFonts w:ascii="宋体" w:hAnsi="宋体" w:eastAsia="宋体" w:cs="宋体"/>
+                <w:b w:val="0"/>
+                <w:color w:val="222222"/>
+                <w:sz w:val="21"/>
+              </w:rPr>
+              <w:t>营业执照、甲级资质、类似业绩、项目负责人简历、规划师团队、重庆/九龙坡业绩、获奖和荣誉。</w:t>
+            </w:r>
+          </w:p>
+        </w:tc>
+      </w:tr>
+      <w:tr>
+        <w:trPr>
+          <w:cantSplit/>
+        </w:trPr>
+        <w:tc>
+          <w:tcPr>
+            <w:tcW w:type="dxa" w:w="2041"/>
+            <w:vAlign w:val="center"/>
+            <w:tcMar>
+              <w:top w:w="50" w:type="dxa"/>
+              <w:left w:w="70" w:type="dxa"/>
+              <w:bottom w:w="50" w:type="dxa"/>
+              <w:right w:w="70" w:type="dxa"/>
+            </w:tcMar>
+            <w:shd w:val="clear" w:color="auto" w:fill="F7F9FC"/>
+          </w:tcPr>
+          <w:p>
+            <w:pPr>
+              <w:spacing w:before="0" w:after="0" w:line="288" w:lineRule="auto"/>
+              <w:jc w:val="left"/>
+              <w:keepLines/>
+            </w:pPr>
+            <w:r/>
+            <w:r>
+              <w:rPr>
+                <w:rFonts w:ascii="宋体" w:hAnsi="宋体" w:eastAsia="宋体" w:cs="宋体"/>
+                <w:b w:val="0"/>
+                <w:color w:val="222222"/>
+                <w:sz w:val="21"/>
+              </w:rPr>
+              <w:t>复旦一侧</w:t>
+            </w:r>
+          </w:p>
+        </w:tc>
+        <w:tc>
+          <w:tcPr>
+            <w:tcW w:type="dxa" w:w="7030"/>
+            <w:vAlign w:val="center"/>
+            <w:tcMar>
+              <w:top w:w="50" w:type="dxa"/>
+              <w:left w:w="70" w:type="dxa"/>
+              <w:bottom w:w="50" w:type="dxa"/>
+              <w:right w:w="70" w:type="dxa"/>
+            </w:tcMar>
+            <w:shd w:val="clear" w:color="auto" w:fill="F7F9FC"/>
+          </w:tcPr>
+          <w:p>
+            <w:pPr>
+              <w:spacing w:before="0" w:after="0" w:line="288" w:lineRule="auto"/>
+              <w:jc w:val="left"/>
+              <w:keepLines/>
+            </w:pPr>
+            <w:r/>
+            <w:r>
+              <w:rPr>
+                <w:rFonts w:ascii="宋体" w:hAnsi="宋体" w:eastAsia="宋体" w:cs="宋体"/>
+                <w:b w:val="0"/>
+                <w:color w:val="222222"/>
+                <w:sz w:val="21"/>
+              </w:rPr>
+              <w:t>复旦大学主体材料、住房政策研究中心介绍、专家团队、城市更新/住房/政策研究业绩、白皮书与研究报告、政府研究课题、相关案例及专家职称学历材料。建议汇总为《复旦可用于九龙坡项目的投标素材包》。</w:t>
+            </w:r>
+          </w:p>
+        </w:tc>
+      </w:tr>
+    </w:tbl>
+    <w:p>
+      <w:pPr>
+        <w:spacing w:before="160" w:after="60" w:line="300" w:lineRule="auto"/>
+        <w:jc w:val="left"/>
+        <w:keepLines/>
+        <w:keepNext/>
+      </w:pPr>
+      <w:r>
+        <w:rPr>
+          <w:rFonts w:ascii="黑体" w:hAnsi="黑体" w:eastAsia="黑体" w:cs="黑体"/>
+          <w:b/>
+          <w:color w:val="1F4E79"/>
+          <w:sz w:val="24"/>
+        </w:rPr>
+        <w:t>（四）预先明确联合体利益分配</w:t>
+      </w:r>
+    </w:p>
+    <w:p>
+      <w:pPr>
+        <w:spacing w:before="0" w:after="80" w:line="317" w:lineRule="auto"/>
+        <w:ind w:firstLine="420"/>
+        <w:jc w:val="both"/>
+        <w:keepLines/>
+      </w:pPr>
+      <w:r>
+        <w:rPr>
+          <w:rFonts w:ascii="宋体" w:hAnsi="宋体" w:eastAsia="宋体" w:cs="宋体"/>
+          <w:b w:val="0"/>
+          <w:sz w:val="24"/>
+        </w:rPr>
+        <w:t>中标前先书面确认下列事项：合同签署主体、收款主体、复旦承担的成果范围、工作量比例、费用比例、知识产权、成果署名、专家差旅、税费、修改次数、政府汇报出席安排。本项目预算132万元，双方宜按实际工作量确定费用比例，避免按各自完整成本核算后合作效率偏低。</w:t>
       </w:r>
     </w:p>
     <w:p>
@@ -2930,7 +6008,1526 @@
           <w:color w:val="1F4E79"/>
           <w:sz w:val="28"/>
         </w:rPr>
-        <w:t>七、时间安排</w:t>
+        <w:t>八、技术方案框架（6+1）</w:t>
+      </w:r>
+    </w:p>
+    <w:p>
+      <w:pPr>
+        <w:spacing w:before="0" w:after="80" w:line="317" w:lineRule="auto"/>
+        <w:ind w:firstLine="420"/>
+        <w:jc w:val="both"/>
+        <w:keepLines/>
+        <w:keepNext/>
+      </w:pPr>
+      <w:r>
+        <w:rPr>
+          <w:rFonts w:ascii="宋体" w:hAnsi="宋体" w:eastAsia="宋体" w:cs="宋体"/>
+          <w:b w:val="0"/>
+          <w:sz w:val="24"/>
+        </w:rPr>
+        <w:t>技术标不宜写成传统规划编制流程，而应体现“重庆大学规划能力 + 复旦政策智库能力”的组合特征。建议采用下列6+1结构：</w:t>
+      </w:r>
+    </w:p>
+    <w:tbl>
+      <w:tblPr>
+        <w:tblW w:type="dxa" w:w="9072"/>
+        <w:jc w:val="center"/>
+        <w:tblLayout w:type="fixed"/>
+        <w:tblLook w:firstColumn="1" w:firstRow="1" w:lastColumn="0" w:lastRow="0" w:noHBand="0" w:noVBand="1" w:val="04A0"/>
+        <w:tblBorders>
+          <w:top w:val="single" w:sz="4" w:space="0" w:color="8FA4BC"/>
+          <w:left w:val="single" w:sz="4" w:space="0" w:color="8FA4BC"/>
+          <w:bottom w:val="single" w:sz="4" w:space="0" w:color="8FA4BC"/>
+          <w:right w:val="single" w:sz="4" w:space="0" w:color="8FA4BC"/>
+          <w:insideH w:val="single" w:sz="4" w:space="0" w:color="8FA4BC"/>
+          <w:insideV w:val="single" w:sz="4" w:space="0" w:color="8FA4BC"/>
+        </w:tblBorders>
+      </w:tblPr>
+      <w:tblGrid>
+        <w:gridCol w:w="2268"/>
+        <w:gridCol w:w="4989"/>
+        <w:gridCol w:w="1814"/>
+      </w:tblGrid>
+      <w:tr>
+        <w:trPr>
+          <w:tblHeader/>
+          <w:cantSplit/>
+        </w:trPr>
+        <w:tc>
+          <w:tcPr>
+            <w:tcW w:type="dxa" w:w="2268"/>
+            <w:vAlign w:val="center"/>
+            <w:tcMar>
+              <w:top w:w="36" w:type="dxa"/>
+              <w:left w:w="50" w:type="dxa"/>
+              <w:bottom w:w="36" w:type="dxa"/>
+              <w:right w:w="50" w:type="dxa"/>
+            </w:tcMar>
+            <w:shd w:val="clear" w:color="auto" w:fill="1F4E79"/>
+          </w:tcPr>
+          <w:p>
+            <w:pPr>
+              <w:spacing w:before="0" w:after="0" w:line="288" w:lineRule="auto"/>
+              <w:jc w:val="center"/>
+              <w:keepLines/>
+            </w:pPr>
+            <w:r/>
+            <w:r>
+              <w:rPr>
+                <w:rFonts w:ascii="黑体" w:hAnsi="黑体" w:eastAsia="黑体" w:cs="黑体"/>
+                <w:b/>
+                <w:color w:val="FFFFFF"/>
+                <w:sz w:val="21"/>
+              </w:rPr>
+              <w:t>模块</w:t>
+            </w:r>
+          </w:p>
+        </w:tc>
+        <w:tc>
+          <w:tcPr>
+            <w:tcW w:type="dxa" w:w="4989"/>
+            <w:vAlign w:val="center"/>
+            <w:tcMar>
+              <w:top w:w="36" w:type="dxa"/>
+              <w:left w:w="50" w:type="dxa"/>
+              <w:bottom w:w="36" w:type="dxa"/>
+              <w:right w:w="50" w:type="dxa"/>
+            </w:tcMar>
+            <w:shd w:val="clear" w:color="auto" w:fill="1F4E79"/>
+          </w:tcPr>
+          <w:p>
+            <w:pPr>
+              <w:spacing w:before="0" w:after="0" w:line="288" w:lineRule="auto"/>
+              <w:jc w:val="center"/>
+              <w:keepLines/>
+            </w:pPr>
+            <w:r/>
+            <w:r>
+              <w:rPr>
+                <w:rFonts w:ascii="黑体" w:hAnsi="黑体" w:eastAsia="黑体" w:cs="黑体"/>
+                <w:b/>
+                <w:color w:val="FFFFFF"/>
+                <w:sz w:val="21"/>
+              </w:rPr>
+              <w:t>核心内容</w:t>
+            </w:r>
+          </w:p>
+        </w:tc>
+        <w:tc>
+          <w:tcPr>
+            <w:tcW w:type="dxa" w:w="1814"/>
+            <w:vAlign w:val="center"/>
+            <w:tcMar>
+              <w:top w:w="36" w:type="dxa"/>
+              <w:left w:w="50" w:type="dxa"/>
+              <w:bottom w:w="36" w:type="dxa"/>
+              <w:right w:w="50" w:type="dxa"/>
+            </w:tcMar>
+            <w:shd w:val="clear" w:color="auto" w:fill="1F4E79"/>
+          </w:tcPr>
+          <w:p>
+            <w:pPr>
+              <w:spacing w:before="0" w:after="0" w:line="288" w:lineRule="auto"/>
+              <w:jc w:val="center"/>
+              <w:keepLines/>
+            </w:pPr>
+            <w:r/>
+            <w:r>
+              <w:rPr>
+                <w:rFonts w:ascii="黑体" w:hAnsi="黑体" w:eastAsia="黑体" w:cs="黑体"/>
+                <w:b/>
+                <w:color w:val="FFFFFF"/>
+                <w:sz w:val="21"/>
+              </w:rPr>
+              <w:t>主责</w:t>
+            </w:r>
+          </w:p>
+        </w:tc>
+      </w:tr>
+      <w:tr>
+        <w:trPr>
+          <w:cantSplit/>
+        </w:trPr>
+        <w:tc>
+          <w:tcPr>
+            <w:tcW w:type="dxa" w:w="2268"/>
+            <w:vAlign w:val="center"/>
+            <w:tcMar>
+              <w:top w:w="36" w:type="dxa"/>
+              <w:left w:w="50" w:type="dxa"/>
+              <w:bottom w:w="36" w:type="dxa"/>
+              <w:right w:w="50" w:type="dxa"/>
+            </w:tcMar>
+            <w:shd w:val="clear" w:color="auto" w:fill="FFFFFF"/>
+          </w:tcPr>
+          <w:p>
+            <w:pPr>
+              <w:spacing w:before="0" w:after="0" w:line="288" w:lineRule="auto"/>
+              <w:jc w:val="left"/>
+              <w:keepLines/>
+            </w:pPr>
+            <w:r/>
+            <w:r>
+              <w:rPr>
+                <w:rFonts w:ascii="宋体" w:hAnsi="宋体" w:eastAsia="宋体" w:cs="宋体"/>
+                <w:b w:val="0"/>
+                <w:color w:val="222222"/>
+                <w:sz w:val="21"/>
+              </w:rPr>
+              <w:t>01 战略研判</w:t>
+            </w:r>
+          </w:p>
+        </w:tc>
+        <w:tc>
+          <w:tcPr>
+            <w:tcW w:type="dxa" w:w="4989"/>
+            <w:vAlign w:val="center"/>
+            <w:tcMar>
+              <w:top w:w="36" w:type="dxa"/>
+              <w:left w:w="50" w:type="dxa"/>
+              <w:bottom w:w="36" w:type="dxa"/>
+              <w:right w:w="50" w:type="dxa"/>
+            </w:tcMar>
+            <w:shd w:val="clear" w:color="auto" w:fill="FFFFFF"/>
+          </w:tcPr>
+          <w:p>
+            <w:pPr>
+              <w:spacing w:before="0" w:after="0" w:line="288" w:lineRule="auto"/>
+              <w:jc w:val="left"/>
+              <w:keepLines/>
+            </w:pPr>
+            <w:r/>
+            <w:r>
+              <w:rPr>
+                <w:rFonts w:ascii="宋体" w:hAnsi="宋体" w:eastAsia="宋体" w:cs="宋体"/>
+                <w:b w:val="0"/>
+                <w:color w:val="222222"/>
+                <w:sz w:val="21"/>
+              </w:rPr>
+              <w:t>“十四五”复盘、“十五五”趋势、国家及重庆城市更新政策</w:t>
+            </w:r>
+          </w:p>
+        </w:tc>
+        <w:tc>
+          <w:tcPr>
+            <w:tcW w:type="dxa" w:w="1814"/>
+            <w:vAlign w:val="center"/>
+            <w:tcMar>
+              <w:top w:w="36" w:type="dxa"/>
+              <w:left w:w="50" w:type="dxa"/>
+              <w:bottom w:w="36" w:type="dxa"/>
+              <w:right w:w="50" w:type="dxa"/>
+            </w:tcMar>
+            <w:shd w:val="clear" w:color="auto" w:fill="FFFFFF"/>
+          </w:tcPr>
+          <w:p>
+            <w:pPr>
+              <w:spacing w:before="0" w:after="0" w:line="288" w:lineRule="auto"/>
+              <w:jc w:val="center"/>
+              <w:keepLines/>
+            </w:pPr>
+            <w:r/>
+            <w:r>
+              <w:rPr>
+                <w:rFonts w:ascii="宋体" w:hAnsi="宋体" w:eastAsia="宋体" w:cs="宋体"/>
+                <w:b w:val="0"/>
+                <w:color w:val="222222"/>
+                <w:sz w:val="21"/>
+              </w:rPr>
+              <w:t>复旦</w:t>
+            </w:r>
+          </w:p>
+        </w:tc>
+      </w:tr>
+      <w:tr>
+        <w:trPr>
+          <w:cantSplit/>
+        </w:trPr>
+        <w:tc>
+          <w:tcPr>
+            <w:tcW w:type="dxa" w:w="2268"/>
+            <w:vAlign w:val="center"/>
+            <w:tcMar>
+              <w:top w:w="36" w:type="dxa"/>
+              <w:left w:w="50" w:type="dxa"/>
+              <w:bottom w:w="36" w:type="dxa"/>
+              <w:right w:w="50" w:type="dxa"/>
+            </w:tcMar>
+            <w:shd w:val="clear" w:color="auto" w:fill="F7F9FC"/>
+          </w:tcPr>
+          <w:p>
+            <w:pPr>
+              <w:spacing w:before="0" w:after="0" w:line="288" w:lineRule="auto"/>
+              <w:jc w:val="left"/>
+              <w:keepLines/>
+            </w:pPr>
+            <w:r/>
+            <w:r>
+              <w:rPr>
+                <w:rFonts w:ascii="宋体" w:hAnsi="宋体" w:eastAsia="宋体" w:cs="宋体"/>
+                <w:b w:val="0"/>
+                <w:color w:val="222222"/>
+                <w:sz w:val="21"/>
+              </w:rPr>
+              <w:t>02 城市更新体检</w:t>
+            </w:r>
+          </w:p>
+        </w:tc>
+        <w:tc>
+          <w:tcPr>
+            <w:tcW w:type="dxa" w:w="4989"/>
+            <w:vAlign w:val="center"/>
+            <w:tcMar>
+              <w:top w:w="36" w:type="dxa"/>
+              <w:left w:w="50" w:type="dxa"/>
+              <w:bottom w:w="36" w:type="dxa"/>
+              <w:right w:w="50" w:type="dxa"/>
+            </w:tcMar>
+            <w:shd w:val="clear" w:color="auto" w:fill="F7F9FC"/>
+          </w:tcPr>
+          <w:p>
+            <w:pPr>
+              <w:spacing w:before="0" w:after="0" w:line="288" w:lineRule="auto"/>
+              <w:jc w:val="left"/>
+              <w:keepLines/>
+            </w:pPr>
+            <w:r/>
+            <w:r>
+              <w:rPr>
+                <w:rFonts w:ascii="宋体" w:hAnsi="宋体" w:eastAsia="宋体" w:cs="宋体"/>
+                <w:b w:val="0"/>
+                <w:color w:val="222222"/>
+                <w:sz w:val="21"/>
+              </w:rPr>
+              <w:t>人口、产业、住房、公共空间、存量资产、设施等</w:t>
+            </w:r>
+          </w:p>
+        </w:tc>
+        <w:tc>
+          <w:tcPr>
+            <w:tcW w:type="dxa" w:w="1814"/>
+            <w:vAlign w:val="center"/>
+            <w:tcMar>
+              <w:top w:w="36" w:type="dxa"/>
+              <w:left w:w="50" w:type="dxa"/>
+              <w:bottom w:w="36" w:type="dxa"/>
+              <w:right w:w="50" w:type="dxa"/>
+            </w:tcMar>
+            <w:shd w:val="clear" w:color="auto" w:fill="F7F9FC"/>
+          </w:tcPr>
+          <w:p>
+            <w:pPr>
+              <w:spacing w:before="0" w:after="0" w:line="288" w:lineRule="auto"/>
+              <w:jc w:val="center"/>
+              <w:keepLines/>
+            </w:pPr>
+            <w:r/>
+            <w:r>
+              <w:rPr>
+                <w:rFonts w:ascii="宋体" w:hAnsi="宋体" w:eastAsia="宋体" w:cs="宋体"/>
+                <w:b w:val="0"/>
+                <w:color w:val="222222"/>
+                <w:sz w:val="21"/>
+              </w:rPr>
+              <w:t>重大+复旦</w:t>
+            </w:r>
+          </w:p>
+        </w:tc>
+      </w:tr>
+      <w:tr>
+        <w:trPr>
+          <w:cantSplit/>
+        </w:trPr>
+        <w:tc>
+          <w:tcPr>
+            <w:tcW w:type="dxa" w:w="2268"/>
+            <w:vAlign w:val="center"/>
+            <w:tcMar>
+              <w:top w:w="36" w:type="dxa"/>
+              <w:left w:w="50" w:type="dxa"/>
+              <w:bottom w:w="36" w:type="dxa"/>
+              <w:right w:w="50" w:type="dxa"/>
+            </w:tcMar>
+            <w:shd w:val="clear" w:color="auto" w:fill="FFFFFF"/>
+          </w:tcPr>
+          <w:p>
+            <w:pPr>
+              <w:spacing w:before="0" w:after="0" w:line="288" w:lineRule="auto"/>
+              <w:jc w:val="left"/>
+              <w:keepLines/>
+            </w:pPr>
+            <w:r/>
+            <w:r>
+              <w:rPr>
+                <w:rFonts w:ascii="宋体" w:hAnsi="宋体" w:eastAsia="宋体" w:cs="宋体"/>
+                <w:b w:val="0"/>
+                <w:color w:val="222222"/>
+                <w:sz w:val="21"/>
+              </w:rPr>
+              <w:t>03 更新空间体系</w:t>
+            </w:r>
+          </w:p>
+        </w:tc>
+        <w:tc>
+          <w:tcPr>
+            <w:tcW w:type="dxa" w:w="4989"/>
+            <w:vAlign w:val="center"/>
+            <w:tcMar>
+              <w:top w:w="36" w:type="dxa"/>
+              <w:left w:w="50" w:type="dxa"/>
+              <w:bottom w:w="36" w:type="dxa"/>
+              <w:right w:w="50" w:type="dxa"/>
+            </w:tcMar>
+            <w:shd w:val="clear" w:color="auto" w:fill="FFFFFF"/>
+          </w:tcPr>
+          <w:p>
+            <w:pPr>
+              <w:spacing w:before="0" w:after="0" w:line="288" w:lineRule="auto"/>
+              <w:jc w:val="left"/>
+              <w:keepLines/>
+            </w:pPr>
+            <w:r/>
+            <w:r>
+              <w:rPr>
+                <w:rFonts w:ascii="宋体" w:hAnsi="宋体" w:eastAsia="宋体" w:cs="宋体"/>
+                <w:b w:val="0"/>
+                <w:color w:val="222222"/>
+                <w:sz w:val="21"/>
+              </w:rPr>
+              <w:t>重点片区、更新单元、空间结构、分类策略</w:t>
+            </w:r>
+          </w:p>
+        </w:tc>
+        <w:tc>
+          <w:tcPr>
+            <w:tcW w:type="dxa" w:w="1814"/>
+            <w:vAlign w:val="center"/>
+            <w:tcMar>
+              <w:top w:w="36" w:type="dxa"/>
+              <w:left w:w="50" w:type="dxa"/>
+              <w:bottom w:w="36" w:type="dxa"/>
+              <w:right w:w="50" w:type="dxa"/>
+            </w:tcMar>
+            <w:shd w:val="clear" w:color="auto" w:fill="FFFFFF"/>
+          </w:tcPr>
+          <w:p>
+            <w:pPr>
+              <w:spacing w:before="0" w:after="0" w:line="288" w:lineRule="auto"/>
+              <w:jc w:val="center"/>
+              <w:keepLines/>
+            </w:pPr>
+            <w:r/>
+            <w:r>
+              <w:rPr>
+                <w:rFonts w:ascii="宋体" w:hAnsi="宋体" w:eastAsia="宋体" w:cs="宋体"/>
+                <w:b w:val="0"/>
+                <w:color w:val="222222"/>
+                <w:sz w:val="21"/>
+              </w:rPr>
+              <w:t>重大</w:t>
+            </w:r>
+          </w:p>
+        </w:tc>
+      </w:tr>
+      <w:tr>
+        <w:trPr>
+          <w:cantSplit/>
+        </w:trPr>
+        <w:tc>
+          <w:tcPr>
+            <w:tcW w:type="dxa" w:w="2268"/>
+            <w:vAlign w:val="center"/>
+            <w:tcMar>
+              <w:top w:w="36" w:type="dxa"/>
+              <w:left w:w="50" w:type="dxa"/>
+              <w:bottom w:w="36" w:type="dxa"/>
+              <w:right w:w="50" w:type="dxa"/>
+            </w:tcMar>
+            <w:shd w:val="clear" w:color="auto" w:fill="F7F9FC"/>
+          </w:tcPr>
+          <w:p>
+            <w:pPr>
+              <w:spacing w:before="0" w:after="0" w:line="288" w:lineRule="auto"/>
+              <w:jc w:val="left"/>
+              <w:keepLines/>
+            </w:pPr>
+            <w:r/>
+            <w:r>
+              <w:rPr>
+                <w:rFonts w:ascii="宋体" w:hAnsi="宋体" w:eastAsia="宋体" w:cs="宋体"/>
+                <w:b w:val="0"/>
+                <w:color w:val="222222"/>
+                <w:sz w:val="21"/>
+              </w:rPr>
+              <w:t>04 “十五五”重点任务</w:t>
+            </w:r>
+          </w:p>
+        </w:tc>
+        <w:tc>
+          <w:tcPr>
+            <w:tcW w:type="dxa" w:w="4989"/>
+            <w:vAlign w:val="center"/>
+            <w:tcMar>
+              <w:top w:w="36" w:type="dxa"/>
+              <w:left w:w="50" w:type="dxa"/>
+              <w:bottom w:w="36" w:type="dxa"/>
+              <w:right w:w="50" w:type="dxa"/>
+            </w:tcMar>
+            <w:shd w:val="clear" w:color="auto" w:fill="F7F9FC"/>
+          </w:tcPr>
+          <w:p>
+            <w:pPr>
+              <w:spacing w:before="0" w:after="0" w:line="288" w:lineRule="auto"/>
+              <w:jc w:val="left"/>
+              <w:keepLines/>
+            </w:pPr>
+            <w:r/>
+            <w:r>
+              <w:rPr>
+                <w:rFonts w:ascii="宋体" w:hAnsi="宋体" w:eastAsia="宋体" w:cs="宋体"/>
+                <w:b w:val="0"/>
+                <w:color w:val="222222"/>
+                <w:sz w:val="21"/>
+              </w:rPr>
+              <w:t>居住、产业、商业、公共服务、历史文化等</w:t>
+            </w:r>
+          </w:p>
+        </w:tc>
+        <w:tc>
+          <w:tcPr>
+            <w:tcW w:type="dxa" w:w="1814"/>
+            <w:vAlign w:val="center"/>
+            <w:tcMar>
+              <w:top w:w="36" w:type="dxa"/>
+              <w:left w:w="50" w:type="dxa"/>
+              <w:bottom w:w="36" w:type="dxa"/>
+              <w:right w:w="50" w:type="dxa"/>
+            </w:tcMar>
+            <w:shd w:val="clear" w:color="auto" w:fill="F7F9FC"/>
+          </w:tcPr>
+          <w:p>
+            <w:pPr>
+              <w:spacing w:before="0" w:after="0" w:line="288" w:lineRule="auto"/>
+              <w:jc w:val="center"/>
+              <w:keepLines/>
+            </w:pPr>
+            <w:r/>
+            <w:r>
+              <w:rPr>
+                <w:rFonts w:ascii="宋体" w:hAnsi="宋体" w:eastAsia="宋体" w:cs="宋体"/>
+                <w:b w:val="0"/>
+                <w:color w:val="222222"/>
+                <w:sz w:val="21"/>
+              </w:rPr>
+              <w:t>双方</w:t>
+            </w:r>
+          </w:p>
+        </w:tc>
+      </w:tr>
+      <w:tr>
+        <w:trPr>
+          <w:cantSplit/>
+        </w:trPr>
+        <w:tc>
+          <w:tcPr>
+            <w:tcW w:type="dxa" w:w="2268"/>
+            <w:vAlign w:val="center"/>
+            <w:tcMar>
+              <w:top w:w="36" w:type="dxa"/>
+              <w:left w:w="50" w:type="dxa"/>
+              <w:bottom w:w="36" w:type="dxa"/>
+              <w:right w:w="50" w:type="dxa"/>
+            </w:tcMar>
+            <w:shd w:val="clear" w:color="auto" w:fill="FFFFFF"/>
+          </w:tcPr>
+          <w:p>
+            <w:pPr>
+              <w:spacing w:before="0" w:after="0" w:line="288" w:lineRule="auto"/>
+              <w:jc w:val="left"/>
+              <w:keepLines/>
+            </w:pPr>
+            <w:r/>
+            <w:r>
+              <w:rPr>
+                <w:rFonts w:ascii="宋体" w:hAnsi="宋体" w:eastAsia="宋体" w:cs="宋体"/>
+                <w:b w:val="0"/>
+                <w:color w:val="222222"/>
+                <w:sz w:val="21"/>
+              </w:rPr>
+              <w:t>05 项目库与行动计划</w:t>
+            </w:r>
+          </w:p>
+        </w:tc>
+        <w:tc>
+          <w:tcPr>
+            <w:tcW w:type="dxa" w:w="4989"/>
+            <w:vAlign w:val="center"/>
+            <w:tcMar>
+              <w:top w:w="36" w:type="dxa"/>
+              <w:left w:w="50" w:type="dxa"/>
+              <w:bottom w:w="36" w:type="dxa"/>
+              <w:right w:w="50" w:type="dxa"/>
+            </w:tcMar>
+            <w:shd w:val="clear" w:color="auto" w:fill="FFFFFF"/>
+          </w:tcPr>
+          <w:p>
+            <w:pPr>
+              <w:spacing w:before="0" w:after="0" w:line="288" w:lineRule="auto"/>
+              <w:jc w:val="left"/>
+              <w:keepLines/>
+            </w:pPr>
+            <w:r/>
+            <w:r>
+              <w:rPr>
+                <w:rFonts w:ascii="宋体" w:hAnsi="宋体" w:eastAsia="宋体" w:cs="宋体"/>
+                <w:b w:val="0"/>
+                <w:color w:val="222222"/>
+                <w:sz w:val="21"/>
+              </w:rPr>
+              <w:t>重点项目清单、年度时序、实施主体</w:t>
+            </w:r>
+          </w:p>
+        </w:tc>
+        <w:tc>
+          <w:tcPr>
+            <w:tcW w:type="dxa" w:w="1814"/>
+            <w:vAlign w:val="center"/>
+            <w:tcMar>
+              <w:top w:w="36" w:type="dxa"/>
+              <w:left w:w="50" w:type="dxa"/>
+              <w:bottom w:w="36" w:type="dxa"/>
+              <w:right w:w="50" w:type="dxa"/>
+            </w:tcMar>
+            <w:shd w:val="clear" w:color="auto" w:fill="FFFFFF"/>
+          </w:tcPr>
+          <w:p>
+            <w:pPr>
+              <w:spacing w:before="0" w:after="0" w:line="288" w:lineRule="auto"/>
+              <w:jc w:val="center"/>
+              <w:keepLines/>
+            </w:pPr>
+            <w:r/>
+            <w:r>
+              <w:rPr>
+                <w:rFonts w:ascii="宋体" w:hAnsi="宋体" w:eastAsia="宋体" w:cs="宋体"/>
+                <w:b w:val="0"/>
+                <w:color w:val="222222"/>
+                <w:sz w:val="21"/>
+              </w:rPr>
+              <w:t>重大</w:t>
+            </w:r>
+          </w:p>
+        </w:tc>
+      </w:tr>
+      <w:tr>
+        <w:trPr>
+          <w:cantSplit/>
+        </w:trPr>
+        <w:tc>
+          <w:tcPr>
+            <w:tcW w:type="dxa" w:w="2268"/>
+            <w:vAlign w:val="center"/>
+            <w:tcMar>
+              <w:top w:w="36" w:type="dxa"/>
+              <w:left w:w="50" w:type="dxa"/>
+              <w:bottom w:w="36" w:type="dxa"/>
+              <w:right w:w="50" w:type="dxa"/>
+            </w:tcMar>
+            <w:shd w:val="clear" w:color="auto" w:fill="F7F9FC"/>
+          </w:tcPr>
+          <w:p>
+            <w:pPr>
+              <w:spacing w:before="0" w:after="0" w:line="288" w:lineRule="auto"/>
+              <w:jc w:val="left"/>
+              <w:keepLines/>
+            </w:pPr>
+            <w:r/>
+            <w:r>
+              <w:rPr>
+                <w:rFonts w:ascii="宋体" w:hAnsi="宋体" w:eastAsia="宋体" w:cs="宋体"/>
+                <w:b w:val="0"/>
+                <w:color w:val="222222"/>
+                <w:sz w:val="21"/>
+              </w:rPr>
+              <w:t>06 政策与实施机制</w:t>
+            </w:r>
+          </w:p>
+        </w:tc>
+        <w:tc>
+          <w:tcPr>
+            <w:tcW w:type="dxa" w:w="4989"/>
+            <w:vAlign w:val="center"/>
+            <w:tcMar>
+              <w:top w:w="36" w:type="dxa"/>
+              <w:left w:w="50" w:type="dxa"/>
+              <w:bottom w:w="36" w:type="dxa"/>
+              <w:right w:w="50" w:type="dxa"/>
+            </w:tcMar>
+            <w:shd w:val="clear" w:color="auto" w:fill="F7F9FC"/>
+          </w:tcPr>
+          <w:p>
+            <w:pPr>
+              <w:spacing w:before="0" w:after="0" w:line="288" w:lineRule="auto"/>
+              <w:jc w:val="left"/>
+              <w:keepLines/>
+            </w:pPr>
+            <w:r/>
+            <w:r>
+              <w:rPr>
+                <w:rFonts w:ascii="宋体" w:hAnsi="宋体" w:eastAsia="宋体" w:cs="宋体"/>
+                <w:b w:val="0"/>
+                <w:color w:val="222222"/>
+                <w:sz w:val="21"/>
+              </w:rPr>
+              <w:t>土地、住房、资金、运营、审批、社会参与机制</w:t>
+            </w:r>
+          </w:p>
+        </w:tc>
+        <w:tc>
+          <w:tcPr>
+            <w:tcW w:type="dxa" w:w="1814"/>
+            <w:vAlign w:val="center"/>
+            <w:tcMar>
+              <w:top w:w="36" w:type="dxa"/>
+              <w:left w:w="50" w:type="dxa"/>
+              <w:bottom w:w="36" w:type="dxa"/>
+              <w:right w:w="50" w:type="dxa"/>
+            </w:tcMar>
+            <w:shd w:val="clear" w:color="auto" w:fill="F7F9FC"/>
+          </w:tcPr>
+          <w:p>
+            <w:pPr>
+              <w:spacing w:before="0" w:after="0" w:line="288" w:lineRule="auto"/>
+              <w:jc w:val="center"/>
+              <w:keepLines/>
+            </w:pPr>
+            <w:r/>
+            <w:r>
+              <w:rPr>
+                <w:rFonts w:ascii="宋体" w:hAnsi="宋体" w:eastAsia="宋体" w:cs="宋体"/>
+                <w:b w:val="0"/>
+                <w:color w:val="222222"/>
+                <w:sz w:val="21"/>
+              </w:rPr>
+              <w:t>复旦</w:t>
+            </w:r>
+          </w:p>
+        </w:tc>
+      </w:tr>
+      <w:tr>
+        <w:trPr>
+          <w:cantSplit/>
+        </w:trPr>
+        <w:tc>
+          <w:tcPr>
+            <w:tcW w:type="dxa" w:w="2268"/>
+            <w:vAlign w:val="center"/>
+            <w:tcMar>
+              <w:top w:w="36" w:type="dxa"/>
+              <w:left w:w="50" w:type="dxa"/>
+              <w:bottom w:w="36" w:type="dxa"/>
+              <w:right w:w="50" w:type="dxa"/>
+            </w:tcMar>
+            <w:shd w:val="clear" w:color="auto" w:fill="FFFFFF"/>
+          </w:tcPr>
+          <w:p>
+            <w:pPr>
+              <w:spacing w:before="0" w:after="0" w:line="288" w:lineRule="auto"/>
+              <w:jc w:val="left"/>
+              <w:keepLines/>
+            </w:pPr>
+            <w:r/>
+            <w:r>
+              <w:rPr>
+                <w:rFonts w:ascii="宋体" w:hAnsi="宋体" w:eastAsia="宋体" w:cs="宋体"/>
+                <w:b w:val="0"/>
+                <w:color w:val="222222"/>
+                <w:sz w:val="21"/>
+              </w:rPr>
+              <w:t>+1 动态实施体系</w:t>
+            </w:r>
+          </w:p>
+        </w:tc>
+        <w:tc>
+          <w:tcPr>
+            <w:tcW w:type="dxa" w:w="4989"/>
+            <w:vAlign w:val="center"/>
+            <w:tcMar>
+              <w:top w:w="36" w:type="dxa"/>
+              <w:left w:w="50" w:type="dxa"/>
+              <w:bottom w:w="36" w:type="dxa"/>
+              <w:right w:w="50" w:type="dxa"/>
+            </w:tcMar>
+            <w:shd w:val="clear" w:color="auto" w:fill="FFFFFF"/>
+          </w:tcPr>
+          <w:p>
+            <w:pPr>
+              <w:spacing w:before="0" w:after="0" w:line="288" w:lineRule="auto"/>
+              <w:jc w:val="left"/>
+              <w:keepLines/>
+            </w:pPr>
+            <w:r/>
+            <w:r>
+              <w:rPr>
+                <w:rFonts w:ascii="宋体" w:hAnsi="宋体" w:eastAsia="宋体" w:cs="宋体"/>
+                <w:b w:val="0"/>
+                <w:color w:val="222222"/>
+                <w:sz w:val="21"/>
+              </w:rPr>
+              <w:t>指标体系、年度评估、项目库更新、常年咨询机制</w:t>
+            </w:r>
+          </w:p>
+        </w:tc>
+        <w:tc>
+          <w:tcPr>
+            <w:tcW w:type="dxa" w:w="1814"/>
+            <w:vAlign w:val="center"/>
+            <w:tcMar>
+              <w:top w:w="36" w:type="dxa"/>
+              <w:left w:w="50" w:type="dxa"/>
+              <w:bottom w:w="36" w:type="dxa"/>
+              <w:right w:w="50" w:type="dxa"/>
+            </w:tcMar>
+            <w:shd w:val="clear" w:color="auto" w:fill="FFFFFF"/>
+          </w:tcPr>
+          <w:p>
+            <w:pPr>
+              <w:spacing w:before="0" w:after="0" w:line="288" w:lineRule="auto"/>
+              <w:jc w:val="center"/>
+              <w:keepLines/>
+            </w:pPr>
+            <w:r/>
+            <w:r>
+              <w:rPr>
+                <w:rFonts w:ascii="宋体" w:hAnsi="宋体" w:eastAsia="宋体" w:cs="宋体"/>
+                <w:b w:val="0"/>
+                <w:color w:val="222222"/>
+                <w:sz w:val="21"/>
+              </w:rPr>
+              <w:t>复旦+重大</w:t>
+            </w:r>
+          </w:p>
+        </w:tc>
+      </w:tr>
+    </w:tbl>
+    <w:p>
+      <w:pPr>
+        <w:spacing w:before="120" w:after="80" w:line="317" w:lineRule="auto"/>
+        <w:ind w:firstLine="420"/>
+        <w:jc w:val="both"/>
+        <w:keepLines/>
+      </w:pPr>
+      <w:r>
+        <w:rPr>
+          <w:rFonts w:ascii="宋体" w:hAnsi="宋体" w:eastAsia="宋体" w:cs="宋体"/>
+          <w:b w:val="0"/>
+          <w:sz w:val="24"/>
+        </w:rPr>
+        <w:t>其中“+1 动态实施体系”用于把成果从一本“十五五实施方案”延伸为：规划 → 项目库 → 年度行动计划 → 年度评估 → 动态维护。该机制亦可作为后续持续服务的工作接口。</w:t>
+      </w:r>
+    </w:p>
+    <w:p>
+      <w:pPr>
+        <w:spacing w:before="200" w:after="120" w:line="300" w:lineRule="auto"/>
+        <w:jc w:val="left"/>
+        <w:keepLines/>
+        <w:keepNext/>
+        <w:pBdr>
+          <w:bottom w:val="single" w:sz="12" w:space="3" w:color="1F4E79"/>
+        </w:pBdr>
+      </w:pPr>
+      <w:r>
+        <w:rPr>
+          <w:rFonts w:ascii="黑体" w:hAnsi="黑体" w:eastAsia="黑体" w:cs="黑体"/>
+          <w:b/>
+          <w:color w:val="1F4E79"/>
+          <w:sz w:val="28"/>
+        </w:rPr>
+        <w:t>九、复旦主责章节</w:t>
+      </w:r>
+    </w:p>
+    <w:p>
+      <w:pPr>
+        <w:spacing w:before="0" w:after="80" w:line="317" w:lineRule="auto"/>
+        <w:ind w:firstLine="420"/>
+        <w:jc w:val="both"/>
+        <w:keepLines/>
+        <w:keepNext/>
+      </w:pPr>
+      <w:r>
+        <w:rPr>
+          <w:rFonts w:ascii="宋体" w:hAnsi="宋体" w:eastAsia="宋体" w:cs="宋体"/>
+          <w:b w:val="0"/>
+          <w:sz w:val="24"/>
+        </w:rPr>
+        <w:t>复旦一侧不承担过多绘图。下列五章由复旦做实后，即便空间规划由重庆大学设计总院完成，成果仍能体现住房政策研究中心的专业贡献：</w:t>
+      </w:r>
+    </w:p>
+    <w:p>
+      <w:pPr>
+        <w:spacing w:before="0" w:after="40" w:line="307" w:lineRule="auto"/>
+        <w:ind w:left="227"/>
+        <w:jc w:val="both"/>
+        <w:keepLines/>
+        <w:keepNext/>
+      </w:pPr>
+      <w:r>
+        <w:rPr>
+          <w:rFonts w:ascii="黑体" w:hAnsi="黑体" w:eastAsia="黑体" w:cs="黑体"/>
+          <w:b/>
+          <w:color w:val="1F4E79"/>
+          <w:sz w:val="24"/>
+        </w:rPr>
+        <w:t xml:space="preserve">1.  </w:t>
+      </w:r>
+      <w:r>
+        <w:rPr>
+          <w:rFonts w:ascii="宋体" w:hAnsi="宋体" w:eastAsia="宋体" w:cs="宋体"/>
+          <w:b w:val="0"/>
+          <w:color w:val="222222"/>
+          <w:sz w:val="24"/>
+        </w:rPr>
+        <w:t>城市更新政策与发展趋势研判</w:t>
+      </w:r>
+    </w:p>
+    <w:p>
+      <w:pPr>
+        <w:spacing w:before="0" w:after="40" w:line="307" w:lineRule="auto"/>
+        <w:ind w:left="227"/>
+        <w:jc w:val="both"/>
+        <w:keepLines/>
+        <w:keepNext/>
+      </w:pPr>
+      <w:r>
+        <w:rPr>
+          <w:rFonts w:ascii="黑体" w:hAnsi="黑体" w:eastAsia="黑体" w:cs="黑体"/>
+          <w:b/>
+          <w:color w:val="1F4E79"/>
+          <w:sz w:val="24"/>
+        </w:rPr>
+        <w:t xml:space="preserve">2.  </w:t>
+      </w:r>
+      <w:r>
+        <w:rPr>
+          <w:rFonts w:ascii="宋体" w:hAnsi="宋体" w:eastAsia="宋体" w:cs="宋体"/>
+          <w:b w:val="0"/>
+          <w:color w:val="222222"/>
+          <w:sz w:val="24"/>
+        </w:rPr>
+        <w:t>九龙坡住房与人口发展专题</w:t>
+      </w:r>
+    </w:p>
+    <w:p>
+      <w:pPr>
+        <w:spacing w:before="0" w:after="40" w:line="307" w:lineRule="auto"/>
+        <w:ind w:left="227"/>
+        <w:jc w:val="both"/>
+        <w:keepLines/>
+        <w:keepNext/>
+      </w:pPr>
+      <w:r>
+        <w:rPr>
+          <w:rFonts w:ascii="黑体" w:hAnsi="黑体" w:eastAsia="黑体" w:cs="黑体"/>
+          <w:b/>
+          <w:color w:val="1F4E79"/>
+          <w:sz w:val="24"/>
+        </w:rPr>
+        <w:t xml:space="preserve">3.  </w:t>
+      </w:r>
+      <w:r>
+        <w:rPr>
+          <w:rFonts w:ascii="宋体" w:hAnsi="宋体" w:eastAsia="宋体" w:cs="宋体"/>
+          <w:b w:val="0"/>
+          <w:color w:val="222222"/>
+          <w:sz w:val="24"/>
+        </w:rPr>
+        <w:t>城市更新实施机制与政策工具</w:t>
+      </w:r>
+    </w:p>
+    <w:p>
+      <w:pPr>
+        <w:spacing w:before="0" w:after="40" w:line="307" w:lineRule="auto"/>
+        <w:ind w:left="227"/>
+        <w:jc w:val="both"/>
+        <w:keepLines/>
+        <w:keepNext/>
+      </w:pPr>
+      <w:r>
+        <w:rPr>
+          <w:rFonts w:ascii="黑体" w:hAnsi="黑体" w:eastAsia="黑体" w:cs="黑体"/>
+          <w:b/>
+          <w:color w:val="1F4E79"/>
+          <w:sz w:val="24"/>
+        </w:rPr>
+        <w:t xml:space="preserve">4.  </w:t>
+      </w:r>
+      <w:r>
+        <w:rPr>
+          <w:rFonts w:ascii="宋体" w:hAnsi="宋体" w:eastAsia="宋体" w:cs="宋体"/>
+          <w:b w:val="0"/>
+          <w:color w:val="222222"/>
+          <w:sz w:val="24"/>
+        </w:rPr>
+        <w:t>国内典型城市更新案例及重庆启示</w:t>
+      </w:r>
+    </w:p>
+    <w:p>
+      <w:pPr>
+        <w:spacing w:before="0" w:after="40" w:line="307" w:lineRule="auto"/>
+        <w:ind w:left="227"/>
+        <w:jc w:val="both"/>
+        <w:keepLines/>
+      </w:pPr>
+      <w:r>
+        <w:rPr>
+          <w:rFonts w:ascii="黑体" w:hAnsi="黑体" w:eastAsia="黑体" w:cs="黑体"/>
+          <w:b/>
+          <w:color w:val="1F4E79"/>
+          <w:sz w:val="24"/>
+        </w:rPr>
+        <w:t xml:space="preserve">5.  </w:t>
+      </w:r>
+      <w:r>
+        <w:rPr>
+          <w:rFonts w:ascii="宋体" w:hAnsi="宋体" w:eastAsia="宋体" w:cs="宋体"/>
+          <w:b w:val="0"/>
+          <w:color w:val="222222"/>
+          <w:sz w:val="24"/>
+        </w:rPr>
+        <w:t>“十五五”实施评估与动态监测机制</w:t>
+      </w:r>
+    </w:p>
+    <w:p>
+      <w:pPr>
+        <w:spacing w:before="200" w:after="120" w:line="300" w:lineRule="auto"/>
+        <w:jc w:val="left"/>
+        <w:keepLines/>
+        <w:keepNext/>
+        <w:pBdr>
+          <w:bottom w:val="single" w:sz="12" w:space="3" w:color="1F4E79"/>
+        </w:pBdr>
+      </w:pPr>
+      <w:r>
+        <w:rPr>
+          <w:rFonts w:ascii="黑体" w:hAnsi="黑体" w:eastAsia="黑体" w:cs="黑体"/>
+          <w:b/>
+          <w:color w:val="1F4E79"/>
+          <w:sz w:val="28"/>
+        </w:rPr>
+        <w:t>十、项目组织架构</w:t>
+      </w:r>
+    </w:p>
+    <w:p>
+      <w:pPr>
+        <w:spacing w:before="0" w:after="80" w:line="317" w:lineRule="auto"/>
+        <w:ind w:firstLine="420"/>
+        <w:jc w:val="both"/>
+        <w:keepLines/>
+        <w:keepNext/>
+      </w:pPr>
+      <w:r>
+        <w:rPr>
+          <w:rFonts w:ascii="宋体" w:hAnsi="宋体" w:eastAsia="宋体" w:cs="宋体"/>
+          <w:b w:val="0"/>
+          <w:sz w:val="24"/>
+        </w:rPr>
+        <w:t>对外不以“两家单位拼标”表述，而以联合项目组呈现：规划技术 + 政策研究 + 高校智库。</w:t>
+      </w:r>
+    </w:p>
+    <w:tbl>
+      <w:tblPr>
+        <w:tblW w:type="dxa" w:w="9072"/>
+        <w:jc w:val="center"/>
+        <w:tblLayout w:type="fixed"/>
+        <w:tblLook w:firstColumn="1" w:firstRow="1" w:lastColumn="0" w:lastRow="0" w:noHBand="0" w:noVBand="1" w:val="04A0"/>
+        <w:tblBorders>
+          <w:top w:val="single" w:sz="4" w:space="0" w:color="8FA4BC"/>
+          <w:left w:val="single" w:sz="4" w:space="0" w:color="8FA4BC"/>
+          <w:bottom w:val="single" w:sz="4" w:space="0" w:color="8FA4BC"/>
+          <w:right w:val="single" w:sz="4" w:space="0" w:color="8FA4BC"/>
+          <w:insideH w:val="single" w:sz="4" w:space="0" w:color="8FA4BC"/>
+          <w:insideV w:val="single" w:sz="4" w:space="0" w:color="8FA4BC"/>
+        </w:tblBorders>
+      </w:tblPr>
+      <w:tblGrid>
+        <w:gridCol w:w="3175"/>
+        <w:gridCol w:w="5896"/>
+      </w:tblGrid>
+      <w:tr>
+        <w:trPr>
+          <w:tblHeader/>
+          <w:cantSplit/>
+        </w:trPr>
+        <w:tc>
+          <w:tcPr>
+            <w:tcW w:type="dxa" w:w="3175"/>
+            <w:vAlign w:val="center"/>
+            <w:tcMar>
+              <w:top w:w="50" w:type="dxa"/>
+              <w:left w:w="70" w:type="dxa"/>
+              <w:bottom w:w="50" w:type="dxa"/>
+              <w:right w:w="70" w:type="dxa"/>
+            </w:tcMar>
+            <w:shd w:val="clear" w:color="auto" w:fill="1F4E79"/>
+          </w:tcPr>
+          <w:p>
+            <w:pPr>
+              <w:spacing w:before="0" w:after="0" w:line="288" w:lineRule="auto"/>
+              <w:jc w:val="center"/>
+              <w:keepLines/>
+            </w:pPr>
+            <w:r/>
+            <w:r>
+              <w:rPr>
+                <w:rFonts w:ascii="黑体" w:hAnsi="黑体" w:eastAsia="黑体" w:cs="黑体"/>
+                <w:b/>
+                <w:color w:val="FFFFFF"/>
+                <w:sz w:val="21"/>
+              </w:rPr>
+              <w:t>角色</w:t>
+            </w:r>
+          </w:p>
+        </w:tc>
+        <w:tc>
+          <w:tcPr>
+            <w:tcW w:type="dxa" w:w="5896"/>
+            <w:vAlign w:val="center"/>
+            <w:tcMar>
+              <w:top w:w="50" w:type="dxa"/>
+              <w:left w:w="70" w:type="dxa"/>
+              <w:bottom w:w="50" w:type="dxa"/>
+              <w:right w:w="70" w:type="dxa"/>
+            </w:tcMar>
+            <w:shd w:val="clear" w:color="auto" w:fill="1F4E79"/>
+          </w:tcPr>
+          <w:p>
+            <w:pPr>
+              <w:spacing w:before="0" w:after="0" w:line="288" w:lineRule="auto"/>
+              <w:jc w:val="center"/>
+              <w:keepLines/>
+            </w:pPr>
+            <w:r/>
+            <w:r>
+              <w:rPr>
+                <w:rFonts w:ascii="黑体" w:hAnsi="黑体" w:eastAsia="黑体" w:cs="黑体"/>
+                <w:b/>
+                <w:color w:val="FFFFFF"/>
+                <w:sz w:val="21"/>
+              </w:rPr>
+              <w:t>人选方向</w:t>
+            </w:r>
+          </w:p>
+        </w:tc>
+      </w:tr>
+      <w:tr>
+        <w:trPr>
+          <w:cantSplit/>
+        </w:trPr>
+        <w:tc>
+          <w:tcPr>
+            <w:tcW w:type="dxa" w:w="3175"/>
+            <w:vAlign w:val="center"/>
+            <w:tcMar>
+              <w:top w:w="50" w:type="dxa"/>
+              <w:left w:w="70" w:type="dxa"/>
+              <w:bottom w:w="50" w:type="dxa"/>
+              <w:right w:w="70" w:type="dxa"/>
+            </w:tcMar>
+            <w:shd w:val="clear" w:color="auto" w:fill="FFFFFF"/>
+          </w:tcPr>
+          <w:p>
+            <w:pPr>
+              <w:spacing w:before="0" w:after="0" w:line="288" w:lineRule="auto"/>
+              <w:jc w:val="left"/>
+              <w:keepLines/>
+            </w:pPr>
+            <w:r/>
+            <w:r>
+              <w:rPr>
+                <w:rFonts w:ascii="宋体" w:hAnsi="宋体" w:eastAsia="宋体" w:cs="宋体"/>
+                <w:b w:val="0"/>
+                <w:color w:val="222222"/>
+                <w:sz w:val="21"/>
+              </w:rPr>
+              <w:t>项目总负责人</w:t>
+            </w:r>
+          </w:p>
+        </w:tc>
+        <w:tc>
+          <w:tcPr>
+            <w:tcW w:type="dxa" w:w="5896"/>
+            <w:vAlign w:val="center"/>
+            <w:tcMar>
+              <w:top w:w="50" w:type="dxa"/>
+              <w:left w:w="70" w:type="dxa"/>
+              <w:bottom w:w="50" w:type="dxa"/>
+              <w:right w:w="70" w:type="dxa"/>
+            </w:tcMar>
+            <w:shd w:val="clear" w:color="auto" w:fill="FFFFFF"/>
+          </w:tcPr>
+          <w:p>
+            <w:pPr>
+              <w:spacing w:before="0" w:after="0" w:line="288" w:lineRule="auto"/>
+              <w:jc w:val="left"/>
+              <w:keepLines/>
+            </w:pPr>
+            <w:r/>
+            <w:r>
+              <w:rPr>
+                <w:rFonts w:ascii="宋体" w:hAnsi="宋体" w:eastAsia="宋体" w:cs="宋体"/>
+                <w:b w:val="0"/>
+                <w:color w:val="222222"/>
+                <w:sz w:val="21"/>
+              </w:rPr>
+              <w:t>重庆大学设计总院高级规划专家</w:t>
+            </w:r>
+          </w:p>
+        </w:tc>
+      </w:tr>
+      <w:tr>
+        <w:trPr>
+          <w:cantSplit/>
+        </w:trPr>
+        <w:tc>
+          <w:tcPr>
+            <w:tcW w:type="dxa" w:w="3175"/>
+            <w:vAlign w:val="center"/>
+            <w:tcMar>
+              <w:top w:w="50" w:type="dxa"/>
+              <w:left w:w="70" w:type="dxa"/>
+              <w:bottom w:w="50" w:type="dxa"/>
+              <w:right w:w="70" w:type="dxa"/>
+            </w:tcMar>
+            <w:shd w:val="clear" w:color="auto" w:fill="F7F9FC"/>
+          </w:tcPr>
+          <w:p>
+            <w:pPr>
+              <w:spacing w:before="0" w:after="0" w:line="288" w:lineRule="auto"/>
+              <w:jc w:val="left"/>
+              <w:keepLines/>
+            </w:pPr>
+            <w:r/>
+            <w:r>
+              <w:rPr>
+                <w:rFonts w:ascii="宋体" w:hAnsi="宋体" w:eastAsia="宋体" w:cs="宋体"/>
+                <w:b w:val="0"/>
+                <w:color w:val="222222"/>
+                <w:sz w:val="21"/>
+              </w:rPr>
+              <w:t>首席政策专家 / 智库负责人</w:t>
+            </w:r>
+          </w:p>
+        </w:tc>
+        <w:tc>
+          <w:tcPr>
+            <w:tcW w:type="dxa" w:w="5896"/>
+            <w:vAlign w:val="center"/>
+            <w:tcMar>
+              <w:top w:w="50" w:type="dxa"/>
+              <w:left w:w="70" w:type="dxa"/>
+              <w:bottom w:w="50" w:type="dxa"/>
+              <w:right w:w="70" w:type="dxa"/>
+            </w:tcMar>
+            <w:shd w:val="clear" w:color="auto" w:fill="F7F9FC"/>
+          </w:tcPr>
+          <w:p>
+            <w:pPr>
+              <w:spacing w:before="0" w:after="0" w:line="288" w:lineRule="auto"/>
+              <w:jc w:val="left"/>
+              <w:keepLines/>
+            </w:pPr>
+            <w:r/>
+            <w:r>
+              <w:rPr>
+                <w:rFonts w:ascii="宋体" w:hAnsi="宋体" w:eastAsia="宋体" w:cs="宋体"/>
+                <w:b w:val="0"/>
+                <w:color w:val="222222"/>
+                <w:sz w:val="21"/>
+              </w:rPr>
+              <w:t>复旦大学住房政策研究中心专家</w:t>
+            </w:r>
+          </w:p>
+        </w:tc>
+      </w:tr>
+      <w:tr>
+        <w:trPr>
+          <w:cantSplit/>
+        </w:trPr>
+        <w:tc>
+          <w:tcPr>
+            <w:tcW w:type="dxa" w:w="3175"/>
+            <w:vAlign w:val="center"/>
+            <w:tcMar>
+              <w:top w:w="50" w:type="dxa"/>
+              <w:left w:w="70" w:type="dxa"/>
+              <w:bottom w:w="50" w:type="dxa"/>
+              <w:right w:w="70" w:type="dxa"/>
+            </w:tcMar>
+            <w:shd w:val="clear" w:color="auto" w:fill="FFFFFF"/>
+          </w:tcPr>
+          <w:p>
+            <w:pPr>
+              <w:spacing w:before="0" w:after="0" w:line="288" w:lineRule="auto"/>
+              <w:jc w:val="left"/>
+              <w:keepLines/>
+            </w:pPr>
+            <w:r/>
+            <w:r>
+              <w:rPr>
+                <w:rFonts w:ascii="宋体" w:hAnsi="宋体" w:eastAsia="宋体" w:cs="宋体"/>
+                <w:b w:val="0"/>
+                <w:color w:val="222222"/>
+                <w:sz w:val="21"/>
+              </w:rPr>
+              <w:t>城市更新规划组</w:t>
+            </w:r>
+          </w:p>
+        </w:tc>
+        <w:tc>
+          <w:tcPr>
+            <w:tcW w:type="dxa" w:w="5896"/>
+            <w:vAlign w:val="center"/>
+            <w:tcMar>
+              <w:top w:w="50" w:type="dxa"/>
+              <w:left w:w="70" w:type="dxa"/>
+              <w:bottom w:w="50" w:type="dxa"/>
+              <w:right w:w="70" w:type="dxa"/>
+            </w:tcMar>
+            <w:shd w:val="clear" w:color="auto" w:fill="FFFFFF"/>
+          </w:tcPr>
+          <w:p>
+            <w:pPr>
+              <w:spacing w:before="0" w:after="0" w:line="288" w:lineRule="auto"/>
+              <w:jc w:val="left"/>
+              <w:keepLines/>
+            </w:pPr>
+            <w:r/>
+            <w:r>
+              <w:rPr>
+                <w:rFonts w:ascii="宋体" w:hAnsi="宋体" w:eastAsia="宋体" w:cs="宋体"/>
+                <w:b w:val="0"/>
+                <w:color w:val="222222"/>
+                <w:sz w:val="21"/>
+              </w:rPr>
+              <w:t>重庆大学设计总院</w:t>
+            </w:r>
+          </w:p>
+        </w:tc>
+      </w:tr>
+      <w:tr>
+        <w:trPr>
+          <w:cantSplit/>
+        </w:trPr>
+        <w:tc>
+          <w:tcPr>
+            <w:tcW w:type="dxa" w:w="3175"/>
+            <w:vAlign w:val="center"/>
+            <w:tcMar>
+              <w:top w:w="50" w:type="dxa"/>
+              <w:left w:w="70" w:type="dxa"/>
+              <w:bottom w:w="50" w:type="dxa"/>
+              <w:right w:w="70" w:type="dxa"/>
+            </w:tcMar>
+            <w:shd w:val="clear" w:color="auto" w:fill="F7F9FC"/>
+          </w:tcPr>
+          <w:p>
+            <w:pPr>
+              <w:spacing w:before="0" w:after="0" w:line="288" w:lineRule="auto"/>
+              <w:jc w:val="left"/>
+              <w:keepLines/>
+            </w:pPr>
+            <w:r/>
+            <w:r>
+              <w:rPr>
+                <w:rFonts w:ascii="宋体" w:hAnsi="宋体" w:eastAsia="宋体" w:cs="宋体"/>
+                <w:b w:val="0"/>
+                <w:color w:val="222222"/>
+                <w:sz w:val="21"/>
+              </w:rPr>
+              <w:t>住房与政策研究组</w:t>
+            </w:r>
+          </w:p>
+        </w:tc>
+        <w:tc>
+          <w:tcPr>
+            <w:tcW w:type="dxa" w:w="5896"/>
+            <w:vAlign w:val="center"/>
+            <w:tcMar>
+              <w:top w:w="50" w:type="dxa"/>
+              <w:left w:w="70" w:type="dxa"/>
+              <w:bottom w:w="50" w:type="dxa"/>
+              <w:right w:w="70" w:type="dxa"/>
+            </w:tcMar>
+            <w:shd w:val="clear" w:color="auto" w:fill="F7F9FC"/>
+          </w:tcPr>
+          <w:p>
+            <w:pPr>
+              <w:spacing w:before="0" w:after="0" w:line="288" w:lineRule="auto"/>
+              <w:jc w:val="left"/>
+              <w:keepLines/>
+            </w:pPr>
+            <w:r/>
+            <w:r>
+              <w:rPr>
+                <w:rFonts w:ascii="宋体" w:hAnsi="宋体" w:eastAsia="宋体" w:cs="宋体"/>
+                <w:b w:val="0"/>
+                <w:color w:val="222222"/>
+                <w:sz w:val="21"/>
+              </w:rPr>
+              <w:t>复旦大学住房政策研究中心</w:t>
+            </w:r>
+          </w:p>
+        </w:tc>
+      </w:tr>
+      <w:tr>
+        <w:trPr>
+          <w:cantSplit/>
+        </w:trPr>
+        <w:tc>
+          <w:tcPr>
+            <w:tcW w:type="dxa" w:w="3175"/>
+            <w:vAlign w:val="center"/>
+            <w:tcMar>
+              <w:top w:w="50" w:type="dxa"/>
+              <w:left w:w="70" w:type="dxa"/>
+              <w:bottom w:w="50" w:type="dxa"/>
+              <w:right w:w="70" w:type="dxa"/>
+            </w:tcMar>
+            <w:shd w:val="clear" w:color="auto" w:fill="FFFFFF"/>
+          </w:tcPr>
+          <w:p>
+            <w:pPr>
+              <w:spacing w:before="0" w:after="0" w:line="288" w:lineRule="auto"/>
+              <w:jc w:val="left"/>
+              <w:keepLines/>
+            </w:pPr>
+            <w:r/>
+            <w:r>
+              <w:rPr>
+                <w:rFonts w:ascii="宋体" w:hAnsi="宋体" w:eastAsia="宋体" w:cs="宋体"/>
+                <w:b w:val="0"/>
+                <w:color w:val="222222"/>
+                <w:sz w:val="21"/>
+              </w:rPr>
+              <w:t>产业与存量空间组</w:t>
+            </w:r>
+          </w:p>
+        </w:tc>
+        <w:tc>
+          <w:tcPr>
+            <w:tcW w:type="dxa" w:w="5896"/>
+            <w:vAlign w:val="center"/>
+            <w:tcMar>
+              <w:top w:w="50" w:type="dxa"/>
+              <w:left w:w="70" w:type="dxa"/>
+              <w:bottom w:w="50" w:type="dxa"/>
+              <w:right w:w="70" w:type="dxa"/>
+            </w:tcMar>
+            <w:shd w:val="clear" w:color="auto" w:fill="FFFFFF"/>
+          </w:tcPr>
+          <w:p>
+            <w:pPr>
+              <w:spacing w:before="0" w:after="0" w:line="288" w:lineRule="auto"/>
+              <w:jc w:val="left"/>
+              <w:keepLines/>
+            </w:pPr>
+            <w:r/>
+            <w:r>
+              <w:rPr>
+                <w:rFonts w:ascii="宋体" w:hAnsi="宋体" w:eastAsia="宋体" w:cs="宋体"/>
+                <w:b w:val="0"/>
+                <w:color w:val="222222"/>
+                <w:sz w:val="21"/>
+              </w:rPr>
+              <w:t>双方协同</w:t>
+            </w:r>
+          </w:p>
+        </w:tc>
+      </w:tr>
+      <w:tr>
+        <w:trPr>
+          <w:cantSplit/>
+        </w:trPr>
+        <w:tc>
+          <w:tcPr>
+            <w:tcW w:type="dxa" w:w="3175"/>
+            <w:vAlign w:val="center"/>
+            <w:tcMar>
+              <w:top w:w="50" w:type="dxa"/>
+              <w:left w:w="70" w:type="dxa"/>
+              <w:bottom w:w="50" w:type="dxa"/>
+              <w:right w:w="70" w:type="dxa"/>
+            </w:tcMar>
+            <w:shd w:val="clear" w:color="auto" w:fill="F7F9FC"/>
+          </w:tcPr>
+          <w:p>
+            <w:pPr>
+              <w:spacing w:before="0" w:after="0" w:line="288" w:lineRule="auto"/>
+              <w:jc w:val="left"/>
+              <w:keepLines/>
+            </w:pPr>
+            <w:r/>
+            <w:r>
+              <w:rPr>
+                <w:rFonts w:ascii="宋体" w:hAnsi="宋体" w:eastAsia="宋体" w:cs="宋体"/>
+                <w:b w:val="0"/>
+                <w:color w:val="222222"/>
+                <w:sz w:val="21"/>
+              </w:rPr>
+              <w:t>实施机制与评估组</w:t>
+            </w:r>
+          </w:p>
+        </w:tc>
+        <w:tc>
+          <w:tcPr>
+            <w:tcW w:type="dxa" w:w="5896"/>
+            <w:vAlign w:val="center"/>
+            <w:tcMar>
+              <w:top w:w="50" w:type="dxa"/>
+              <w:left w:w="70" w:type="dxa"/>
+              <w:bottom w:w="50" w:type="dxa"/>
+              <w:right w:w="70" w:type="dxa"/>
+            </w:tcMar>
+            <w:shd w:val="clear" w:color="auto" w:fill="F7F9FC"/>
+          </w:tcPr>
+          <w:p>
+            <w:pPr>
+              <w:spacing w:before="0" w:after="0" w:line="288" w:lineRule="auto"/>
+              <w:jc w:val="left"/>
+              <w:keepLines/>
+            </w:pPr>
+            <w:r/>
+            <w:r>
+              <w:rPr>
+                <w:rFonts w:ascii="宋体" w:hAnsi="宋体" w:eastAsia="宋体" w:cs="宋体"/>
+                <w:b w:val="0"/>
+                <w:color w:val="222222"/>
+                <w:sz w:val="21"/>
+              </w:rPr>
+              <w:t>复旦主责、重大配合</w:t>
+            </w:r>
+          </w:p>
+        </w:tc>
+      </w:tr>
+    </w:tbl>
+    <w:p>
+      <w:pPr>
+        <w:spacing w:before="200" w:after="120" w:line="300" w:lineRule="auto"/>
+        <w:jc w:val="left"/>
+        <w:keepLines/>
+        <w:keepNext/>
+        <w:pBdr>
+          <w:bottom w:val="single" w:sz="12" w:space="3" w:color="1F4E79"/>
+        </w:pBdr>
+      </w:pPr>
+      <w:r>
+        <w:rPr>
+          <w:rFonts w:ascii="黑体" w:hAnsi="黑体" w:eastAsia="黑体" w:cs="黑体"/>
+          <w:b/>
+          <w:color w:val="1F4E79"/>
+          <w:sz w:val="28"/>
+        </w:rPr>
+        <w:t>十一、时间安排</w:t>
       </w:r>
     </w:p>
     <w:tbl>
@@ -2974,7 +7571,6 @@
               <w:spacing w:before="0" w:after="0" w:line="288" w:lineRule="auto"/>
               <w:jc w:val="center"/>
               <w:keepLines/>
-              <w:keepNext/>
             </w:pPr>
             <w:r/>
             <w:r>
@@ -3005,7 +7601,6 @@
               <w:spacing w:before="0" w:after="0" w:line="288" w:lineRule="auto"/>
               <w:jc w:val="center"/>
               <w:keepLines/>
-              <w:keepNext/>
             </w:pPr>
             <w:r/>
             <w:r>
@@ -3041,7 +7636,6 @@
               <w:spacing w:before="0" w:after="0" w:line="288" w:lineRule="auto"/>
               <w:jc w:val="center"/>
               <w:keepLines/>
-              <w:keepNext/>
             </w:pPr>
             <w:r/>
             <w:r>
@@ -3072,7 +7666,6 @@
               <w:spacing w:before="0" w:after="0" w:line="288" w:lineRule="auto"/>
               <w:jc w:val="left"/>
               <w:keepLines/>
-              <w:keepNext/>
             </w:pPr>
             <w:r/>
             <w:r>
@@ -3082,7 +7675,7 @@
                 <w:color w:val="222222"/>
                 <w:sz w:val="21"/>
               </w:rPr>
-              <w:t>完成账号、CA和报名条件确认，原则上当天提交网上报名。</w:t>
+              <w:t>确定牵头结构；重庆大学设计总院完成/确认重庆采购网报名；取得正式标书；双方互换材料。</w:t>
             </w:r>
           </w:p>
         </w:tc>
@@ -3108,7 +7701,6 @@
               <w:spacing w:before="0" w:after="0" w:line="288" w:lineRule="auto"/>
               <w:jc w:val="center"/>
               <w:keepLines/>
-              <w:keepNext/>
             </w:pPr>
             <w:r/>
             <w:r>
@@ -3139,7 +7731,6 @@
               <w:spacing w:before="0" w:after="0" w:line="288" w:lineRule="auto"/>
               <w:jc w:val="left"/>
               <w:keepLines/>
-              <w:keepNext/>
             </w:pPr>
             <w:r/>
             <w:r>
@@ -3149,7 +7740,7 @@
                 <w:color w:val="222222"/>
                 <w:sz w:val="21"/>
               </w:rPr>
-              <w:t>确认报名审核通过并合法获取正式采购文件，请提前办理。</w:t>
+              <w:t>确认报名审核通过并合法获取正式采购文件；完成资格/评分/业绩矩阵；联合体协议基本定稿。</w:t>
             </w:r>
           </w:p>
         </w:tc>
@@ -3175,7 +7766,6 @@
               <w:spacing w:before="0" w:after="0" w:line="288" w:lineRule="auto"/>
               <w:jc w:val="center"/>
               <w:keepLines/>
-              <w:keepNext/>
             </w:pPr>
             <w:r/>
             <w:r>
@@ -3185,7 +7775,7 @@
                 <w:color w:val="222222"/>
                 <w:sz w:val="21"/>
               </w:rPr>
-              <w:t>9月18日晚—19日</w:t>
+              <w:t>9月19日</w:t>
             </w:r>
           </w:p>
         </w:tc>
@@ -3206,7 +7796,6 @@
               <w:spacing w:before="0" w:after="0" w:line="288" w:lineRule="auto"/>
               <w:jc w:val="left"/>
               <w:keepLines/>
-              <w:keepNext/>
             </w:pPr>
             <w:r/>
             <w:r>
@@ -3216,7 +7805,7 @@
                 <w:color w:val="222222"/>
                 <w:sz w:val="21"/>
               </w:rPr>
-              <w:t>双方完成资格、评分和联合体条款梳理，确定投标结构。</w:t>
+              <w:t>双方完成技术方案框架；锁定项目负责人和核心团队。</w:t>
             </w:r>
           </w:p>
         </w:tc>
@@ -3242,7 +7831,6 @@
               <w:spacing w:before="0" w:after="0" w:line="288" w:lineRule="auto"/>
               <w:jc w:val="center"/>
               <w:keepLines/>
-              <w:keepNext/>
             </w:pPr>
             <w:r/>
             <w:r>
@@ -3252,7 +7840,7 @@
                 <w:color w:val="222222"/>
                 <w:sz w:val="21"/>
               </w:rPr>
-              <w:t>9月20日—21日</w:t>
+              <w:t>9月20日</w:t>
             </w:r>
           </w:p>
         </w:tc>
@@ -3273,7 +7861,6 @@
               <w:spacing w:before="0" w:after="0" w:line="288" w:lineRule="auto"/>
               <w:jc w:val="left"/>
               <w:keepLines/>
-              <w:keepNext/>
             </w:pPr>
             <w:r/>
             <w:r>
@@ -3283,7 +7870,7 @@
                 <w:color w:val="222222"/>
                 <w:sz w:val="21"/>
               </w:rPr>
-              <w:t>完成商务标和技术方案主体。</w:t>
+              <w:t>各模块初稿完成；完成商务证明材料。</w:t>
             </w:r>
           </w:p>
         </w:tc>
@@ -3309,7 +7896,6 @@
               <w:spacing w:before="0" w:after="0" w:line="288" w:lineRule="auto"/>
               <w:jc w:val="center"/>
               <w:keepLines/>
-              <w:keepNext/>
             </w:pPr>
             <w:r/>
             <w:r>
@@ -3319,7 +7905,7 @@
                 <w:color w:val="222222"/>
                 <w:sz w:val="21"/>
               </w:rPr>
-              <w:t>9月22日</w:t>
+              <w:t>9月21日</w:t>
             </w:r>
           </w:p>
         </w:tc>
@@ -3340,7 +7926,6 @@
               <w:spacing w:before="0" w:after="0" w:line="288" w:lineRule="auto"/>
               <w:jc w:val="left"/>
               <w:keepLines/>
-              <w:keepNext/>
             </w:pPr>
             <w:r/>
             <w:r>
@@ -3350,7 +7935,7 @@
                 <w:color w:val="222222"/>
                 <w:sz w:val="21"/>
               </w:rPr>
-              <w:t>完成响应文件整体检查、电子签章和上传测试。</w:t>
+              <w:t>合并第一版完整响应文件；开始电子投标系统测试。</w:t>
             </w:r>
           </w:p>
         </w:tc>
@@ -3376,7 +7961,71 @@
               <w:spacing w:before="0" w:after="0" w:line="288" w:lineRule="auto"/>
               <w:jc w:val="center"/>
               <w:keepLines/>
-              <w:keepNext/>
+            </w:pPr>
+            <w:r/>
+            <w:r>
+              <w:rPr>
+                <w:rFonts w:ascii="宋体" w:hAnsi="宋体" w:eastAsia="宋体" w:cs="宋体"/>
+                <w:b w:val="0"/>
+                <w:color w:val="222222"/>
+                <w:sz w:val="21"/>
+              </w:rPr>
+              <w:t>9月22日</w:t>
+            </w:r>
+          </w:p>
+        </w:tc>
+        <w:tc>
+          <w:tcPr>
+            <w:tcW w:type="dxa" w:w="6690"/>
+            <w:vAlign w:val="center"/>
+            <w:tcMar>
+              <w:top w:w="50" w:type="dxa"/>
+              <w:left w:w="70" w:type="dxa"/>
+              <w:bottom w:w="50" w:type="dxa"/>
+              <w:right w:w="70" w:type="dxa"/>
+            </w:tcMar>
+            <w:shd w:val="clear" w:color="auto" w:fill="F7F9FC"/>
+          </w:tcPr>
+          <w:p>
+            <w:pPr>
+              <w:spacing w:before="0" w:after="0" w:line="288" w:lineRule="auto"/>
+              <w:jc w:val="left"/>
+              <w:keepLines/>
+            </w:pPr>
+            <w:r/>
+            <w:r>
+              <w:rPr>
+                <w:rFonts w:ascii="宋体" w:hAnsi="宋体" w:eastAsia="宋体" w:cs="宋体"/>
+                <w:b w:val="0"/>
+                <w:color w:val="222222"/>
+                <w:sz w:val="21"/>
+              </w:rPr>
+              <w:t>完整审标：资格、签章、报价、人员、业绩逐项核查。</w:t>
+            </w:r>
+          </w:p>
+        </w:tc>
+      </w:tr>
+      <w:tr>
+        <w:trPr>
+          <w:cantSplit/>
+        </w:trPr>
+        <w:tc>
+          <w:tcPr>
+            <w:tcW w:type="dxa" w:w="2381"/>
+            <w:vAlign w:val="center"/>
+            <w:tcMar>
+              <w:top w:w="50" w:type="dxa"/>
+              <w:left w:w="70" w:type="dxa"/>
+              <w:bottom w:w="50" w:type="dxa"/>
+              <w:right w:w="70" w:type="dxa"/>
+            </w:tcMar>
+            <w:shd w:val="clear" w:color="auto" w:fill="FFFFFF"/>
+          </w:tcPr>
+          <w:p>
+            <w:pPr>
+              <w:spacing w:before="0" w:after="0" w:line="288" w:lineRule="auto"/>
+              <w:jc w:val="center"/>
+              <w:keepLines/>
             </w:pPr>
             <w:r/>
             <w:r>
@@ -3400,14 +8049,13 @@
               <w:bottom w:w="50" w:type="dxa"/>
               <w:right w:w="70" w:type="dxa"/>
             </w:tcMar>
-            <w:shd w:val="clear" w:color="auto" w:fill="F7F9FC"/>
+            <w:shd w:val="clear" w:color="auto" w:fill="FFFFFF"/>
           </w:tcPr>
           <w:p>
             <w:pPr>
               <w:spacing w:before="0" w:after="0" w:line="288" w:lineRule="auto"/>
               <w:jc w:val="left"/>
               <w:keepLines/>
-              <w:keepNext/>
             </w:pPr>
             <w:r/>
             <w:r>
@@ -3417,7 +8065,7 @@
                 <w:color w:val="222222"/>
                 <w:sz w:val="21"/>
               </w:rPr>
-              <w:t>完成最终文件上传。</w:t>
+              <w:t>完成最终文件上传；准备CA和远程磋商。请于上午完成，避免临近截止时刻操作。</w:t>
             </w:r>
           </w:p>
         </w:tc>
@@ -3466,7 +8114,7 @@
               <w:bottom w:w="50" w:type="dxa"/>
               <w:right w:w="70" w:type="dxa"/>
             </w:tcMar>
-            <w:shd w:val="clear" w:color="auto" w:fill="FFFFFF"/>
+            <w:shd w:val="clear" w:color="auto" w:fill="F7F9FC"/>
           </w:tcPr>
           <w:p>
             <w:pPr>
@@ -3501,7 +8149,7 @@
           <w:b w:val="0"/>
           <w:sz w:val="24"/>
         </w:rPr>
-        <w:t>本项目采用全流程电子投标。响应文件须通过平台投标客户端编制，并在重庆市政府采购网“我的投标项目 → 在线投标”中提交。开标时须使用CA，并配备带摄像头、麦克风的电脑，完成远程解密和磋商。</w:t>
+        <w:t>本项目采用全流程电子投标。响应文件须通过平台投标客户端编制，并在重庆市政府采购网“我的投标项目 → 在线投标”中提交。开标时须使用CA，并配备带摄像头、麦克风的电脑，在规定时间内完成远程解密和磋商。</w:t>
       </w:r>
     </w:p>
     <w:p>
@@ -3521,7 +8169,178 @@
           <w:color w:val="1F4E79"/>
           <w:sz w:val="28"/>
         </w:rPr>
-        <w:t>八、当前工作重点</w:t>
+        <w:t>十二、投标启动会</w:t>
+      </w:r>
+    </w:p>
+    <w:p>
+      <w:pPr>
+        <w:spacing w:before="0" w:after="80" w:line="317" w:lineRule="auto"/>
+        <w:ind w:firstLine="420"/>
+        <w:jc w:val="both"/>
+        <w:keepLines/>
+        <w:keepNext/>
+      </w:pPr>
+      <w:r>
+        <w:rPr>
+          <w:rFonts w:ascii="宋体" w:hAnsi="宋体" w:eastAsia="宋体" w:cs="宋体"/>
+          <w:b w:val="0"/>
+          <w:sz w:val="24"/>
+        </w:rPr>
+        <w:t>重庆大学设计总院取得正式磋商文件后，双方召开一次约30分钟的投标启动会，只确认下列五项，其余事项会后推进：</w:t>
+      </w:r>
+    </w:p>
+    <w:p>
+      <w:pPr>
+        <w:spacing w:before="0" w:after="40" w:line="307" w:lineRule="auto"/>
+        <w:ind w:left="227"/>
+        <w:jc w:val="both"/>
+        <w:keepLines/>
+        <w:keepNext/>
+      </w:pPr>
+      <w:r>
+        <w:rPr>
+          <w:rFonts w:ascii="黑体" w:hAnsi="黑体" w:eastAsia="黑体" w:cs="黑体"/>
+          <w:b/>
+          <w:color w:val="1F4E79"/>
+          <w:sz w:val="24"/>
+        </w:rPr>
+        <w:t xml:space="preserve">1.  </w:t>
+      </w:r>
+      <w:r>
+        <w:rPr>
+          <w:rFonts w:ascii="宋体" w:hAnsi="宋体" w:eastAsia="宋体" w:cs="宋体"/>
+          <w:b w:val="0"/>
+          <w:color w:val="222222"/>
+          <w:sz w:val="24"/>
+        </w:rPr>
+        <w:t>谁是正式联合体成员</w:t>
+      </w:r>
+    </w:p>
+    <w:p>
+      <w:pPr>
+        <w:spacing w:before="0" w:after="40" w:line="307" w:lineRule="auto"/>
+        <w:ind w:left="227"/>
+        <w:jc w:val="both"/>
+        <w:keepLines/>
+        <w:keepNext/>
+      </w:pPr>
+      <w:r>
+        <w:rPr>
+          <w:rFonts w:ascii="黑体" w:hAnsi="黑体" w:eastAsia="黑体" w:cs="黑体"/>
+          <w:b/>
+          <w:color w:val="1F4E79"/>
+          <w:sz w:val="24"/>
+        </w:rPr>
+        <w:t xml:space="preserve">2.  </w:t>
+      </w:r>
+      <w:r>
+        <w:rPr>
+          <w:rFonts w:ascii="宋体" w:hAnsi="宋体" w:eastAsia="宋体" w:cs="宋体"/>
+          <w:b w:val="0"/>
+          <w:color w:val="222222"/>
+          <w:sz w:val="24"/>
+        </w:rPr>
+        <w:t>谁牵头</w:t>
+      </w:r>
+    </w:p>
+    <w:p>
+      <w:pPr>
+        <w:spacing w:before="0" w:after="40" w:line="307" w:lineRule="auto"/>
+        <w:ind w:left="227"/>
+        <w:jc w:val="both"/>
+        <w:keepLines/>
+        <w:keepNext/>
+      </w:pPr>
+      <w:r>
+        <w:rPr>
+          <w:rFonts w:ascii="黑体" w:hAnsi="黑体" w:eastAsia="黑体" w:cs="黑体"/>
+          <w:b/>
+          <w:color w:val="1F4E79"/>
+          <w:sz w:val="24"/>
+        </w:rPr>
+        <w:t xml:space="preserve">3.  </w:t>
+      </w:r>
+      <w:r>
+        <w:rPr>
+          <w:rFonts w:ascii="宋体" w:hAnsi="宋体" w:eastAsia="宋体" w:cs="宋体"/>
+          <w:b w:val="0"/>
+          <w:color w:val="222222"/>
+          <w:sz w:val="24"/>
+        </w:rPr>
+        <w:t>商务评分是否足够</w:t>
+      </w:r>
+    </w:p>
+    <w:p>
+      <w:pPr>
+        <w:spacing w:before="0" w:after="40" w:line="307" w:lineRule="auto"/>
+        <w:ind w:left="227"/>
+        <w:jc w:val="both"/>
+        <w:keepLines/>
+        <w:keepNext/>
+      </w:pPr>
+      <w:r>
+        <w:rPr>
+          <w:rFonts w:ascii="黑体" w:hAnsi="黑体" w:eastAsia="黑体" w:cs="黑体"/>
+          <w:b/>
+          <w:color w:val="1F4E79"/>
+          <w:sz w:val="24"/>
+        </w:rPr>
+        <w:t xml:space="preserve">4.  </w:t>
+      </w:r>
+      <w:r>
+        <w:rPr>
+          <w:rFonts w:ascii="宋体" w:hAnsi="宋体" w:eastAsia="宋体" w:cs="宋体"/>
+          <w:b w:val="0"/>
+          <w:color w:val="222222"/>
+          <w:sz w:val="24"/>
+        </w:rPr>
+        <w:t>谁负责哪几章</w:t>
+      </w:r>
+    </w:p>
+    <w:p>
+      <w:pPr>
+        <w:spacing w:before="0" w:after="40" w:line="307" w:lineRule="auto"/>
+        <w:ind w:left="227"/>
+        <w:jc w:val="both"/>
+        <w:keepLines/>
+      </w:pPr>
+      <w:r>
+        <w:rPr>
+          <w:rFonts w:ascii="黑体" w:hAnsi="黑体" w:eastAsia="黑体" w:cs="黑体"/>
+          <w:b/>
+          <w:color w:val="1F4E79"/>
+          <w:sz w:val="24"/>
+        </w:rPr>
+        <w:t xml:space="preserve">5.  </w:t>
+      </w:r>
+      <w:r>
+        <w:rPr>
+          <w:rFonts w:ascii="宋体" w:hAnsi="宋体" w:eastAsia="宋体" w:cs="宋体"/>
+          <w:b w:val="0"/>
+          <w:color w:val="222222"/>
+          <w:sz w:val="24"/>
+        </w:rPr>
+        <w:t>谁负责最终投标上传</w:t>
+      </w:r>
+    </w:p>
+    <w:p>
+      <w:pPr>
+        <w:spacing w:before="200" w:after="120" w:line="300" w:lineRule="auto"/>
+        <w:jc w:val="left"/>
+        <w:keepLines/>
+        <w:keepNext/>
+        <w:pBdr>
+          <w:bottom w:val="single" w:sz="12" w:space="3" w:color="1F4E79"/>
+        </w:pBdr>
+      </w:pPr>
+      <w:r>
+        <w:rPr>
+          <w:rFonts w:ascii="黑体" w:hAnsi="黑体" w:eastAsia="黑体" w:cs="黑体"/>
+          <w:b/>
+          <w:color w:val="1F4E79"/>
+          <w:sz w:val="28"/>
+        </w:rPr>
+        <w:t>十三、当前工作重点</w:t>
       </w:r>
     </w:p>
     <w:tbl>
@@ -3588,7 +8407,7 @@
                 <w:color w:val="222222"/>
                 <w:sz w:val="22"/>
               </w:rPr>
-              <w:t>重庆大学设计总院当前首要任务，是在2026年9月18日18:00前完成重庆政府采购网正式报名，并确认系统显示“合法获取采购文件”或“报名审核通过”。完成后，将系统正式下载的全部磋商文件和附件发送复旦项目组，双方再按评分标准开展联合投标。</w:t>
+              <w:t>重庆大学设计总院当前首要任务，是在2026年9月18日18:00前完成重庆政府采购网正式报名，并确认系统显示“合法获取采购文件”或“报名审核通过”。完成后，将系统正式下载的全部磋商文件和附件发送复旦项目组，双方按评分标准确定联合体结构并开展联合投标。</w:t>
             </w:r>
           </w:p>
         </w:tc>
@@ -3695,7 +8514,7 @@
         <w:color w:val="595959"/>
         <w:sz w:val="18"/>
       </w:rPr>
-      <w:t>内部工作文件  ·  报名及采购文件获取操作指引</w:t>
+      <w:t>内部工作文件  ·  联合投标工作方案</w:t>
     </w:r>
   </w:p>
 </w:hdr>
